--- a/00-首页/题组Word/第一轮·竞赛教材版/第一轮原理·5-化学平衡（学生版-打印版）.docx
+++ b/00-首页/题组Word/第一轮·竞赛教材版/第一轮原理·5-化学平衡（学生版-打印版）.docx
@@ -3105,26 +3105,13 @@
       <w:pPr>
         <w:pStyle w:val="FirstParagraph"/>
         <w:ind w:left="480" w:hanging="480"/>
-        <w:spacing w:before="0" w:after="0"/>
-      </w:pPr>
-      <w:r>
-        <w:rPr>
-          <w:rFonts w:hint="eastAsia" w:ascii="Times New Roman" w:hAnsi="Times New Roman" w:eastAsia="Times New Roman" w:cs="Times New Roman"/>
-        </w:rPr>
-        <w:t>(C)·c</w:t>
-      </w:r>
-    </w:p>
-    <w:p>
-      <w:pPr>
-        <w:pStyle w:val="FirstParagraph"/>
-        <w:ind w:left="480" w:hanging="480"/>
         <w:spacing w:before="0" w:after="180"/>
       </w:pPr>
       <w:r>
         <w:rPr>
           <w:rFonts w:hint="eastAsia" w:ascii="Times New Roman" w:hAnsi="Times New Roman" w:eastAsia="Times New Roman" w:cs="Times New Roman"/>
         </w:rPr>
-        <w:t>(D)，</w:t>
+        <w:t>(C)·c(D)，</w:t>
       </w:r>
       <w:r>
         <w:rPr>

--- a/00-首页/题组Word/第一轮·竞赛教材版/第一轮原理·5-化学平衡（学生版-打印版）.docx
+++ b/00-首页/题组Word/第一轮·竞赛教材版/第一轮原理·5-化学平衡（学生版-打印版）.docx
@@ -4430,7 +4430,7 @@
         <m:sSup>
           <m:e>
             <m:r>
-              <m:t>​</m:t>
+              <m:t xml:space="preserve"> </m:t>
             </m:r>
           </m:e>
           <m:sup>
@@ -4650,7 +4650,7 @@
         <m:sSup>
           <m:e>
             <m:r>
-              <m:t>​</m:t>
+              <m:t xml:space="preserve"> </m:t>
             </m:r>
           </m:e>
           <m:sup>
@@ -18574,7 +18574,7 @@
               <m:sSup>
                 <m:e>
                   <m:r>
-                    <m:t>​</m:t>
+                    <m:t xml:space="preserve"> </m:t>
                   </m:r>
                 </m:e>
                 <m:sup>
@@ -19979,7 +19979,7 @@
         <m:sSub>
           <m:e>
             <m:r>
-              <m:t>​</m:t>
+              <m:t xml:space="preserve"> </m:t>
             </m:r>
           </m:e>
           <m:sub>
@@ -20011,7 +20011,7 @@
         <m:sSub>
           <m:e>
             <m:r>
-              <m:t>​</m:t>
+              <m:t xml:space="preserve"> </m:t>
             </m:r>
           </m:e>
           <m:sub>

--- a/00-首页/题组Word/第一轮·竞赛教材版/第一轮原理·5-化学平衡（学生版-打印版）.docx
+++ b/00-首页/题组Word/第一轮·竞赛教材版/第一轮原理·5-化学平衡（学生版-打印版）.docx
@@ -289,6 +289,7 @@
     <w:p>
       <w:pPr>
         <w:pStyle w:val="Compact"/>
+        <w:spacing w:before="0" w:after="0"/>
       </w:pPr>
       <w:r>
         <w:rPr>
@@ -355,6 +356,7 @@
     <w:p>
       <w:pPr>
         <w:pStyle w:val="Compact"/>
+        <w:spacing w:before="0" w:after="0"/>
       </w:pPr>
       <w:r>
         <w:rPr>
@@ -378,6 +380,7 @@
     <w:p>
       <w:pPr>
         <w:pStyle w:val="Compact"/>
+        <w:spacing w:before="0" w:after="0"/>
       </w:pPr>
       <w:r>
         <w:rPr>
@@ -425,6 +428,7 @@
     <w:p>
       <w:pPr>
         <w:pStyle w:val="Compact"/>
+        <w:spacing w:before="0" w:after="0"/>
       </w:pPr>
       <w:r>
         <w:rPr>
@@ -598,6 +602,7 @@
     <w:p>
       <w:pPr>
         <w:pStyle w:val="Compact"/>
+        <w:spacing w:before="0" w:after="0"/>
       </w:pPr>
       <w:r>
         <w:rPr>
@@ -639,6 +644,7 @@
     <w:p>
       <w:pPr>
         <w:pStyle w:val="Compact"/>
+        <w:spacing w:before="0" w:after="0"/>
       </w:pPr>
       <w:r>
         <w:rPr>
@@ -712,6 +718,7 @@
     <w:p>
       <w:pPr>
         <w:pStyle w:val="Compact"/>
+        <w:spacing w:before="0" w:after="0"/>
       </w:pPr>
       <w:r>
         <w:rPr>
@@ -729,6 +736,7 @@
     <w:p>
       <w:pPr>
         <w:pStyle w:val="Compact"/>
+        <w:spacing w:before="0" w:after="0"/>
       </w:pPr>
       <w:r>
         <w:rPr>
@@ -1010,6 +1018,14 @@
       <w:tblPr>
         <w:tblStyle w:val="Table"/>
         <w:tblW w:type="auto" w:w="0"/>
+        <w:tblBorders>
+          <w:top w:val="single" w:sz="12" w:space="0" w:color="000000"/>
+          <w:left w:val="none" w:sz="0" w:space="0" w:color="auto"/>
+          <w:bottom w:val="single" w:sz="12" w:space="0" w:color="000000"/>
+          <w:right w:val="none" w:sz="0" w:space="0" w:color="auto"/>
+          <w:insideH w:val="none" w:sz="0" w:space="0" w:color="auto"/>
+          <w:insideV w:val="none" w:sz="0" w:space="0" w:color="auto"/>
+        </w:tblBorders>
         <w:tblLook w:firstRow="1" w:lastRow="0" w:firstColumn="0" w:lastColumn="0" w:noHBand="0" w:noVBand="0" w:val="0020"/>
       </w:tblPr>
       <w:tblGrid>
@@ -1022,7 +1038,11 @@
           <w:tblHeader w:val="on"/>
         </w:trPr>
         <w:tc>
-          <w:tcPr/>
+          <w:tcPr>
+            <w:tcBorders>
+              <w:bottom w:val="single" w:sz="8" w:space="0" w:color="000000"/>
+            </w:tcBorders>
+          </w:tcPr>
           <w:p>
             <w:pPr>
               <w:pStyle w:val="Compact"/>
@@ -1045,7 +1065,11 @@
           </w:p>
         </w:tc>
         <w:tc>
-          <w:tcPr/>
+          <w:tcPr>
+            <w:tcBorders>
+              <w:bottom w:val="single" w:sz="8" w:space="0" w:color="000000"/>
+            </w:tcBorders>
+          </w:tcPr>
           <w:p>
             <w:pPr>
               <w:pStyle w:val="Compact"/>
@@ -1061,7 +1085,11 @@
           </w:p>
         </w:tc>
         <w:tc>
-          <w:tcPr/>
+          <w:tcPr>
+            <w:tcBorders>
+              <w:bottom w:val="single" w:sz="8" w:space="0" w:color="000000"/>
+            </w:tcBorders>
+          </w:tcPr>
           <w:p>
             <w:pPr>
               <w:pStyle w:val="Compact"/>
@@ -1263,6 +1291,7 @@
     <w:p>
       <w:pPr>
         <w:pStyle w:val="Compact"/>
+        <w:spacing w:before="0" w:after="0"/>
       </w:pPr>
       <w:r>
         <w:rPr>
@@ -1357,6 +1386,7 @@
     <w:p>
       <w:pPr>
         <w:pStyle w:val="Compact"/>
+        <w:spacing w:before="0" w:after="0"/>
       </w:pPr>
       <w:r>
         <w:rPr>
@@ -1442,6 +1472,7 @@
     <w:p>
       <w:pPr>
         <w:pStyle w:val="Compact"/>
+        <w:spacing w:before="0" w:after="0"/>
       </w:pPr>
       <w:r>
         <w:rPr>
@@ -1514,6 +1545,7 @@
     <w:p>
       <w:pPr>
         <w:pStyle w:val="Compact"/>
+        <w:spacing w:before="0" w:after="0"/>
       </w:pPr>
       <w:r>
         <w:rPr>
@@ -1795,6 +1827,7 @@
     <w:p>
       <w:pPr>
         <w:pStyle w:val="Compact"/>
+        <w:spacing w:before="0" w:after="0"/>
       </w:pPr>
       <w:r>
         <w:rPr>
@@ -1849,6 +1882,7 @@
     <w:p>
       <w:pPr>
         <w:pStyle w:val="Compact"/>
+        <w:spacing w:before="0" w:after="0"/>
       </w:pPr>
       <w:r>
         <w:rPr>
@@ -1916,6 +1950,7 @@
     <w:p>
       <w:pPr>
         <w:pStyle w:val="Compact"/>
+        <w:spacing w:before="0" w:after="0"/>
       </w:pPr>
       <w:r>
         <w:rPr>
@@ -1994,6 +2029,7 @@
     <w:p>
       <w:pPr>
         <w:pStyle w:val="Compact"/>
+        <w:spacing w:before="0" w:after="0"/>
       </w:pPr>
       <w:r>
         <w:rPr>
@@ -2963,8 +2999,8 @@
     <w:p>
       <w:pPr>
         <w:pStyle w:val="FirstParagraph"/>
+        <w:spacing w:before="0" w:after="0"/>
         <w:ind w:left="480" w:hanging="480"/>
-        <w:spacing w:after="0"/>
       </w:pPr>
       <w:r>
         <w:rPr>
@@ -3066,180 +3102,184 @@
     <w:p>
       <w:pPr>
         <w:pStyle w:val="FirstParagraph"/>
+        <w:spacing w:before="0" w:after="0"/>
         <w:ind w:left="480" w:hanging="480"/>
+      </w:pPr>
+      <w:r>
+        <w:rPr>
+          <w:rFonts w:hint="eastAsia" w:ascii="Times New Roman" w:hAnsi="Times New Roman" w:eastAsia="Times New Roman" w:cs="Times New Roman"/>
+        </w:rPr>
+        <w:t>(A)·c</w:t>
+      </w:r>
+    </w:p>
+    <w:p>
+      <w:pPr>
+        <w:pStyle w:val="FirstParagraph"/>
         <w:spacing w:before="0" w:after="0"/>
-      </w:pPr>
-      <w:r>
-        <w:rPr>
-          <w:rFonts w:hint="eastAsia" w:ascii="Times New Roman" w:hAnsi="Times New Roman" w:eastAsia="Times New Roman" w:cs="Times New Roman"/>
-        </w:rPr>
-        <w:t>(A)·c</w:t>
+        <w:ind w:left="480" w:hanging="480"/>
+      </w:pPr>
+      <w:r>
+        <w:rPr>
+          <w:rFonts w:hint="eastAsia" w:ascii="Times New Roman" w:hAnsi="Times New Roman" w:eastAsia="Times New Roman" w:cs="Times New Roman"/>
+        </w:rPr>
+        <w:t>(B)</w:t>
+      </w:r>
+      <w:r>
+        <w:rPr>
+          <w:rFonts w:ascii="Times New Roman" w:hAnsi="Times New Roman" w:eastAsia="Times New Roman" w:cs="Times New Roman"/>
+        </w:rPr>
+        <w:t xml:space="preserve"> = </w:t>
+      </w:r>
+      <w:r>
+        <w:rPr>
+          <w:rFonts w:hint="eastAsia" w:ascii="Times New Roman" w:hAnsi="Times New Roman" w:eastAsia="Times New Roman" w:cs="Times New Roman"/>
+        </w:rPr>
+        <w:t>c</w:t>
       </w:r>
     </w:p>
     <w:p>
       <w:pPr>
         <w:pStyle w:val="FirstParagraph"/>
+        <w:spacing w:before="0" w:after="0"/>
         <w:ind w:left="480" w:hanging="480"/>
+      </w:pPr>
+      <w:r>
+        <w:rPr>
+          <w:rFonts w:hint="eastAsia" w:ascii="Times New Roman" w:hAnsi="Times New Roman" w:eastAsia="Times New Roman" w:cs="Times New Roman"/>
+        </w:rPr>
+        <w:t>(C)·c(D)，</w:t>
+      </w:r>
+      <w:r>
+        <w:rPr>
+          <w:rFonts w:hint="eastAsia" w:ascii="Times New Roman" w:hAnsi="Times New Roman" w:eastAsia="FangSong" w:cs="Times New Roman"/>
+        </w:rPr>
+        <w:t>然后在温度不变的情况下</w:t>
+      </w:r>
+      <w:r>
+        <w:rPr>
+          <w:rFonts w:hint="eastAsia" w:ascii="Times New Roman" w:hAnsi="Times New Roman" w:eastAsia="Times New Roman" w:cs="Times New Roman"/>
+        </w:rPr>
+        <w:t>，</w:t>
+      </w:r>
+      <w:r>
+        <w:rPr>
+          <w:rFonts w:hint="eastAsia" w:ascii="Times New Roman" w:hAnsi="Times New Roman" w:eastAsia="FangSong" w:cs="Times New Roman"/>
+        </w:rPr>
+        <w:t>扩大容器容积至原来</w:t>
+      </w:r>
+      <w:r>
+        <w:rPr>
+          <w:rFonts w:ascii="Times New Roman" w:hAnsi="Times New Roman" w:eastAsia="Times New Roman" w:cs="Times New Roman"/>
+        </w:rPr>
+        <w:t xml:space="preserve"> 10 </w:t>
+      </w:r>
+      <w:r>
+        <w:rPr>
+          <w:rFonts w:hint="eastAsia" w:ascii="Times New Roman" w:hAnsi="Times New Roman" w:eastAsia="FangSong" w:cs="Times New Roman"/>
+        </w:rPr>
+        <w:t>倍</w:t>
+      </w:r>
+      <w:r>
+        <w:rPr>
+          <w:rFonts w:hint="eastAsia" w:ascii="Times New Roman" w:hAnsi="Times New Roman" w:eastAsia="Times New Roman" w:cs="Times New Roman"/>
+        </w:rPr>
+        <w:t>，</w:t>
+      </w:r>
+      <w:r>
+        <w:rPr>
+          <w:rFonts w:hint="eastAsia" w:ascii="Times New Roman" w:hAnsi="Times New Roman" w:eastAsia="FangSong" w:cs="Times New Roman"/>
+        </w:rPr>
+        <w:t>结果</w:t>
+      </w:r>
+      <w:r>
+        <w:rPr>
+          <w:rFonts w:ascii="Times New Roman" w:hAnsi="Times New Roman" w:eastAsia="Times New Roman" w:cs="Times New Roman"/>
+        </w:rPr>
+        <w:t xml:space="preserve"> A </w:t>
+      </w:r>
+      <w:r>
+        <w:rPr>
+          <w:rFonts w:hint="eastAsia" w:ascii="Times New Roman" w:hAnsi="Times New Roman" w:eastAsia="FangSong" w:cs="Times New Roman"/>
+        </w:rPr>
+        <w:t>的百分含量始终未有改变</w:t>
+      </w:r>
+      <w:r>
+        <w:rPr>
+          <w:rFonts w:hint="eastAsia" w:ascii="Times New Roman" w:hAnsi="Times New Roman" w:eastAsia="Times New Roman" w:cs="Times New Roman"/>
+        </w:rPr>
+        <w:t>，</w:t>
+      </w:r>
+      <w:r>
+        <w:rPr>
+          <w:rFonts w:hint="eastAsia" w:ascii="Times New Roman" w:hAnsi="Times New Roman" w:eastAsia="FangSong" w:cs="Times New Roman"/>
+        </w:rPr>
+        <w:t>则下列说法错误的是</w:t>
+      </w:r>
+    </w:p>
+    <w:p>
+      <w:pPr>
+        <w:pStyle w:val="Compact"/>
         <w:spacing w:before="0" w:after="0"/>
       </w:pPr>
       <w:r>
         <w:rPr>
-          <w:rFonts w:hint="eastAsia" w:ascii="Times New Roman" w:hAnsi="Times New Roman" w:eastAsia="Times New Roman" w:cs="Times New Roman"/>
-        </w:rPr>
-        <w:t>(B)</w:t>
-      </w:r>
-      <w:r>
-        <w:rPr>
-          <w:rFonts w:ascii="Times New Roman" w:hAnsi="Times New Roman" w:eastAsia="Times New Roman" w:cs="Times New Roman"/>
-        </w:rPr>
-        <w:t xml:space="preserve"> = </w:t>
-      </w:r>
-      <w:r>
-        <w:rPr>
-          <w:rFonts w:hint="eastAsia" w:ascii="Times New Roman" w:hAnsi="Times New Roman" w:eastAsia="Times New Roman" w:cs="Times New Roman"/>
-        </w:rPr>
-        <w:t>c</w:t>
-      </w:r>
-    </w:p>
-    <w:p>
-      <w:pPr>
-        <w:pStyle w:val="FirstParagraph"/>
-        <w:ind w:left="480" w:hanging="480"/>
-        <w:spacing w:before="0" w:after="180"/>
-      </w:pPr>
-      <w:r>
-        <w:rPr>
-          <w:rFonts w:hint="eastAsia" w:ascii="Times New Roman" w:hAnsi="Times New Roman" w:eastAsia="Times New Roman" w:cs="Times New Roman"/>
-        </w:rPr>
-        <w:t>(C)·c(D)，</w:t>
-      </w:r>
-      <w:r>
-        <w:rPr>
-          <w:rFonts w:hint="eastAsia" w:ascii="Times New Roman" w:hAnsi="Times New Roman" w:eastAsia="FangSong" w:cs="Times New Roman"/>
-        </w:rPr>
-        <w:t>然后在温度不变的情况下</w:t>
-      </w:r>
-      <w:r>
-        <w:rPr>
-          <w:rFonts w:hint="eastAsia" w:ascii="Times New Roman" w:hAnsi="Times New Roman" w:eastAsia="Times New Roman" w:cs="Times New Roman"/>
-        </w:rPr>
-        <w:t>，</w:t>
-      </w:r>
-      <w:r>
-        <w:rPr>
-          <w:rFonts w:hint="eastAsia" w:ascii="Times New Roman" w:hAnsi="Times New Roman" w:eastAsia="FangSong" w:cs="Times New Roman"/>
-        </w:rPr>
-        <w:t>扩大容器容积至原来</w:t>
-      </w:r>
-      <w:r>
-        <w:rPr>
-          <w:rFonts w:ascii="Times New Roman" w:hAnsi="Times New Roman" w:eastAsia="Times New Roman" w:cs="Times New Roman"/>
-        </w:rPr>
-        <w:t xml:space="preserve"> 10 </w:t>
-      </w:r>
-      <w:r>
-        <w:rPr>
-          <w:rFonts w:hint="eastAsia" w:ascii="Times New Roman" w:hAnsi="Times New Roman" w:eastAsia="FangSong" w:cs="Times New Roman"/>
-        </w:rPr>
-        <w:t>倍</w:t>
-      </w:r>
-      <w:r>
-        <w:rPr>
-          <w:rFonts w:hint="eastAsia" w:ascii="Times New Roman" w:hAnsi="Times New Roman" w:eastAsia="Times New Roman" w:cs="Times New Roman"/>
-        </w:rPr>
-        <w:t>，</w:t>
-      </w:r>
-      <w:r>
-        <w:rPr>
-          <w:rFonts w:hint="eastAsia" w:ascii="Times New Roman" w:hAnsi="Times New Roman" w:eastAsia="FangSong" w:cs="Times New Roman"/>
-        </w:rPr>
-        <w:t>结果</w:t>
-      </w:r>
-      <w:r>
-        <w:rPr>
-          <w:rFonts w:ascii="Times New Roman" w:hAnsi="Times New Roman" w:eastAsia="Times New Roman" w:cs="Times New Roman"/>
-        </w:rPr>
-        <w:t xml:space="preserve"> A </w:t>
-      </w:r>
-      <w:r>
-        <w:rPr>
-          <w:rFonts w:hint="eastAsia" w:ascii="Times New Roman" w:hAnsi="Times New Roman" w:eastAsia="FangSong" w:cs="Times New Roman"/>
-        </w:rPr>
-        <w:t>的百分含量始终未有改变</w:t>
-      </w:r>
-      <w:r>
-        <w:rPr>
-          <w:rFonts w:hint="eastAsia" w:ascii="Times New Roman" w:hAnsi="Times New Roman" w:eastAsia="Times New Roman" w:cs="Times New Roman"/>
-        </w:rPr>
-        <w:t>，</w:t>
-      </w:r>
-      <w:r>
-        <w:rPr>
-          <w:rFonts w:hint="eastAsia" w:ascii="Times New Roman" w:hAnsi="Times New Roman" w:eastAsia="FangSong" w:cs="Times New Roman"/>
-        </w:rPr>
-        <w:t>则下列说法错误的是</w:t>
+          <w:rFonts w:ascii="Times New Roman" w:hAnsi="Times New Roman" w:eastAsia="Times New Roman" w:cs="Times New Roman"/>
+        </w:rPr>
+        <w:t xml:space="preserve">A. a = 1</w:t>
       </w:r>
     </w:p>
     <w:p>
       <w:pPr>
         <w:pStyle w:val="Compact"/>
-      </w:pPr>
-      <w:r>
-        <w:rPr>
-          <w:rFonts w:ascii="Times New Roman" w:hAnsi="Times New Roman" w:eastAsia="Times New Roman" w:cs="Times New Roman"/>
-        </w:rPr>
-        <w:t xml:space="preserve">A. a = 1</w:t>
+        <w:spacing w:before="0" w:after="0"/>
+      </w:pPr>
+      <w:r>
+        <w:rPr>
+          <w:rFonts w:ascii="Times New Roman" w:hAnsi="Times New Roman" w:eastAsia="Times New Roman" w:cs="Times New Roman"/>
+        </w:rPr>
+        <w:t xml:space="preserve">B. B </w:t>
+      </w:r>
+      <w:r>
+        <w:rPr>
+          <w:rFonts w:hint="eastAsia" w:ascii="Times New Roman" w:hAnsi="Times New Roman" w:eastAsia="FangSong" w:cs="Times New Roman"/>
+        </w:rPr>
+        <w:t xml:space="preserve">的转化率为</w:t>
+      </w:r>
+      <w:r>
+        <w:rPr>
+          <w:rFonts w:ascii="Times New Roman" w:hAnsi="Times New Roman" w:eastAsia="Times New Roman" w:cs="Times New Roman"/>
+        </w:rPr>
+        <w:t xml:space="preserve"> 24%</w:t>
       </w:r>
     </w:p>
     <w:p>
       <w:pPr>
         <w:pStyle w:val="Compact"/>
-      </w:pPr>
-      <w:r>
-        <w:rPr>
-          <w:rFonts w:ascii="Times New Roman" w:hAnsi="Times New Roman" w:eastAsia="Times New Roman" w:cs="Times New Roman"/>
-        </w:rPr>
-        <w:t xml:space="preserve">B. B </w:t>
-      </w:r>
-      <w:r>
-        <w:rPr>
-          <w:rFonts w:hint="eastAsia" w:ascii="Times New Roman" w:hAnsi="Times New Roman" w:eastAsia="FangSong" w:cs="Times New Roman"/>
-        </w:rPr>
-        <w:t xml:space="preserve">的转化率为</w:t>
-      </w:r>
-      <w:r>
-        <w:rPr>
-          <w:rFonts w:ascii="Times New Roman" w:hAnsi="Times New Roman" w:eastAsia="Times New Roman" w:cs="Times New Roman"/>
-        </w:rPr>
-        <w:t xml:space="preserve"> 24%</w:t>
+        <w:spacing w:before="0" w:after="0"/>
+      </w:pPr>
+      <w:r>
+        <w:rPr>
+          <w:rFonts w:ascii="Times New Roman" w:hAnsi="Times New Roman" w:eastAsia="Times New Roman" w:cs="Times New Roman"/>
+        </w:rPr>
+        <w:t xml:space="preserve">C. </w:t>
+      </w:r>
+      <w:r>
+        <w:rPr>
+          <w:rFonts w:hint="eastAsia" w:ascii="Times New Roman" w:hAnsi="Times New Roman" w:eastAsia="FangSong" w:cs="Times New Roman"/>
+        </w:rPr>
+        <w:t xml:space="preserve">平衡常数</w:t>
+      </w:r>
+      <w:r>
+        <w:rPr>
+          <w:rFonts w:ascii="Times New Roman" w:hAnsi="Times New Roman" w:eastAsia="Times New Roman" w:cs="Times New Roman"/>
+        </w:rPr>
+        <w:t xml:space="preserve"> K = 1</w:t>
       </w:r>
     </w:p>
     <w:p>
       <w:pPr>
         <w:pStyle w:val="Compact"/>
-      </w:pPr>
-      <w:r>
-        <w:rPr>
-          <w:rFonts w:ascii="Times New Roman" w:hAnsi="Times New Roman" w:eastAsia="Times New Roman" w:cs="Times New Roman"/>
-        </w:rPr>
-        <w:t xml:space="preserve">C. </w:t>
-      </w:r>
-      <w:r>
-        <w:rPr>
-          <w:rFonts w:hint="eastAsia" w:ascii="Times New Roman" w:hAnsi="Times New Roman" w:eastAsia="FangSong" w:cs="Times New Roman"/>
-        </w:rPr>
-        <w:t xml:space="preserve">平衡常数</w:t>
-      </w:r>
-      <w:r>
-        <w:rPr>
-          <w:rFonts w:ascii="Times New Roman" w:hAnsi="Times New Roman" w:eastAsia="Times New Roman" w:cs="Times New Roman"/>
-        </w:rPr>
-        <w:t xml:space="preserve"> K = 1</w:t>
-      </w:r>
-    </w:p>
-    <w:p>
-      <w:pPr>
-        <w:pStyle w:val="Compact"/>
+        <w:spacing w:before="0" w:after="0"/>
       </w:pPr>
       <w:r>
         <w:rPr>
@@ -3580,6 +3620,7 @@
     <w:p>
       <w:pPr>
         <w:pStyle w:val="Compact"/>
+        <w:spacing w:before="0" w:after="0"/>
       </w:pPr>
       <w:r>
         <w:rPr>
@@ -3670,6 +3711,7 @@
     <w:p>
       <w:pPr>
         <w:pStyle w:val="Compact"/>
+        <w:spacing w:before="0" w:after="0"/>
       </w:pPr>
       <w:r>
         <w:rPr>
@@ -3723,6 +3765,7 @@
     <w:p>
       <w:pPr>
         <w:pStyle w:val="Compact"/>
+        <w:spacing w:before="0" w:after="0"/>
       </w:pPr>
       <w:r>
         <w:rPr>
@@ -3752,6 +3795,7 @@
     <w:p>
       <w:pPr>
         <w:pStyle w:val="Compact"/>
+        <w:spacing w:before="0" w:after="0"/>
       </w:pPr>
       <w:r>
         <w:rPr>
@@ -5875,8 +5919,8 @@
     <w:p>
       <w:pPr>
         <w:pStyle w:val="BodyText"/>
+        <w:spacing w:before="0" w:after="0"/>
         <w:ind w:left="480" w:hanging="480"/>
-        <w:spacing w:after="0"/>
       </w:pPr>
       <w:r>
         <w:rPr>
@@ -5900,8 +5944,8 @@
     <w:p>
       <w:pPr>
         <w:pStyle w:val="BodyText"/>
+        <w:spacing w:before="0" w:after="0"/>
         <w:ind w:left="480" w:hanging="480"/>
-        <w:spacing w:before="0" w:after="0"/>
       </w:pPr>
       <w:r>
         <w:rPr>
@@ -5972,8 +6016,8 @@
     <w:p>
       <w:pPr>
         <w:pStyle w:val="BodyText"/>
+        <w:spacing w:before="0" w:after="0"/>
         <w:ind w:left="480" w:hanging="480"/>
-        <w:spacing w:before="0" w:after="0"/>
       </w:pPr>
       <w:r>
         <w:rPr>
@@ -6047,8 +6091,8 @@
     <w:p>
       <w:pPr>
         <w:pStyle w:val="BodyText"/>
+        <w:spacing w:before="0" w:after="0"/>
         <w:ind w:left="480" w:hanging="480"/>
-        <w:spacing w:before="0" w:after="180"/>
       </w:pPr>
       <w:r>
         <w:rPr>
@@ -6608,8 +6652,8 @@
     <w:p>
       <w:pPr>
         <w:pStyle w:val="FirstParagraph"/>
+        <w:spacing w:before="0" w:after="0"/>
         <w:ind w:left="480" w:hanging="480"/>
-        <w:spacing w:after="0"/>
       </w:pPr>
       <w:r>
         <w:rPr>
@@ -6639,8 +6683,8 @@
     <w:p>
       <w:pPr>
         <w:pStyle w:val="FirstParagraph"/>
+        <w:spacing w:before="0" w:after="0"/>
         <w:ind w:left="480" w:hanging="480"/>
-        <w:spacing w:before="0" w:after="0"/>
       </w:pPr>
       <w:r>
         <w:rPr>
@@ -6708,8 +6752,8 @@
     <w:p>
       <w:pPr>
         <w:pStyle w:val="FirstParagraph"/>
+        <w:spacing w:before="0" w:after="0"/>
         <w:ind w:left="480" w:hanging="480"/>
-        <w:spacing w:before="0" w:after="0"/>
       </w:pPr>
       <w:r>
         <w:rPr>
@@ -6771,8 +6815,8 @@
     <w:p>
       <w:pPr>
         <w:pStyle w:val="FirstParagraph"/>
+        <w:spacing w:before="0" w:after="0"/>
         <w:ind w:left="480" w:hanging="480"/>
-        <w:spacing w:before="0" w:after="0"/>
       </w:pPr>
       <w:r>
         <w:rPr>
@@ -6872,8 +6916,8 @@
     <w:p>
       <w:pPr>
         <w:pStyle w:val="FirstParagraph"/>
+        <w:spacing w:before="0" w:after="0"/>
         <w:ind w:left="480" w:hanging="480"/>
-        <w:spacing w:before="0" w:after="180"/>
       </w:pPr>
       <w:r>
         <w:rPr>
@@ -7139,6 +7183,7 @@
     <w:p>
       <w:pPr>
         <w:pStyle w:val="BodyText"/>
+        <w:spacing w:before="0" w:after="0"/>
       </w:pPr>
       <w:r>
         <w:rPr>
@@ -7168,6 +7213,7 @@
     <w:p>
       <w:pPr>
         <w:pStyle w:val="BodyText"/>
+        <w:spacing w:before="0" w:after="0"/>
       </w:pPr>
       <w:r>
         <w:rPr>
@@ -7197,6 +7243,7 @@
     <w:p>
       <w:pPr>
         <w:pStyle w:val="BodyText"/>
+        <w:spacing w:before="0" w:after="0"/>
       </w:pPr>
       <w:r>
         <w:rPr>
@@ -7226,6 +7273,7 @@
     <w:p>
       <w:pPr>
         <w:pStyle w:val="BodyText"/>
+        <w:spacing w:before="0" w:after="0"/>
       </w:pPr>
       <w:r>
         <w:rPr>
@@ -18512,6 +18560,14 @@
         <w:tblStyle w:val="Table"/>
         <w:tblW w:type="pct" w:w="5000"/>
         <w:tblLayout w:type="fixed"/>
+        <w:tblBorders>
+          <w:top w:val="single" w:sz="12" w:space="0" w:color="000000"/>
+          <w:left w:val="none" w:sz="0" w:space="0" w:color="auto"/>
+          <w:bottom w:val="single" w:sz="12" w:space="0" w:color="000000"/>
+          <w:right w:val="none" w:sz="0" w:space="0" w:color="auto"/>
+          <w:insideH w:val="none" w:sz="0" w:space="0" w:color="auto"/>
+          <w:insideV w:val="none" w:sz="0" w:space="0" w:color="auto"/>
+        </w:tblBorders>
         <w:tblLook w:firstRow="1" w:lastRow="0" w:firstColumn="0" w:lastColumn="0" w:noHBand="0" w:noVBand="0" w:val="0020"/>
       </w:tblPr>
       <w:tblGrid>
@@ -18524,7 +18580,11 @@
           <w:tblHeader w:val="on"/>
         </w:trPr>
         <w:tc>
-          <w:tcPr/>
+          <w:tcPr>
+            <w:tcBorders>
+              <w:bottom w:val="single" w:sz="8" w:space="0" w:color="000000"/>
+            </w:tcBorders>
+          </w:tcPr>
           <w:p>
             <w:pPr>
               <w:pStyle w:val="Compact"/>
@@ -18540,7 +18600,11 @@
           </w:p>
         </w:tc>
         <w:tc>
-          <w:tcPr/>
+          <w:tcPr>
+            <w:tcBorders>
+              <w:bottom w:val="single" w:sz="8" w:space="0" w:color="000000"/>
+            </w:tcBorders>
+          </w:tcPr>
           <w:p>
             <w:pPr>
               <w:pStyle w:val="Compact"/>
@@ -18640,7 +18704,11 @@
           </w:p>
         </w:tc>
         <w:tc>
-          <w:tcPr/>
+          <w:tcPr>
+            <w:tcBorders>
+              <w:bottom w:val="single" w:sz="8" w:space="0" w:color="000000"/>
+            </w:tcBorders>
+          </w:tcPr>
           <w:p>
             <w:pPr>
               <w:pStyle w:val="Compact"/>
@@ -25968,6 +26036,7 @@
     <w:p>
       <w:pPr>
         <w:pStyle w:val="BodyText"/>
+        <w:spacing w:before="0" w:after="0"/>
       </w:pPr>
       <w:r>
         <w:rPr>
@@ -25985,8 +26054,8 @@
     <w:p>
       <w:pPr>
         <w:pStyle w:val="BodyText"/>
+        <w:spacing w:before="0" w:after="0"/>
         <w:ind w:left="480" w:hanging="480"/>
-        <w:spacing w:after="0"/>
       </w:pPr>
       <w:r>
         <w:rPr>
@@ -26010,104 +26079,106 @@
     <w:p>
       <w:pPr>
         <w:pStyle w:val="BodyText"/>
+        <w:spacing w:before="0" w:after="0"/>
         <w:ind w:left="480" w:hanging="480"/>
+      </w:pPr>
+      <w:r>
+        <w:rPr>
+          <w:rFonts w:hint="eastAsia" w:ascii="Times New Roman" w:hAnsi="Times New Roman" w:eastAsia="Times New Roman" w:cs="Times New Roman"/>
+        </w:rPr>
+        <w:t>(A):n</w:t>
+      </w:r>
+    </w:p>
+    <w:p>
+      <w:pPr>
+        <w:pStyle w:val="BodyText"/>
         <w:spacing w:before="0" w:after="0"/>
-      </w:pPr>
-      <w:r>
-        <w:rPr>
-          <w:rFonts w:hint="eastAsia" w:ascii="Times New Roman" w:hAnsi="Times New Roman" w:eastAsia="Times New Roman" w:cs="Times New Roman"/>
-        </w:rPr>
-        <w:t>(A):n</w:t>
+        <w:ind w:left="480" w:hanging="480"/>
+      </w:pPr>
+      <w:r>
+        <w:rPr>
+          <w:rFonts w:hint="eastAsia" w:ascii="Times New Roman" w:hAnsi="Times New Roman" w:eastAsia="Times New Roman" w:cs="Times New Roman"/>
+        </w:rPr>
+        <w:t>(B):n</w:t>
       </w:r>
     </w:p>
     <w:p>
       <w:pPr>
         <w:pStyle w:val="BodyText"/>
+        <w:spacing w:before="0" w:after="0"/>
         <w:ind w:left="480" w:hanging="480"/>
+      </w:pPr>
+      <w:r>
+        <w:rPr>
+          <w:rFonts w:hint="eastAsia" w:ascii="Times New Roman" w:hAnsi="Times New Roman" w:eastAsia="Times New Roman" w:cs="Times New Roman"/>
+        </w:rPr>
+        <w:t>(C)</w:t>
+      </w:r>
+      <w:r>
+        <w:rPr>
+          <w:rFonts w:ascii="Times New Roman" w:hAnsi="Times New Roman" w:eastAsia="Times New Roman" w:cs="Times New Roman"/>
+        </w:rPr>
+        <w:t xml:space="preserve"> </w:t>
+      </w:r>
+      <w:r>
+        <w:rPr>
+          <w:rFonts w:hint="eastAsia" w:ascii="Times New Roman" w:hAnsi="Times New Roman" w:eastAsia="FangSong" w:cs="Times New Roman"/>
+        </w:rPr>
+        <w:t xml:space="preserve">仍为</w:t>
+      </w:r>
+      <w:r>
+        <w:rPr>
+          <w:rFonts w:ascii="Times New Roman" w:hAnsi="Times New Roman" w:eastAsia="Times New Roman" w:cs="Times New Roman"/>
+        </w:rPr>
+        <w:t xml:space="preserve"> 2:2:1</w:t>
+      </w:r>
+    </w:p>
+    <w:p>
+      <w:pPr>
+        <w:pStyle w:val="BodyText"/>
         <w:spacing w:before="0" w:after="0"/>
       </w:pPr>
       <w:r>
         <w:rPr>
-          <w:rFonts w:hint="eastAsia" w:ascii="Times New Roman" w:hAnsi="Times New Roman" w:eastAsia="Times New Roman" w:cs="Times New Roman"/>
-        </w:rPr>
-        <w:t>(B):n</w:t>
+          <w:rFonts w:ascii="Times New Roman" w:hAnsi="Times New Roman" w:eastAsia="Times New Roman" w:cs="Times New Roman"/>
+        </w:rPr>
+        <w:t xml:space="preserve">C. </w:t>
+      </w:r>
+      <w:r>
+        <w:rPr>
+          <w:rFonts w:hint="eastAsia" w:ascii="Times New Roman" w:hAnsi="Times New Roman" w:eastAsia="FangSong" w:cs="Times New Roman"/>
+        </w:rPr>
+        <w:t>再达平衡时</w:t>
+      </w:r>
+      <w:r>
+        <w:rPr>
+          <w:rFonts w:hint="eastAsia" w:ascii="Times New Roman" w:hAnsi="Times New Roman" w:eastAsia="Times New Roman" w:cs="Times New Roman"/>
+        </w:rPr>
+        <w:t>，C</w:t>
+      </w:r>
+      <w:r>
+        <w:rPr>
+          <w:rFonts w:ascii="Times New Roman" w:hAnsi="Times New Roman" w:eastAsia="Times New Roman" w:cs="Times New Roman"/>
+        </w:rPr>
+        <w:t xml:space="preserve"> </w:t>
+      </w:r>
+      <w:r>
+        <w:rPr>
+          <w:rFonts w:hint="eastAsia" w:ascii="Times New Roman" w:hAnsi="Times New Roman" w:eastAsia="FangSong" w:cs="Times New Roman"/>
+        </w:rPr>
+        <w:t xml:space="preserve">的体积分数将大于</w:t>
+      </w:r>
+      <w:r>
+        <w:rPr>
+          <w:rFonts w:ascii="Times New Roman" w:hAnsi="Times New Roman" w:eastAsia="Times New Roman" w:cs="Times New Roman"/>
+        </w:rPr>
+        <w:t xml:space="preserve"> 20%</w:t>
       </w:r>
     </w:p>
     <w:p>
       <w:pPr>
         <w:pStyle w:val="BodyText"/>
-        <w:ind w:left="480" w:hanging="480"/>
-        <w:spacing w:before="0" w:after="180"/>
-      </w:pPr>
-      <w:r>
-        <w:rPr>
-          <w:rFonts w:hint="eastAsia" w:ascii="Times New Roman" w:hAnsi="Times New Roman" w:eastAsia="Times New Roman" w:cs="Times New Roman"/>
-        </w:rPr>
-        <w:t>(C)</w:t>
-      </w:r>
-      <w:r>
-        <w:rPr>
-          <w:rFonts w:ascii="Times New Roman" w:hAnsi="Times New Roman" w:eastAsia="Times New Roman" w:cs="Times New Roman"/>
-        </w:rPr>
-        <w:t xml:space="preserve"> </w:t>
-      </w:r>
-      <w:r>
-        <w:rPr>
-          <w:rFonts w:hint="eastAsia" w:ascii="Times New Roman" w:hAnsi="Times New Roman" w:eastAsia="FangSong" w:cs="Times New Roman"/>
-        </w:rPr>
-        <w:t xml:space="preserve">仍为</w:t>
-      </w:r>
-      <w:r>
-        <w:rPr>
-          <w:rFonts w:ascii="Times New Roman" w:hAnsi="Times New Roman" w:eastAsia="Times New Roman" w:cs="Times New Roman"/>
-        </w:rPr>
-        <w:t xml:space="preserve"> 2:2:1</w:t>
-      </w:r>
-    </w:p>
-    <w:p>
-      <w:pPr>
-        <w:pStyle w:val="BodyText"/>
-      </w:pPr>
-      <w:r>
-        <w:rPr>
-          <w:rFonts w:ascii="Times New Roman" w:hAnsi="Times New Roman" w:eastAsia="Times New Roman" w:cs="Times New Roman"/>
-        </w:rPr>
-        <w:t xml:space="preserve">C. </w:t>
-      </w:r>
-      <w:r>
-        <w:rPr>
-          <w:rFonts w:hint="eastAsia" w:ascii="Times New Roman" w:hAnsi="Times New Roman" w:eastAsia="FangSong" w:cs="Times New Roman"/>
-        </w:rPr>
-        <w:t>再达平衡时</w:t>
-      </w:r>
-      <w:r>
-        <w:rPr>
-          <w:rFonts w:hint="eastAsia" w:ascii="Times New Roman" w:hAnsi="Times New Roman" w:eastAsia="Times New Roman" w:cs="Times New Roman"/>
-        </w:rPr>
-        <w:t>，C</w:t>
-      </w:r>
-      <w:r>
-        <w:rPr>
-          <w:rFonts w:ascii="Times New Roman" w:hAnsi="Times New Roman" w:eastAsia="Times New Roman" w:cs="Times New Roman"/>
-        </w:rPr>
-        <w:t xml:space="preserve"> </w:t>
-      </w:r>
-      <w:r>
-        <w:rPr>
-          <w:rFonts w:hint="eastAsia" w:ascii="Times New Roman" w:hAnsi="Times New Roman" w:eastAsia="FangSong" w:cs="Times New Roman"/>
-        </w:rPr>
-        <w:t xml:space="preserve">的体积分数将大于</w:t>
-      </w:r>
-      <w:r>
-        <w:rPr>
-          <w:rFonts w:ascii="Times New Roman" w:hAnsi="Times New Roman" w:eastAsia="Times New Roman" w:cs="Times New Roman"/>
-        </w:rPr>
-        <w:t xml:space="preserve"> 20%</w:t>
-      </w:r>
-    </w:p>
-    <w:p>
-      <w:pPr>
-        <w:pStyle w:val="BodyText"/>
+        <w:spacing w:before="0" w:after="0"/>
       </w:pPr>
       <w:r>
         <w:rPr>
@@ -27331,6 +27402,14 @@
         <w:tblStyle w:val="Table"/>
         <w:tblW w:type="pct" w:w="5000"/>
         <w:tblLayout w:type="fixed"/>
+        <w:tblBorders>
+          <w:top w:val="single" w:sz="12" w:space="0" w:color="000000"/>
+          <w:left w:val="none" w:sz="0" w:space="0" w:color="auto"/>
+          <w:bottom w:val="single" w:sz="12" w:space="0" w:color="000000"/>
+          <w:right w:val="none" w:sz="0" w:space="0" w:color="auto"/>
+          <w:insideH w:val="none" w:sz="0" w:space="0" w:color="auto"/>
+          <w:insideV w:val="none" w:sz="0" w:space="0" w:color="auto"/>
+        </w:tblBorders>
         <w:tblLook w:firstRow="1" w:lastRow="0" w:firstColumn="0" w:lastColumn="0" w:noHBand="0" w:noVBand="0" w:val="0020"/>
       </w:tblPr>
       <w:tblGrid>
@@ -27348,7 +27427,11 @@
           <w:tblHeader w:val="on"/>
         </w:trPr>
         <w:tc>
-          <w:tcPr/>
+          <w:tcPr>
+            <w:tcBorders>
+              <w:bottom w:val="single" w:sz="8" w:space="0" w:color="000000"/>
+            </w:tcBorders>
+          </w:tcPr>
           <w:p>
             <w:pPr>
               <w:pStyle w:val="Compact"/>
@@ -27371,7 +27454,11 @@
           </w:p>
         </w:tc>
         <w:tc>
-          <w:tcPr/>
+          <w:tcPr>
+            <w:tcBorders>
+              <w:bottom w:val="single" w:sz="8" w:space="0" w:color="000000"/>
+            </w:tcBorders>
+          </w:tcPr>
           <w:p>
             <w:pPr>
               <w:pStyle w:val="Compact"/>
@@ -27387,7 +27474,11 @@
           </w:p>
         </w:tc>
         <w:tc>
-          <w:tcPr/>
+          <w:tcPr>
+            <w:tcBorders>
+              <w:bottom w:val="single" w:sz="8" w:space="0" w:color="000000"/>
+            </w:tcBorders>
+          </w:tcPr>
           <w:p>
             <w:pPr>
               <w:pStyle w:val="Compact"/>
@@ -27403,7 +27494,11 @@
           </w:p>
         </w:tc>
         <w:tc>
-          <w:tcPr/>
+          <w:tcPr>
+            <w:tcBorders>
+              <w:bottom w:val="single" w:sz="8" w:space="0" w:color="000000"/>
+            </w:tcBorders>
+          </w:tcPr>
           <w:p>
             <w:pPr>
               <w:pStyle w:val="Compact"/>
@@ -27419,7 +27514,11 @@
           </w:p>
         </w:tc>
         <w:tc>
-          <w:tcPr/>
+          <w:tcPr>
+            <w:tcBorders>
+              <w:bottom w:val="single" w:sz="8" w:space="0" w:color="000000"/>
+            </w:tcBorders>
+          </w:tcPr>
           <w:p>
             <w:pPr>
               <w:pStyle w:val="Compact"/>
@@ -27435,7 +27534,11 @@
           </w:p>
         </w:tc>
         <w:tc>
-          <w:tcPr/>
+          <w:tcPr>
+            <w:tcBorders>
+              <w:bottom w:val="single" w:sz="8" w:space="0" w:color="000000"/>
+            </w:tcBorders>
+          </w:tcPr>
           <w:p>
             <w:pPr>
               <w:pStyle w:val="Compact"/>
@@ -27451,7 +27554,11 @@
           </w:p>
         </w:tc>
         <w:tc>
-          <w:tcPr/>
+          <w:tcPr>
+            <w:tcBorders>
+              <w:bottom w:val="single" w:sz="8" w:space="0" w:color="000000"/>
+            </w:tcBorders>
+          </w:tcPr>
           <w:p>
             <w:pPr>
               <w:pStyle w:val="Compact"/>
@@ -27467,7 +27574,11 @@
           </w:p>
         </w:tc>
         <w:tc>
-          <w:tcPr/>
+          <w:tcPr>
+            <w:tcBorders>
+              <w:bottom w:val="single" w:sz="8" w:space="0" w:color="000000"/>
+            </w:tcBorders>
+          </w:tcPr>
           <w:p>
             <w:pPr>
               <w:pStyle w:val="Compact"/>
@@ -29162,6 +29273,7 @@
     <w:p>
       <w:pPr>
         <w:pStyle w:val="BodyText"/>
+        <w:spacing w:before="0" w:after="0"/>
       </w:pPr>
       <w:r>
         <w:rPr>
@@ -29232,6 +29344,7 @@
     <w:p>
       <w:pPr>
         <w:pStyle w:val="BodyText"/>
+        <w:spacing w:before="0" w:after="0"/>
       </w:pPr>
       <w:r>
         <w:rPr>
@@ -29328,6 +29441,7 @@
     <w:p>
       <w:pPr>
         <w:pStyle w:val="BodyText"/>
+        <w:spacing w:before="0" w:after="0"/>
       </w:pPr>
       <w:r>
         <w:rPr>
@@ -29345,6 +29459,7 @@
     <w:p>
       <w:pPr>
         <w:pStyle w:val="BodyText"/>
+        <w:spacing w:before="0" w:after="0"/>
       </w:pPr>
       <w:r>
         <w:rPr>
@@ -35579,7 +35694,6 @@
     <w:bookmarkEnd w:id="100"/>
     <w:bookmarkEnd w:id="101"/>
     <w:sectPr>
-      <w:headerReference w:type="default" r:id="rId87"/>
       <w:footerReference w:type="default" r:id="rId10"/>
       <w:footnotePr>
         <w:numRestart w:val="eachSect"/>
@@ -35606,16 +35720,6 @@
       <w:rPr>
         <w:rFonts w:ascii="Times New Roman" w:hAnsi="Times New Roman" w:eastAsia="Times New Roman" w:cs="Times New Roman"/>
         <w:b w:val="0"/>
-        <w:color w:val="000000"/>
-        <w:sz w:val="20"/>
-      </w:rPr>
-      <w:t xml:space="preserve">第 </w:t>
-    </w:r>
-    <w:r>
-      <w:rPr>
-        <w:rFonts w:ascii="Times New Roman" w:hAnsi="Times New Roman" w:eastAsia="Times New Roman" w:cs="Times New Roman"/>
-        <w:b w:val="0"/>
-        <w:color w:val="000000"/>
         <w:sz w:val="20"/>
       </w:rPr>
       <w:fldChar w:fldCharType="begin"/>
@@ -35624,7 +35728,6 @@
       <w:rPr>
         <w:rFonts w:ascii="Times New Roman" w:hAnsi="Times New Roman" w:eastAsia="Times New Roman" w:cs="Times New Roman"/>
         <w:b w:val="0"/>
-        <w:color w:val="000000"/>
         <w:sz w:val="20"/>
       </w:rPr>
       <w:instrText xml:space="preserve"> PAGE </w:instrText>
@@ -35633,91 +35736,9 @@
       <w:rPr>
         <w:rFonts w:ascii="Times New Roman" w:hAnsi="Times New Roman" w:eastAsia="Times New Roman" w:cs="Times New Roman"/>
         <w:b w:val="0"/>
-        <w:color w:val="000000"/>
-        <w:sz w:val="20"/>
-      </w:rPr>
-      <w:fldChar w:fldCharType="separate"/>
-    </w:r>
-    <w:r>
-      <w:rPr>
-        <w:rFonts w:ascii="Times New Roman" w:hAnsi="Times New Roman" w:eastAsia="Times New Roman" w:cs="Times New Roman"/>
-        <w:b w:val="0"/>
-        <w:color w:val="000000"/>
-        <w:sz w:val="20"/>
-      </w:rPr>
-      <w:t>1</w:t>
-    </w:r>
-    <w:r>
-      <w:rPr>
-        <w:rFonts w:ascii="Times New Roman" w:hAnsi="Times New Roman" w:eastAsia="Times New Roman" w:cs="Times New Roman"/>
-        <w:b w:val="0"/>
-        <w:color w:val="000000"/>
         <w:sz w:val="20"/>
       </w:rPr>
       <w:fldChar w:fldCharType="end"/>
-    </w:r>
-    <w:r>
-      <w:rPr>
-        <w:rFonts w:ascii="Times New Roman" w:hAnsi="Times New Roman" w:eastAsia="Times New Roman" w:cs="Times New Roman"/>
-        <w:b w:val="0"/>
-        <w:color w:val="000000"/>
-        <w:sz w:val="20"/>
-      </w:rPr>
-      <w:t xml:space="preserve"> 页 / 共 </w:t>
-    </w:r>
-    <w:r>
-      <w:rPr>
-        <w:rFonts w:ascii="Times New Roman" w:hAnsi="Times New Roman" w:eastAsia="Times New Roman" w:cs="Times New Roman"/>
-        <w:b w:val="0"/>
-        <w:color w:val="000000"/>
-        <w:sz w:val="20"/>
-      </w:rPr>
-      <w:fldChar w:fldCharType="begin"/>
-    </w:r>
-    <w:r>
-      <w:rPr>
-        <w:rFonts w:ascii="Times New Roman" w:hAnsi="Times New Roman" w:eastAsia="Times New Roman" w:cs="Times New Roman"/>
-        <w:b w:val="0"/>
-        <w:color w:val="000000"/>
-        <w:sz w:val="20"/>
-      </w:rPr>
-      <w:instrText xml:space="preserve"> NUMPAGES </w:instrText>
-    </w:r>
-    <w:r>
-      <w:rPr>
-        <w:rFonts w:ascii="Times New Roman" w:hAnsi="Times New Roman" w:eastAsia="Times New Roman" w:cs="Times New Roman"/>
-        <w:b w:val="0"/>
-        <w:color w:val="000000"/>
-        <w:sz w:val="20"/>
-      </w:rPr>
-      <w:fldChar w:fldCharType="separate"/>
-    </w:r>
-    <w:r>
-      <w:rPr>
-        <w:rFonts w:ascii="Times New Roman" w:hAnsi="Times New Roman" w:eastAsia="Times New Roman" w:cs="Times New Roman"/>
-        <w:b w:val="0"/>
-        <w:color w:val="000000"/>
-        <w:sz w:val="20"/>
-      </w:rPr>
-      <w:t>1</w:t>
-    </w:r>
-    <w:r>
-      <w:rPr>
-        <w:rFonts w:ascii="Times New Roman" w:hAnsi="Times New Roman" w:eastAsia="Times New Roman" w:cs="Times New Roman"/>
-        <w:b w:val="0"/>
-        <w:color w:val="000000"/>
-        <w:sz w:val="20"/>
-      </w:rPr>
-      <w:fldChar w:fldCharType="end"/>
-    </w:r>
-    <w:r>
-      <w:rPr>
-        <w:rFonts w:ascii="Times New Roman" w:hAnsi="Times New Roman" w:eastAsia="Times New Roman" w:cs="Times New Roman"/>
-        <w:b w:val="0"/>
-        <w:color w:val="000000"/>
-        <w:sz w:val="20"/>
-      </w:rPr>
-      <w:t xml:space="preserve"> 页</w:t>
     </w:r>
   </w:p>
 </w:ftr>
@@ -35740,28 +35761,6 @@
     </w:p>
   </w:footnote>
 </w:footnotes>
-</file>
-
-<file path=word/header1.xml><?xml version="1.0" encoding="utf-8"?>
-<w:hdr xmlns:m="http://schemas.openxmlformats.org/officeDocument/2006/math" xmlns:mc="http://schemas.openxmlformats.org/markup-compatibility/2006" xmlns:mo="http://schemas.microsoft.com/office/mac/office/2008/main" xmlns:mv="urn:schemas-microsoft-com:mac:vml" xmlns:o="urn:schemas-microsoft-com:office:office" xmlns:r="http://schemas.openxmlformats.org/officeDocument/2006/relationships" xmlns:v="urn:schemas-microsoft-com:vml" xmlns:w10="urn:schemas-microsoft-com:office:word" xmlns:w14="http://schemas.microsoft.com/office/word/2010/wordml" xmlns:w="http://schemas.openxmlformats.org/wordprocessingml/2006/main" xmlns:wne="http://schemas.microsoft.com/office/word/2006/wordml" xmlns:wp14="http://schemas.microsoft.com/office/word/2010/wordprocessingDrawing" xmlns:wp="http://schemas.openxmlformats.org/drawingml/2006/wordprocessingDrawing" xmlns:wpc="http://schemas.microsoft.com/office/word/2010/wordprocessingCanvas" xmlns:wpg="http://schemas.microsoft.com/office/word/2010/wordprocessingGroup" xmlns:wpi="http://schemas.microsoft.com/office/word/2010/wordprocessingInk" xmlns:wps="http://schemas.microsoft.com/office/word/2010/wordprocessingShape" mc:Ignorable="w14 wp14">
-  <w:p>
-    <w:pPr>
-      <w:jc w:val="right"/>
-      <w:pBdr>
-        <w:bottom w:val="single" w:sz="4" w:space="2" w:color="000000"/>
-      </w:pBdr>
-    </w:pPr>
-    <w:r>
-      <w:rPr>
-        <w:rFonts w:ascii="Times New Roman" w:hAnsi="Times New Roman" w:eastAsia="Times New Roman" w:cs="Times New Roman"/>
-        <w:b w:val="0"/>
-        <w:color w:val="000000"/>
-        <w:sz w:val="18"/>
-      </w:rPr>
-      <w:t xml:space="preserve">第一轮化学原理 · 化学平衡 · 练习</w:t>
-    </w:r>
-  </w:p>
-</w:hdr>
 </file>
 
 <file path=word/numbering.xml><?xml version="1.0" encoding="utf-8"?>

--- a/00-首页/题组Word/第一轮·竞赛教材版/第一轮原理·5-化学平衡（学生版-打印版）.docx
+++ b/00-首页/题组Word/第一轮·竞赛教材版/第一轮原理·5-化学平衡（学生版-打印版）.docx
@@ -6,8 +6,9 @@
     <w:p>
       <w:pPr>
         <w:pStyle w:val="Heading1"/>
-        <w:spacing w:before="280" w:after="120"/>
+        <w:spacing w:before="0" w:after="240"/>
         <w:jc w:val="center"/>
+        <w:keepNext/>
       </w:pPr>
       <w:r>
         <w:rPr>
@@ -38,6 +39,60 @@
           <w:rFonts w:hint="eastAsia" w:ascii="Times New Roman" w:hAnsi="Times New Roman" w:eastAsia="SimHei" w:cs="Times New Roman"/>
         </w:rPr>
         <w:t>练习</w:t>
+      </w:r>
+    </w:p>
+    <w:p>
+      <w:pPr>
+        <w:pStyle w:val="BlockText"/>
+        <w:ind w:firstLine="420"/>
+      </w:pPr>
+      <w:r>
+        <w:rPr>
+          <w:rFonts w:hint="eastAsia" w:ascii="Times New Roman" w:hAnsi="Times New Roman" w:eastAsia="FangSong" w:cs="Times New Roman"/>
+        </w:rPr>
+        <w:t xml:space="preserve">共</w:t>
+      </w:r>
+      <w:r>
+        <w:rPr>
+          <w:rFonts w:ascii="Times New Roman" w:hAnsi="Times New Roman" w:eastAsia="Times New Roman" w:cs="Times New Roman"/>
+        </w:rPr>
+        <w:t xml:space="preserve"> 40 </w:t>
+      </w:r>
+      <w:r>
+        <w:rPr>
+          <w:rFonts w:hint="eastAsia" w:ascii="Times New Roman" w:hAnsi="Times New Roman" w:eastAsia="FangSong" w:cs="Times New Roman"/>
+        </w:rPr>
+        <w:t>题</w:t>
+      </w:r>
+      <w:r>
+        <w:rPr>
+          <w:rFonts w:hint="eastAsia" w:ascii="Times New Roman" w:hAnsi="Times New Roman" w:eastAsia="Times New Roman" w:cs="Times New Roman"/>
+        </w:rPr>
+        <w:t>。</w:t>
+      </w:r>
+      <w:r>
+        <w:rPr>
+          <w:rFonts w:hint="eastAsia" w:ascii="Times New Roman" w:hAnsi="Times New Roman" w:eastAsia="FangSong" w:cs="Times New Roman"/>
+        </w:rPr>
+        <w:t>建议先独立完成</w:t>
+      </w:r>
+      <w:r>
+        <w:rPr>
+          <w:rFonts w:hint="eastAsia" w:ascii="Times New Roman" w:hAnsi="Times New Roman" w:eastAsia="Times New Roman" w:cs="Times New Roman"/>
+        </w:rPr>
+        <w:t>，</w:t>
+      </w:r>
+      <w:r>
+        <w:rPr>
+          <w:rFonts w:hint="eastAsia" w:ascii="Times New Roman" w:hAnsi="Times New Roman" w:eastAsia="FangSong" w:cs="Times New Roman"/>
+        </w:rPr>
+        <w:t>再核对答案</w:t>
+      </w:r>
+      <w:r>
+        <w:rPr>
+          <w:rFonts w:hint="eastAsia" w:ascii="Times New Roman" w:hAnsi="Times New Roman" w:eastAsia="Times New Roman" w:cs="Times New Roman"/>
+        </w:rPr>
+        <w:t>。</w:t>
       </w:r>
     </w:p>
     <w:p>
@@ -54,7 +109,8 @@
     <w:p>
       <w:pPr>
         <w:pStyle w:val="Heading2"/>
-        <w:spacing w:before="280" w:after="120"/>
+        <w:spacing w:before="280" w:after="80"/>
+        <w:keepNext/>
       </w:pPr>
       <w:r>
         <w:rPr>
@@ -91,6 +147,7 @@
     <w:p>
       <w:pPr>
         <w:pStyle w:val="FirstParagraph"/>
+        <w:ind w:firstLine="420"/>
       </w:pPr>
       <w:r>
         <w:rPr>
@@ -246,7 +303,7 @@
         </w:rPr>
         <w:drawing>
           <wp:inline>
-            <wp:extent cx="3600000" cy="803883"/>
+            <wp:extent cx="3600000" cy="757663"/>
             <wp:effectExtent b="0" l="0" r="0" t="0"/>
             <wp:docPr descr="" title="" id="10" name="Picture"/>
             <a:graphic>
@@ -267,7 +324,7 @@
                   <pic:spPr bwMode="auto">
                     <a:xfrm>
                       <a:off x="0" y="0"/>
-                      <a:ext cx="3600000" cy="803883"/>
+                      <a:ext cx="3600000" cy="757663"/>
                     </a:xfrm>
                     <a:prstGeom prst="rect">
                       <a:avLst/>
@@ -289,7 +346,11 @@
     <w:p>
       <w:pPr>
         <w:pStyle w:val="Compact"/>
-        <w:spacing w:before="0" w:after="0"/>
+        <w:numPr>
+          <w:ilvl w:val="0"/>
+          <w:numId w:val="1001"/>
+        </w:numPr>
+        <w:ind w:firstLine="420"/>
       </w:pPr>
       <w:r>
         <w:rPr>
@@ -356,7 +417,11 @@
     <w:p>
       <w:pPr>
         <w:pStyle w:val="Compact"/>
-        <w:spacing w:before="0" w:after="0"/>
+        <w:numPr>
+          <w:ilvl w:val="0"/>
+          <w:numId w:val="1001"/>
+        </w:numPr>
+        <w:ind w:firstLine="420"/>
       </w:pPr>
       <w:r>
         <w:rPr>
@@ -380,7 +445,11 @@
     <w:p>
       <w:pPr>
         <w:pStyle w:val="Compact"/>
-        <w:spacing w:before="0" w:after="0"/>
+        <w:numPr>
+          <w:ilvl w:val="0"/>
+          <w:numId w:val="1001"/>
+        </w:numPr>
+        <w:ind w:firstLine="420"/>
       </w:pPr>
       <w:r>
         <w:rPr>
@@ -428,7 +497,11 @@
     <w:p>
       <w:pPr>
         <w:pStyle w:val="Compact"/>
-        <w:spacing w:before="0" w:after="0"/>
+        <w:numPr>
+          <w:ilvl w:val="0"/>
+          <w:numId w:val="1001"/>
+        </w:numPr>
+        <w:ind w:firstLine="420"/>
       </w:pPr>
       <w:r>
         <w:rPr>
@@ -457,13 +530,13 @@
     </w:p>
     <w:p>
       <w:pPr>
-        <w:spacing w:before="0" w:after="0"/>
-      </w:pPr>
-    </w:p>
-    <w:p>
-      <w:pPr>
-        <w:spacing w:before="0" w:after="0"/>
-      </w:pPr>
+        <w:spacing w:before="160" w:after="80"/>
+      </w:pPr>
+      <w:r>
+        <w:pict>
+          <v:rect style="width:0;height:1.5pt" o:hralign="center" o:hrstd="t" o:hr="t"/>
+        </w:pict>
+      </w:r>
     </w:p>
     <w:p>
       <w:pPr>
@@ -504,6 +577,7 @@
     <w:p>
       <w:pPr>
         <w:pStyle w:val="FirstParagraph"/>
+        <w:ind w:firstLine="420"/>
       </w:pPr>
       <w:r>
         <w:rPr>
@@ -602,7 +676,11 @@
     <w:p>
       <w:pPr>
         <w:pStyle w:val="Compact"/>
-        <w:spacing w:before="0" w:after="0"/>
+        <w:numPr>
+          <w:ilvl w:val="0"/>
+          <w:numId w:val="1002"/>
+        </w:numPr>
+        <w:ind w:firstLine="420"/>
       </w:pPr>
       <w:r>
         <w:rPr>
@@ -644,7 +722,11 @@
     <w:p>
       <w:pPr>
         <w:pStyle w:val="Compact"/>
-        <w:spacing w:before="0" w:after="0"/>
+        <w:numPr>
+          <w:ilvl w:val="0"/>
+          <w:numId w:val="1002"/>
+        </w:numPr>
+        <w:ind w:firstLine="420"/>
       </w:pPr>
       <w:r>
         <w:rPr>
@@ -718,7 +800,11 @@
     <w:p>
       <w:pPr>
         <w:pStyle w:val="Compact"/>
-        <w:spacing w:before="0" w:after="0"/>
+        <w:numPr>
+          <w:ilvl w:val="0"/>
+          <w:numId w:val="1002"/>
+        </w:numPr>
+        <w:ind w:firstLine="420"/>
       </w:pPr>
       <w:r>
         <w:rPr>
@@ -736,7 +822,11 @@
     <w:p>
       <w:pPr>
         <w:pStyle w:val="Compact"/>
-        <w:spacing w:before="0" w:after="0"/>
+        <w:numPr>
+          <w:ilvl w:val="0"/>
+          <w:numId w:val="1002"/>
+        </w:numPr>
+        <w:ind w:firstLine="420"/>
       </w:pPr>
       <w:r>
         <w:rPr>
@@ -753,13 +843,13 @@
     </w:p>
     <w:p>
       <w:pPr>
-        <w:spacing w:before="0" w:after="0"/>
-      </w:pPr>
-    </w:p>
-    <w:p>
-      <w:pPr>
-        <w:spacing w:before="0" w:after="0"/>
-      </w:pPr>
+        <w:spacing w:before="160" w:after="80"/>
+      </w:pPr>
+      <w:r>
+        <w:pict>
+          <v:rect style="width:0;height:1.5pt" o:hralign="center" o:hrstd="t" o:hr="t"/>
+        </w:pict>
+      </w:r>
     </w:p>
     <w:p>
       <w:pPr>
@@ -801,6 +891,7 @@
       <w:pPr>
         <w:pStyle w:val="FirstParagraph"/>
         <w:spacing w:after="80"/>
+        <w:ind w:firstLine="420"/>
       </w:pPr>
       <w:r>
         <w:rPr>
@@ -1018,15 +1109,16 @@
       <w:tblPr>
         <w:tblStyle w:val="Table"/>
         <w:tblW w:type="auto" w:w="0"/>
+        <w:tblLook w:firstRow="1" w:lastRow="0" w:firstColumn="0" w:lastColumn="0" w:noHBand="0" w:noVBand="0" w:val="0020"/>
+        <w:jc w:val="center"/>
         <w:tblBorders>
           <w:top w:val="single" w:sz="12" w:space="0" w:color="000000"/>
-          <w:left w:val="none" w:sz="0" w:space="0" w:color="auto"/>
           <w:bottom w:val="single" w:sz="12" w:space="0" w:color="000000"/>
-          <w:right w:val="none" w:sz="0" w:space="0" w:color="auto"/>
-          <w:insideH w:val="none" w:sz="0" w:space="0" w:color="auto"/>
-          <w:insideV w:val="none" w:sz="0" w:space="0" w:color="auto"/>
+          <w:left w:val="none"/>
+          <w:right w:val="none"/>
+          <w:insideH w:val="none"/>
+          <w:insideV w:val="none"/>
         </w:tblBorders>
-        <w:tblLook w:firstRow="1" w:lastRow="0" w:firstColumn="0" w:lastColumn="0" w:noHBand="0" w:noVBand="0" w:val="0020"/>
       </w:tblPr>
       <w:tblGrid>
         <w:gridCol w:w="2640"/>
@@ -1040,7 +1132,7 @@
         <w:tc>
           <w:tcPr>
             <w:tcBorders>
-              <w:bottom w:val="single" w:sz="8" w:space="0" w:color="000000"/>
+              <w:bottom w:val="single" w:sz="6" w:space="0" w:color="000000"/>
             </w:tcBorders>
           </w:tcPr>
           <w:p>
@@ -1067,7 +1159,7 @@
         <w:tc>
           <w:tcPr>
             <w:tcBorders>
-              <w:bottom w:val="single" w:sz="8" w:space="0" w:color="000000"/>
+              <w:bottom w:val="single" w:sz="6" w:space="0" w:color="000000"/>
             </w:tcBorders>
           </w:tcPr>
           <w:p>
@@ -1087,7 +1179,7 @@
         <w:tc>
           <w:tcPr>
             <w:tcBorders>
-              <w:bottom w:val="single" w:sz="8" w:space="0" w:color="000000"/>
+              <w:bottom w:val="single" w:sz="6" w:space="0" w:color="000000"/>
             </w:tcBorders>
           </w:tcPr>
           <w:p>
@@ -1280,6 +1372,7 @@
       <w:pPr>
         <w:pStyle w:val="BodyText"/>
         <w:spacing w:before="120"/>
+        <w:ind w:firstLine="420"/>
       </w:pPr>
       <w:r>
         <w:rPr>
@@ -1291,7 +1384,11 @@
     <w:p>
       <w:pPr>
         <w:pStyle w:val="Compact"/>
-        <w:spacing w:before="0" w:after="0"/>
+        <w:numPr>
+          <w:ilvl w:val="0"/>
+          <w:numId w:val="1003"/>
+        </w:numPr>
+        <w:ind w:firstLine="420"/>
       </w:pPr>
       <w:r>
         <w:rPr>
@@ -1386,7 +1483,11 @@
     <w:p>
       <w:pPr>
         <w:pStyle w:val="Compact"/>
-        <w:spacing w:before="0" w:after="0"/>
+        <w:numPr>
+          <w:ilvl w:val="0"/>
+          <w:numId w:val="1003"/>
+        </w:numPr>
+        <w:ind w:firstLine="420"/>
       </w:pPr>
       <w:r>
         <w:rPr>
@@ -1472,7 +1573,11 @@
     <w:p>
       <w:pPr>
         <w:pStyle w:val="Compact"/>
-        <w:spacing w:before="0" w:after="0"/>
+        <w:numPr>
+          <w:ilvl w:val="0"/>
+          <w:numId w:val="1003"/>
+        </w:numPr>
+        <w:ind w:firstLine="420"/>
       </w:pPr>
       <w:r>
         <w:rPr>
@@ -1545,7 +1650,11 @@
     <w:p>
       <w:pPr>
         <w:pStyle w:val="Compact"/>
-        <w:spacing w:before="0" w:after="0"/>
+        <w:numPr>
+          <w:ilvl w:val="0"/>
+          <w:numId w:val="1003"/>
+        </w:numPr>
+        <w:ind w:firstLine="420"/>
       </w:pPr>
       <w:r>
         <w:rPr>
@@ -1598,13 +1707,13 @@
     </w:p>
     <w:p>
       <w:pPr>
-        <w:spacing w:before="0" w:after="0"/>
-      </w:pPr>
-    </w:p>
-    <w:p>
-      <w:pPr>
-        <w:spacing w:before="0" w:after="0"/>
-      </w:pPr>
+        <w:spacing w:before="160" w:after="80"/>
+      </w:pPr>
+      <w:r>
+        <w:pict>
+          <v:rect style="width:0;height:1.5pt" o:hralign="center" o:hrstd="t" o:hr="t"/>
+        </w:pict>
+      </w:r>
     </w:p>
     <w:p>
       <w:pPr>
@@ -1645,6 +1754,7 @@
     <w:p>
       <w:pPr>
         <w:pStyle w:val="FirstParagraph"/>
+        <w:ind w:firstLine="420"/>
       </w:pPr>
       <w:r>
         <w:rPr>
@@ -1827,7 +1937,11 @@
     <w:p>
       <w:pPr>
         <w:pStyle w:val="Compact"/>
-        <w:spacing w:before="0" w:after="0"/>
+        <w:numPr>
+          <w:ilvl w:val="0"/>
+          <w:numId w:val="1004"/>
+        </w:numPr>
+        <w:ind w:firstLine="420"/>
       </w:pPr>
       <w:r>
         <w:rPr>
@@ -1882,7 +1996,11 @@
     <w:p>
       <w:pPr>
         <w:pStyle w:val="Compact"/>
-        <w:spacing w:before="0" w:after="0"/>
+        <w:numPr>
+          <w:ilvl w:val="0"/>
+          <w:numId w:val="1004"/>
+        </w:numPr>
+        <w:ind w:firstLine="420"/>
       </w:pPr>
       <w:r>
         <w:rPr>
@@ -1950,7 +2068,11 @@
     <w:p>
       <w:pPr>
         <w:pStyle w:val="Compact"/>
-        <w:spacing w:before="0" w:after="0"/>
+        <w:numPr>
+          <w:ilvl w:val="0"/>
+          <w:numId w:val="1004"/>
+        </w:numPr>
+        <w:ind w:firstLine="420"/>
       </w:pPr>
       <w:r>
         <w:rPr>
@@ -2029,7 +2151,11 @@
     <w:p>
       <w:pPr>
         <w:pStyle w:val="Compact"/>
-        <w:spacing w:before="0" w:after="0"/>
+        <w:numPr>
+          <w:ilvl w:val="0"/>
+          <w:numId w:val="1004"/>
+        </w:numPr>
+        <w:ind w:firstLine="420"/>
       </w:pPr>
       <w:r>
         <w:rPr>
@@ -2103,13 +2229,13 @@
     </w:p>
     <w:p>
       <w:pPr>
-        <w:spacing w:before="0" w:after="0"/>
-      </w:pPr>
-    </w:p>
-    <w:p>
-      <w:pPr>
-        <w:spacing w:before="0" w:after="0"/>
-      </w:pPr>
+        <w:spacing w:before="160" w:after="80"/>
+      </w:pPr>
+      <w:r>
+        <w:pict>
+          <v:rect style="width:0;height:1.5pt" o:hralign="center" o:hrstd="t" o:hr="t"/>
+        </w:pict>
+      </w:r>
     </w:p>
     <w:p>
       <w:pPr>
@@ -2150,6 +2276,7 @@
     <w:p>
       <w:pPr>
         <w:pStyle w:val="FirstParagraph"/>
+        <w:ind w:firstLine="420"/>
       </w:pPr>
       <w:r>
         <w:rPr>
@@ -2335,6 +2462,7 @@
     <w:p>
       <w:pPr>
         <w:pStyle w:val="FirstParagraph"/>
+        <w:ind w:firstLine="420"/>
       </w:pPr>
       <w:r>
         <w:rPr>
@@ -2437,6 +2565,7 @@
           <w:ilvl w:val="0"/>
           <w:numId w:val="1005"/>
         </w:numPr>
+        <w:ind w:firstLine="420"/>
       </w:pPr>
       <w:r>
         <w:rPr>
@@ -2604,6 +2733,7 @@
           <w:ilvl w:val="0"/>
           <w:numId w:val="1005"/>
         </w:numPr>
+        <w:ind w:firstLine="420"/>
       </w:pPr>
       <w:r>
         <w:rPr>
@@ -2833,6 +2963,7 @@
           <w:ilvl w:val="0"/>
           <w:numId w:val="1005"/>
         </w:numPr>
+        <w:ind w:firstLine="420"/>
       </w:pPr>
       <w:r>
         <w:rPr>
@@ -2937,28 +3068,13 @@
     </w:p>
     <w:p>
       <w:pPr>
-        <w:spacing w:before="0" w:after="0"/>
-      </w:pPr>
-    </w:p>
-    <w:p>
-      <w:pPr>
-        <w:spacing w:before="0" w:after="0"/>
-      </w:pPr>
-    </w:p>
-    <w:p>
-      <w:pPr>
-        <w:spacing w:before="0" w:after="0"/>
-      </w:pPr>
-    </w:p>
-    <w:p>
-      <w:pPr>
-        <w:spacing w:before="0" w:after="0"/>
-      </w:pPr>
-    </w:p>
-    <w:p>
-      <w:pPr>
-        <w:spacing w:before="0" w:after="0"/>
-      </w:pPr>
+        <w:spacing w:before="160" w:after="80"/>
+      </w:pPr>
+      <w:r>
+        <w:pict>
+          <v:rect style="width:0;height:1.5pt" o:hralign="center" o:hrstd="t" o:hr="t"/>
+        </w:pict>
+      </w:r>
     </w:p>
     <w:p>
       <w:pPr>
@@ -2999,8 +3115,7 @@
     <w:p>
       <w:pPr>
         <w:pStyle w:val="FirstParagraph"/>
-        <w:spacing w:before="0" w:after="0"/>
-        <w:ind w:left="480" w:hanging="480"/>
+        <w:ind w:firstLine="420"/>
       </w:pPr>
       <w:r>
         <w:rPr>
@@ -3096,237 +3211,213 @@
         <w:rPr>
           <w:rFonts w:hint="eastAsia" w:ascii="Times New Roman" w:hAnsi="Times New Roman" w:eastAsia="Times New Roman" w:cs="Times New Roman"/>
         </w:rPr>
-        <w:t>，c</w:t>
+        <w:t>，c(A)·c(B)</w:t>
+      </w:r>
+      <w:r>
+        <w:rPr>
+          <w:rFonts w:ascii="Times New Roman" w:hAnsi="Times New Roman" w:eastAsia="Times New Roman" w:cs="Times New Roman"/>
+        </w:rPr>
+        <w:t xml:space="preserve"> = </w:t>
+      </w:r>
+      <w:r>
+        <w:rPr>
+          <w:rFonts w:hint="eastAsia" w:ascii="Times New Roman" w:hAnsi="Times New Roman" w:eastAsia="Times New Roman" w:cs="Times New Roman"/>
+        </w:rPr>
+        <w:t>c(C)·c(D)，</w:t>
+      </w:r>
+      <w:r>
+        <w:rPr>
+          <w:rFonts w:hint="eastAsia" w:ascii="Times New Roman" w:hAnsi="Times New Roman" w:eastAsia="FangSong" w:cs="Times New Roman"/>
+        </w:rPr>
+        <w:t>然后在温度不变的情况下</w:t>
+      </w:r>
+      <w:r>
+        <w:rPr>
+          <w:rFonts w:hint="eastAsia" w:ascii="Times New Roman" w:hAnsi="Times New Roman" w:eastAsia="Times New Roman" w:cs="Times New Roman"/>
+        </w:rPr>
+        <w:t>，</w:t>
+      </w:r>
+      <w:r>
+        <w:rPr>
+          <w:rFonts w:hint="eastAsia" w:ascii="Times New Roman" w:hAnsi="Times New Roman" w:eastAsia="FangSong" w:cs="Times New Roman"/>
+        </w:rPr>
+        <w:t>扩大容器容积至原来</w:t>
+      </w:r>
+      <w:r>
+        <w:rPr>
+          <w:rFonts w:ascii="Times New Roman" w:hAnsi="Times New Roman" w:eastAsia="Times New Roman" w:cs="Times New Roman"/>
+        </w:rPr>
+        <w:t xml:space="preserve"> 10 </w:t>
+      </w:r>
+      <w:r>
+        <w:rPr>
+          <w:rFonts w:hint="eastAsia" w:ascii="Times New Roman" w:hAnsi="Times New Roman" w:eastAsia="FangSong" w:cs="Times New Roman"/>
+        </w:rPr>
+        <w:t>倍</w:t>
+      </w:r>
+      <w:r>
+        <w:rPr>
+          <w:rFonts w:hint="eastAsia" w:ascii="Times New Roman" w:hAnsi="Times New Roman" w:eastAsia="Times New Roman" w:cs="Times New Roman"/>
+        </w:rPr>
+        <w:t>，</w:t>
+      </w:r>
+      <w:r>
+        <w:rPr>
+          <w:rFonts w:hint="eastAsia" w:ascii="Times New Roman" w:hAnsi="Times New Roman" w:eastAsia="FangSong" w:cs="Times New Roman"/>
+        </w:rPr>
+        <w:t>结果</w:t>
+      </w:r>
+      <w:r>
+        <w:rPr>
+          <w:rFonts w:ascii="Times New Roman" w:hAnsi="Times New Roman" w:eastAsia="Times New Roman" w:cs="Times New Roman"/>
+        </w:rPr>
+        <w:t xml:space="preserve"> A </w:t>
+      </w:r>
+      <w:r>
+        <w:rPr>
+          <w:rFonts w:hint="eastAsia" w:ascii="Times New Roman" w:hAnsi="Times New Roman" w:eastAsia="FangSong" w:cs="Times New Roman"/>
+        </w:rPr>
+        <w:t>的百分含量始终未有改变</w:t>
+      </w:r>
+      <w:r>
+        <w:rPr>
+          <w:rFonts w:hint="eastAsia" w:ascii="Times New Roman" w:hAnsi="Times New Roman" w:eastAsia="Times New Roman" w:cs="Times New Roman"/>
+        </w:rPr>
+        <w:t>，</w:t>
+      </w:r>
+      <w:r>
+        <w:rPr>
+          <w:rFonts w:hint="eastAsia" w:ascii="Times New Roman" w:hAnsi="Times New Roman" w:eastAsia="FangSong" w:cs="Times New Roman"/>
+        </w:rPr>
+        <w:t>则下列说法错误的是</w:t>
       </w:r>
     </w:p>
     <w:p>
       <w:pPr>
-        <w:pStyle w:val="FirstParagraph"/>
-        <w:spacing w:before="0" w:after="0"/>
-        <w:ind w:left="480" w:hanging="480"/>
-      </w:pPr>
-      <w:r>
-        <w:rPr>
-          <w:rFonts w:hint="eastAsia" w:ascii="Times New Roman" w:hAnsi="Times New Roman" w:eastAsia="Times New Roman" w:cs="Times New Roman"/>
-        </w:rPr>
-        <w:t>(A)·c</w:t>
+        <w:pStyle w:val="Compact"/>
+        <w:numPr>
+          <w:ilvl w:val="0"/>
+          <w:numId w:val="1006"/>
+        </w:numPr>
+      </w:pPr>
+      <w:r>
+        <w:rPr>
+          <w:rFonts w:ascii="Times New Roman" w:hAnsi="Times New Roman" w:eastAsia="Times New Roman" w:cs="Times New Roman"/>
+        </w:rPr>
+        <w:t xml:space="preserve">A. a = 1</w:t>
       </w:r>
     </w:p>
     <w:p>
       <w:pPr>
-        <w:pStyle w:val="FirstParagraph"/>
-        <w:spacing w:before="0" w:after="0"/>
-        <w:ind w:left="480" w:hanging="480"/>
-      </w:pPr>
-      <w:r>
-        <w:rPr>
-          <w:rFonts w:hint="eastAsia" w:ascii="Times New Roman" w:hAnsi="Times New Roman" w:eastAsia="Times New Roman" w:cs="Times New Roman"/>
-        </w:rPr>
-        <w:t>(B)</w:t>
-      </w:r>
-      <w:r>
-        <w:rPr>
-          <w:rFonts w:ascii="Times New Roman" w:hAnsi="Times New Roman" w:eastAsia="Times New Roman" w:cs="Times New Roman"/>
-        </w:rPr>
-        <w:t xml:space="preserve"> = </w:t>
-      </w:r>
-      <w:r>
-        <w:rPr>
-          <w:rFonts w:hint="eastAsia" w:ascii="Times New Roman" w:hAnsi="Times New Roman" w:eastAsia="Times New Roman" w:cs="Times New Roman"/>
-        </w:rPr>
-        <w:t>c</w:t>
+        <w:pStyle w:val="Compact"/>
+        <w:numPr>
+          <w:ilvl w:val="0"/>
+          <w:numId w:val="1006"/>
+        </w:numPr>
+        <w:ind w:firstLine="420"/>
+      </w:pPr>
+      <w:r>
+        <w:rPr>
+          <w:rFonts w:ascii="Times New Roman" w:hAnsi="Times New Roman" w:eastAsia="Times New Roman" w:cs="Times New Roman"/>
+        </w:rPr>
+        <w:t xml:space="preserve">B. B </w:t>
+      </w:r>
+      <w:r>
+        <w:rPr>
+          <w:rFonts w:hint="eastAsia" w:ascii="Times New Roman" w:hAnsi="Times New Roman" w:eastAsia="FangSong" w:cs="Times New Roman"/>
+        </w:rPr>
+        <w:t xml:space="preserve">的转化率为</w:t>
+      </w:r>
+      <w:r>
+        <w:rPr>
+          <w:rFonts w:ascii="Times New Roman" w:hAnsi="Times New Roman" w:eastAsia="Times New Roman" w:cs="Times New Roman"/>
+        </w:rPr>
+        <w:t xml:space="preserve"> 24%</w:t>
       </w:r>
     </w:p>
     <w:p>
       <w:pPr>
-        <w:pStyle w:val="FirstParagraph"/>
-        <w:spacing w:before="0" w:after="0"/>
-        <w:ind w:left="480" w:hanging="480"/>
-      </w:pPr>
-      <w:r>
-        <w:rPr>
-          <w:rFonts w:hint="eastAsia" w:ascii="Times New Roman" w:hAnsi="Times New Roman" w:eastAsia="Times New Roman" w:cs="Times New Roman"/>
-        </w:rPr>
-        <w:t>(C)·c(D)，</w:t>
-      </w:r>
-      <w:r>
-        <w:rPr>
-          <w:rFonts w:hint="eastAsia" w:ascii="Times New Roman" w:hAnsi="Times New Roman" w:eastAsia="FangSong" w:cs="Times New Roman"/>
-        </w:rPr>
-        <w:t>然后在温度不变的情况下</w:t>
-      </w:r>
-      <w:r>
-        <w:rPr>
-          <w:rFonts w:hint="eastAsia" w:ascii="Times New Roman" w:hAnsi="Times New Roman" w:eastAsia="Times New Roman" w:cs="Times New Roman"/>
-        </w:rPr>
-        <w:t>，</w:t>
-      </w:r>
-      <w:r>
-        <w:rPr>
-          <w:rFonts w:hint="eastAsia" w:ascii="Times New Roman" w:hAnsi="Times New Roman" w:eastAsia="FangSong" w:cs="Times New Roman"/>
-        </w:rPr>
-        <w:t>扩大容器容积至原来</w:t>
-      </w:r>
-      <w:r>
-        <w:rPr>
-          <w:rFonts w:ascii="Times New Roman" w:hAnsi="Times New Roman" w:eastAsia="Times New Roman" w:cs="Times New Roman"/>
-        </w:rPr>
-        <w:t xml:space="preserve"> 10 </w:t>
-      </w:r>
-      <w:r>
-        <w:rPr>
-          <w:rFonts w:hint="eastAsia" w:ascii="Times New Roman" w:hAnsi="Times New Roman" w:eastAsia="FangSong" w:cs="Times New Roman"/>
-        </w:rPr>
-        <w:t>倍</w:t>
-      </w:r>
-      <w:r>
-        <w:rPr>
-          <w:rFonts w:hint="eastAsia" w:ascii="Times New Roman" w:hAnsi="Times New Roman" w:eastAsia="Times New Roman" w:cs="Times New Roman"/>
-        </w:rPr>
-        <w:t>，</w:t>
-      </w:r>
-      <w:r>
-        <w:rPr>
-          <w:rFonts w:hint="eastAsia" w:ascii="Times New Roman" w:hAnsi="Times New Roman" w:eastAsia="FangSong" w:cs="Times New Roman"/>
-        </w:rPr>
-        <w:t>结果</w:t>
-      </w:r>
-      <w:r>
-        <w:rPr>
-          <w:rFonts w:ascii="Times New Roman" w:hAnsi="Times New Roman" w:eastAsia="Times New Roman" w:cs="Times New Roman"/>
-        </w:rPr>
-        <w:t xml:space="preserve"> A </w:t>
-      </w:r>
-      <w:r>
-        <w:rPr>
-          <w:rFonts w:hint="eastAsia" w:ascii="Times New Roman" w:hAnsi="Times New Roman" w:eastAsia="FangSong" w:cs="Times New Roman"/>
-        </w:rPr>
-        <w:t>的百分含量始终未有改变</w:t>
-      </w:r>
-      <w:r>
-        <w:rPr>
-          <w:rFonts w:hint="eastAsia" w:ascii="Times New Roman" w:hAnsi="Times New Roman" w:eastAsia="Times New Roman" w:cs="Times New Roman"/>
-        </w:rPr>
-        <w:t>，</w:t>
-      </w:r>
-      <w:r>
-        <w:rPr>
-          <w:rFonts w:hint="eastAsia" w:ascii="Times New Roman" w:hAnsi="Times New Roman" w:eastAsia="FangSong" w:cs="Times New Roman"/>
-        </w:rPr>
-        <w:t>则下列说法错误的是</w:t>
+        <w:pStyle w:val="Compact"/>
+        <w:numPr>
+          <w:ilvl w:val="0"/>
+          <w:numId w:val="1006"/>
+        </w:numPr>
+        <w:ind w:firstLine="420"/>
+      </w:pPr>
+      <w:r>
+        <w:rPr>
+          <w:rFonts w:ascii="Times New Roman" w:hAnsi="Times New Roman" w:eastAsia="Times New Roman" w:cs="Times New Roman"/>
+        </w:rPr>
+        <w:t xml:space="preserve">C. </w:t>
+      </w:r>
+      <w:r>
+        <w:rPr>
+          <w:rFonts w:hint="eastAsia" w:ascii="Times New Roman" w:hAnsi="Times New Roman" w:eastAsia="FangSong" w:cs="Times New Roman"/>
+        </w:rPr>
+        <w:t xml:space="preserve">平衡常数</w:t>
+      </w:r>
+      <w:r>
+        <w:rPr>
+          <w:rFonts w:ascii="Times New Roman" w:hAnsi="Times New Roman" w:eastAsia="Times New Roman" w:cs="Times New Roman"/>
+        </w:rPr>
+        <w:t xml:space="preserve"> K = 1</w:t>
       </w:r>
     </w:p>
     <w:p>
       <w:pPr>
         <w:pStyle w:val="Compact"/>
-        <w:spacing w:before="0" w:after="0"/>
-      </w:pPr>
-      <w:r>
-        <w:rPr>
-          <w:rFonts w:ascii="Times New Roman" w:hAnsi="Times New Roman" w:eastAsia="Times New Roman" w:cs="Times New Roman"/>
-        </w:rPr>
-        <w:t xml:space="preserve">A. a = 1</w:t>
+        <w:numPr>
+          <w:ilvl w:val="0"/>
+          <w:numId w:val="1006"/>
+        </w:numPr>
+        <w:ind w:firstLine="420"/>
+      </w:pPr>
+      <w:r>
+        <w:rPr>
+          <w:rFonts w:ascii="Times New Roman" w:hAnsi="Times New Roman" w:eastAsia="Times New Roman" w:cs="Times New Roman"/>
+        </w:rPr>
+        <w:t xml:space="preserve">D. </w:t>
+      </w:r>
+      <w:r>
+        <w:rPr>
+          <w:rFonts w:hint="eastAsia" w:ascii="Times New Roman" w:hAnsi="Times New Roman" w:eastAsia="FangSong" w:cs="Times New Roman"/>
+        </w:rPr>
+        <w:t>温度不变的情况下</w:t>
+      </w:r>
+      <w:r>
+        <w:rPr>
+          <w:rFonts w:hint="eastAsia" w:ascii="Times New Roman" w:hAnsi="Times New Roman" w:eastAsia="Times New Roman" w:cs="Times New Roman"/>
+        </w:rPr>
+        <w:t>，</w:t>
+      </w:r>
+      <w:r>
+        <w:rPr>
+          <w:rFonts w:hint="eastAsia" w:ascii="Times New Roman" w:hAnsi="Times New Roman" w:eastAsia="FangSong" w:cs="Times New Roman"/>
+        </w:rPr>
+        <w:t>扩大容器容积</w:t>
+      </w:r>
+      <w:r>
+        <w:rPr>
+          <w:rFonts w:hint="eastAsia" w:ascii="Times New Roman" w:hAnsi="Times New Roman" w:eastAsia="Times New Roman" w:cs="Times New Roman"/>
+        </w:rPr>
+        <w:t>，</w:t>
+      </w:r>
+      <w:r>
+        <w:rPr>
+          <w:rFonts w:hint="eastAsia" w:ascii="Times New Roman" w:hAnsi="Times New Roman" w:eastAsia="FangSong" w:cs="Times New Roman"/>
+        </w:rPr>
+        <w:t>平衡不移动</w:t>
       </w:r>
     </w:p>
     <w:p>
       <w:pPr>
-        <w:pStyle w:val="Compact"/>
-        <w:spacing w:before="0" w:after="0"/>
-      </w:pPr>
-      <w:r>
-        <w:rPr>
-          <w:rFonts w:ascii="Times New Roman" w:hAnsi="Times New Roman" w:eastAsia="Times New Roman" w:cs="Times New Roman"/>
-        </w:rPr>
-        <w:t xml:space="preserve">B. B </w:t>
-      </w:r>
-      <w:r>
-        <w:rPr>
-          <w:rFonts w:hint="eastAsia" w:ascii="Times New Roman" w:hAnsi="Times New Roman" w:eastAsia="FangSong" w:cs="Times New Roman"/>
-        </w:rPr>
-        <w:t xml:space="preserve">的转化率为</w:t>
-      </w:r>
-      <w:r>
-        <w:rPr>
-          <w:rFonts w:ascii="Times New Roman" w:hAnsi="Times New Roman" w:eastAsia="Times New Roman" w:cs="Times New Roman"/>
-        </w:rPr>
-        <w:t xml:space="preserve"> 24%</w:t>
-      </w:r>
-    </w:p>
-    <w:p>
-      <w:pPr>
-        <w:pStyle w:val="Compact"/>
-        <w:spacing w:before="0" w:after="0"/>
-      </w:pPr>
-      <w:r>
-        <w:rPr>
-          <w:rFonts w:ascii="Times New Roman" w:hAnsi="Times New Roman" w:eastAsia="Times New Roman" w:cs="Times New Roman"/>
-        </w:rPr>
-        <w:t xml:space="preserve">C. </w:t>
-      </w:r>
-      <w:r>
-        <w:rPr>
-          <w:rFonts w:hint="eastAsia" w:ascii="Times New Roman" w:hAnsi="Times New Roman" w:eastAsia="FangSong" w:cs="Times New Roman"/>
-        </w:rPr>
-        <w:t xml:space="preserve">平衡常数</w:t>
-      </w:r>
-      <w:r>
-        <w:rPr>
-          <w:rFonts w:ascii="Times New Roman" w:hAnsi="Times New Roman" w:eastAsia="Times New Roman" w:cs="Times New Roman"/>
-        </w:rPr>
-        <w:t xml:space="preserve"> K = 1</w:t>
-      </w:r>
-    </w:p>
-    <w:p>
-      <w:pPr>
-        <w:pStyle w:val="Compact"/>
-        <w:spacing w:before="0" w:after="0"/>
-      </w:pPr>
-      <w:r>
-        <w:rPr>
-          <w:rFonts w:ascii="Times New Roman" w:hAnsi="Times New Roman" w:eastAsia="Times New Roman" w:cs="Times New Roman"/>
-        </w:rPr>
-        <w:t xml:space="preserve">D. </w:t>
-      </w:r>
-      <w:r>
-        <w:rPr>
-          <w:rFonts w:hint="eastAsia" w:ascii="Times New Roman" w:hAnsi="Times New Roman" w:eastAsia="FangSong" w:cs="Times New Roman"/>
-        </w:rPr>
-        <w:t>温度不变的情况下</w:t>
-      </w:r>
-      <w:r>
-        <w:rPr>
-          <w:rFonts w:hint="eastAsia" w:ascii="Times New Roman" w:hAnsi="Times New Roman" w:eastAsia="Times New Roman" w:cs="Times New Roman"/>
-        </w:rPr>
-        <w:t>，</w:t>
-      </w:r>
-      <w:r>
-        <w:rPr>
-          <w:rFonts w:hint="eastAsia" w:ascii="Times New Roman" w:hAnsi="Times New Roman" w:eastAsia="FangSong" w:cs="Times New Roman"/>
-        </w:rPr>
-        <w:t>扩大容器容积</w:t>
-      </w:r>
-      <w:r>
-        <w:rPr>
-          <w:rFonts w:hint="eastAsia" w:ascii="Times New Roman" w:hAnsi="Times New Roman" w:eastAsia="Times New Roman" w:cs="Times New Roman"/>
-        </w:rPr>
-        <w:t>，</w:t>
-      </w:r>
-      <w:r>
-        <w:rPr>
-          <w:rFonts w:hint="eastAsia" w:ascii="Times New Roman" w:hAnsi="Times New Roman" w:eastAsia="FangSong" w:cs="Times New Roman"/>
-        </w:rPr>
-        <w:t>平衡不移动</w:t>
-      </w:r>
-    </w:p>
-    <w:p>
-      <w:pPr>
-        <w:spacing w:before="0" w:after="0"/>
-      </w:pPr>
-    </w:p>
-    <w:p>
-      <w:pPr>
-        <w:spacing w:before="0" w:after="0"/>
-      </w:pPr>
+        <w:spacing w:before="160" w:after="80"/>
+      </w:pPr>
+      <w:r>
+        <w:pict>
+          <v:rect style="width:0;height:1.5pt" o:hralign="center" o:hrstd="t" o:hr="t"/>
+        </w:pict>
+      </w:r>
     </w:p>
     <w:p>
       <w:pPr>
@@ -3367,6 +3458,7 @@
     <w:p>
       <w:pPr>
         <w:pStyle w:val="FirstParagraph"/>
+        <w:ind w:firstLine="420"/>
       </w:pPr>
       <w:r>
         <w:rPr>
@@ -3577,7 +3669,7 @@
         </w:rPr>
         <w:drawing>
           <wp:inline>
-            <wp:extent cx="3019802" cy="1100376"/>
+            <wp:extent cx="3600000" cy="1597632"/>
             <wp:effectExtent b="0" l="0" r="0" t="0"/>
             <wp:docPr descr="" title="" id="22" name="Picture"/>
             <a:graphic>
@@ -3598,7 +3690,7 @@
                   <pic:spPr bwMode="auto">
                     <a:xfrm>
                       <a:off x="0" y="0"/>
-                      <a:ext cx="3019802" cy="1100376"/>
+                      <a:ext cx="3600000" cy="1597632"/>
                     </a:xfrm>
                     <a:prstGeom prst="rect">
                       <a:avLst/>
@@ -3620,7 +3712,11 @@
     <w:p>
       <w:pPr>
         <w:pStyle w:val="Compact"/>
-        <w:spacing w:before="0" w:after="0"/>
+        <w:numPr>
+          <w:ilvl w:val="0"/>
+          <w:numId w:val="1007"/>
+        </w:numPr>
+        <w:ind w:firstLine="420"/>
       </w:pPr>
       <w:r>
         <w:rPr>
@@ -3711,7 +3807,11 @@
     <w:p>
       <w:pPr>
         <w:pStyle w:val="Compact"/>
-        <w:spacing w:before="0" w:after="0"/>
+        <w:numPr>
+          <w:ilvl w:val="0"/>
+          <w:numId w:val="1007"/>
+        </w:numPr>
+        <w:ind w:firstLine="420"/>
       </w:pPr>
       <w:r>
         <w:rPr>
@@ -3765,7 +3865,11 @@
     <w:p>
       <w:pPr>
         <w:pStyle w:val="Compact"/>
-        <w:spacing w:before="0" w:after="0"/>
+        <w:numPr>
+          <w:ilvl w:val="0"/>
+          <w:numId w:val="1007"/>
+        </w:numPr>
+        <w:ind w:firstLine="420"/>
       </w:pPr>
       <w:r>
         <w:rPr>
@@ -3795,7 +3899,11 @@
     <w:p>
       <w:pPr>
         <w:pStyle w:val="Compact"/>
-        <w:spacing w:before="0" w:after="0"/>
+        <w:numPr>
+          <w:ilvl w:val="0"/>
+          <w:numId w:val="1007"/>
+        </w:numPr>
+        <w:ind w:firstLine="420"/>
       </w:pPr>
       <w:r>
         <w:rPr>
@@ -3860,13 +3968,13 @@
     </w:p>
     <w:p>
       <w:pPr>
-        <w:spacing w:before="0" w:after="0"/>
-      </w:pPr>
-    </w:p>
-    <w:p>
-      <w:pPr>
-        <w:spacing w:before="0" w:after="0"/>
-      </w:pPr>
+        <w:spacing w:before="160" w:after="80"/>
+      </w:pPr>
+      <w:r>
+        <w:pict>
+          <v:rect style="width:0;height:1.5pt" o:hralign="center" o:hrstd="t" o:hr="t"/>
+        </w:pict>
+      </w:r>
     </w:p>
     <w:p>
       <w:pPr>
@@ -3907,6 +4015,7 @@
     <w:p>
       <w:pPr>
         <w:pStyle w:val="FirstParagraph"/>
+        <w:ind w:firstLine="420"/>
       </w:pPr>
       <w:r>
         <w:rPr>
@@ -3940,6 +4049,7 @@
           <w:ilvl w:val="0"/>
           <w:numId w:val="1008"/>
         </w:numPr>
+        <w:ind w:firstLine="420"/>
       </w:pPr>
       <m:oMath>
         <m:oMathPr>
@@ -4064,6 +4174,7 @@
           <w:ilvl w:val="0"/>
           <w:numId w:val="1008"/>
         </w:numPr>
+        <w:ind w:firstLine="420"/>
       </w:pPr>
       <m:oMath>
         <m:oMathPr>
@@ -4169,6 +4280,7 @@
     <w:p>
       <w:pPr>
         <w:pStyle w:val="FirstParagraph"/>
+        <w:ind w:firstLine="420"/>
       </w:pPr>
       <w:r>
         <w:rPr>
@@ -4433,6 +4545,7 @@
     <w:p>
       <w:pPr>
         <w:pStyle w:val="BodyText"/>
+        <w:ind w:firstLine="420"/>
       </w:pPr>
       <w:r>
         <w:rPr>
@@ -4474,7 +4587,7 @@
         <m:sSup>
           <m:e>
             <m:r>
-              <m:t xml:space="preserve"> </m:t>
+              <m:t>​</m:t>
             </m:r>
           </m:e>
           <m:sup>
@@ -4694,7 +4807,7 @@
         <m:sSup>
           <m:e>
             <m:r>
-              <m:t xml:space="preserve"> </m:t>
+              <m:t>​</m:t>
             </m:r>
           </m:e>
           <m:sup>
@@ -4957,6 +5070,7 @@
     <w:p>
       <w:pPr>
         <w:pStyle w:val="BodyText"/>
+        <w:ind w:firstLine="420"/>
       </w:pPr>
       <w:r>
         <w:rPr>
@@ -5034,6 +5148,7 @@
     <w:p>
       <w:pPr>
         <w:pStyle w:val="BodyText"/>
+        <w:ind w:firstLine="420"/>
       </w:pPr>
       <w:r>
         <w:rPr>
@@ -5178,6 +5293,7 @@
     <w:p>
       <w:pPr>
         <w:pStyle w:val="BodyText"/>
+        <w:ind w:firstLine="420"/>
       </w:pPr>
       <w:r>
         <w:rPr>
@@ -5489,43 +5605,13 @@
     </w:p>
     <w:p>
       <w:pPr>
-        <w:spacing w:before="0" w:after="0"/>
-      </w:pPr>
-    </w:p>
-    <w:p>
-      <w:pPr>
-        <w:spacing w:before="0" w:after="0"/>
-      </w:pPr>
-    </w:p>
-    <w:p>
-      <w:pPr>
-        <w:spacing w:before="0" w:after="0"/>
-      </w:pPr>
-    </w:p>
-    <w:p>
-      <w:pPr>
-        <w:spacing w:before="0" w:after="0"/>
-      </w:pPr>
-    </w:p>
-    <w:p>
-      <w:pPr>
-        <w:spacing w:before="0" w:after="0"/>
-      </w:pPr>
-    </w:p>
-    <w:p>
-      <w:pPr>
-        <w:spacing w:before="0" w:after="0"/>
-      </w:pPr>
-    </w:p>
-    <w:p>
-      <w:pPr>
-        <w:spacing w:before="0" w:after="0"/>
-      </w:pPr>
-    </w:p>
-    <w:p>
-      <w:pPr>
-        <w:spacing w:before="0" w:after="0"/>
-      </w:pPr>
+        <w:spacing w:before="160" w:after="80"/>
+      </w:pPr>
+      <w:r>
+        <w:pict>
+          <v:rect style="width:0;height:1.5pt" o:hralign="center" o:hrstd="t" o:hr="t"/>
+        </w:pict>
+      </w:r>
     </w:p>
     <w:p>
       <w:pPr>
@@ -5566,6 +5652,7 @@
     <w:p>
       <w:pPr>
         <w:pStyle w:val="FirstParagraph"/>
+        <w:ind w:firstLine="420"/>
       </w:pPr>
       <w:r>
         <w:rPr>
@@ -5876,7 +5963,7 @@
         </w:rPr>
         <w:drawing>
           <wp:inline>
-            <wp:extent cx="3600000" cy="2119551"/>
+            <wp:extent cx="3600000" cy="2143820"/>
             <wp:effectExtent b="0" l="0" r="0" t="0"/>
             <wp:docPr descr="" title="" id="27" name="Picture"/>
             <a:graphic>
@@ -5897,7 +5984,7 @@
                   <pic:spPr bwMode="auto">
                     <a:xfrm>
                       <a:off x="0" y="0"/>
-                      <a:ext cx="3600000" cy="2119551"/>
+                      <a:ext cx="3600000" cy="2143820"/>
                     </a:xfrm>
                     <a:prstGeom prst="rect">
                       <a:avLst/>
@@ -5919,8 +6006,7 @@
     <w:p>
       <w:pPr>
         <w:pStyle w:val="BodyText"/>
-        <w:spacing w:before="0" w:after="0"/>
-        <w:ind w:left="480" w:hanging="480"/>
+        <w:ind w:firstLine="420"/>
       </w:pPr>
       <w:r>
         <w:rPr>
@@ -5940,13 +6026,6 @@
         </w:rPr>
         <w:t xml:space="preserve"> </w:t>
       </w:r>
-    </w:p>
-    <w:p>
-      <w:pPr>
-        <w:pStyle w:val="BodyText"/>
-        <w:spacing w:before="0" w:after="0"/>
-        <w:ind w:left="480" w:hanging="480"/>
-      </w:pPr>
       <w:r>
         <w:rPr>
           <w:rFonts w:ascii="Times New Roman" w:hAnsi="Times New Roman" w:eastAsia="Times New Roman" w:cs="Times New Roman"/>
@@ -6012,13 +6091,6 @@
         </w:rPr>
         <w:t xml:space="preserve"> </w:t>
       </w:r>
-    </w:p>
-    <w:p>
-      <w:pPr>
-        <w:pStyle w:val="BodyText"/>
-        <w:spacing w:before="0" w:after="0"/>
-        <w:ind w:left="480" w:hanging="480"/>
-      </w:pPr>
       <w:r>
         <w:rPr>
           <w:rFonts w:ascii="Times New Roman" w:hAnsi="Times New Roman" w:eastAsia="Times New Roman" w:cs="Times New Roman"/>
@@ -6087,65 +6159,58 @@
         </w:rPr>
         <w:t xml:space="preserve"> </w:t>
       </w:r>
+      <w:r>
+        <w:rPr>
+          <w:rFonts w:ascii="Times New Roman" w:hAnsi="Times New Roman" w:eastAsia="Times New Roman" w:cs="Times New Roman"/>
+        </w:rPr>
+        <w:t xml:space="preserve">D. b </w:t>
+      </w:r>
+      <w:r>
+        <w:rPr>
+          <w:rFonts w:hint="eastAsia" w:ascii="Times New Roman" w:hAnsi="Times New Roman" w:eastAsia="FangSong" w:cs="Times New Roman"/>
+        </w:rPr>
+        <w:t>点时</w:t>
+      </w:r>
+      <w:r>
+        <w:rPr>
+          <w:rFonts w:hint="eastAsia" w:ascii="Times New Roman" w:hAnsi="Times New Roman" w:eastAsia="Times New Roman" w:cs="Times New Roman"/>
+        </w:rPr>
+        <w:t>，</w:t>
+      </w:r>
+      <w:r>
+        <w:rPr>
+          <w:rFonts w:hint="eastAsia" w:ascii="Times New Roman" w:hAnsi="Times New Roman" w:eastAsia="FangSong" w:cs="Times New Roman"/>
+        </w:rPr>
+        <w:t>平衡体系中</w:t>
+      </w:r>
+      <w:r>
+        <w:rPr>
+          <w:rFonts w:ascii="Times New Roman" w:hAnsi="Times New Roman" w:eastAsia="Times New Roman" w:cs="Times New Roman"/>
+        </w:rPr>
+        <w:t xml:space="preserve"> A、B </w:t>
+      </w:r>
+      <w:r>
+        <w:rPr>
+          <w:rFonts w:hint="eastAsia" w:ascii="Times New Roman" w:hAnsi="Times New Roman" w:eastAsia="FangSong" w:cs="Times New Roman"/>
+        </w:rPr>
+        <w:t xml:space="preserve">原子数之比接近</w:t>
+      </w:r>
+      <w:r>
+        <w:rPr>
+          <w:rFonts w:ascii="Times New Roman" w:hAnsi="Times New Roman" w:eastAsia="Times New Roman" w:cs="Times New Roman"/>
+        </w:rPr>
+        <w:t xml:space="preserve"> 1:3</w:t>
+      </w:r>
     </w:p>
     <w:p>
       <w:pPr>
-        <w:pStyle w:val="BodyText"/>
-        <w:spacing w:before="0" w:after="0"/>
-        <w:ind w:left="480" w:hanging="480"/>
-      </w:pPr>
-      <w:r>
-        <w:rPr>
-          <w:rFonts w:ascii="Times New Roman" w:hAnsi="Times New Roman" w:eastAsia="Times New Roman" w:cs="Times New Roman"/>
-        </w:rPr>
-        <w:t xml:space="preserve">D. b </w:t>
-      </w:r>
-      <w:r>
-        <w:rPr>
-          <w:rFonts w:hint="eastAsia" w:ascii="Times New Roman" w:hAnsi="Times New Roman" w:eastAsia="FangSong" w:cs="Times New Roman"/>
-        </w:rPr>
-        <w:t>点时</w:t>
-      </w:r>
-      <w:r>
-        <w:rPr>
-          <w:rFonts w:hint="eastAsia" w:ascii="Times New Roman" w:hAnsi="Times New Roman" w:eastAsia="Times New Roman" w:cs="Times New Roman"/>
-        </w:rPr>
-        <w:t>，</w:t>
-      </w:r>
-      <w:r>
-        <w:rPr>
-          <w:rFonts w:hint="eastAsia" w:ascii="Times New Roman" w:hAnsi="Times New Roman" w:eastAsia="FangSong" w:cs="Times New Roman"/>
-        </w:rPr>
-        <w:t>平衡体系中</w:t>
-      </w:r>
-      <w:r>
-        <w:rPr>
-          <w:rFonts w:ascii="Times New Roman" w:hAnsi="Times New Roman" w:eastAsia="Times New Roman" w:cs="Times New Roman"/>
-        </w:rPr>
-        <w:t xml:space="preserve"> A、B </w:t>
-      </w:r>
-      <w:r>
-        <w:rPr>
-          <w:rFonts w:hint="eastAsia" w:ascii="Times New Roman" w:hAnsi="Times New Roman" w:eastAsia="FangSong" w:cs="Times New Roman"/>
-        </w:rPr>
-        <w:t xml:space="preserve">原子数之比接近</w:t>
-      </w:r>
-      <w:r>
-        <w:rPr>
-          <w:rFonts w:ascii="Times New Roman" w:hAnsi="Times New Roman" w:eastAsia="Times New Roman" w:cs="Times New Roman"/>
-        </w:rPr>
-        <w:t xml:space="preserve"> 1:3</w:t>
-      </w:r>
-    </w:p>
-    <w:p>
-      <w:pPr>
-        <w:spacing w:before="0" w:after="0"/>
-      </w:pPr>
-    </w:p>
-    <w:p>
-      <w:pPr>
-        <w:spacing w:before="0" w:after="0"/>
-      </w:pPr>
+        <w:spacing w:before="160" w:after="80"/>
+      </w:pPr>
+      <w:r>
+        <w:pict>
+          <v:rect style="width:0;height:1.5pt" o:hralign="center" o:hrstd="t" o:hr="t"/>
+        </w:pict>
+      </w:r>
     </w:p>
     <w:p>
       <w:pPr>
@@ -6186,6 +6251,7 @@
     <w:p>
       <w:pPr>
         <w:pStyle w:val="FirstParagraph"/>
+        <w:ind w:firstLine="420"/>
       </w:pPr>
       <w:r>
         <w:rPr>
@@ -6369,7 +6435,7 @@
         </w:rPr>
         <w:drawing>
           <wp:inline>
-            <wp:extent cx="3600000" cy="1293976"/>
+            <wp:extent cx="3600000" cy="1308433"/>
             <wp:effectExtent b="0" l="0" r="0" t="0"/>
             <wp:docPr descr="" title="" id="31" name="Picture"/>
             <a:graphic>
@@ -6390,7 +6456,7 @@
                   <pic:spPr bwMode="auto">
                     <a:xfrm>
                       <a:off x="0" y="0"/>
-                      <a:ext cx="3600000" cy="1293976"/>
+                      <a:ext cx="3600000" cy="1308433"/>
                     </a:xfrm>
                     <a:prstGeom prst="rect">
                       <a:avLst/>
@@ -6511,18 +6577,36 @@
             </m:rPr>
             <m:t>)</m:t>
           </m:r>
-          <m:limUpp>
+          <m:limLow>
             <m:e>
-              <m:r>
-                <m:rPr>
-                  <m:sty m:val="p"/>
-                </m:rPr>
-                <m:t>⇌</m:t>
-              </m:r>
+              <m:limUpp>
+                <m:e>
+                  <m:r>
+                    <m:rPr>
+                      <m:sty m:val="p"/>
+                    </m:rPr>
+                    <m:t>⇌</m:t>
+                  </m:r>
+                </m:e>
+                <m:lim>
+                  <m:r>
+                    <m:t>1123</m:t>
+                  </m:r>
+                  <m:r>
+                    <m:t> </m:t>
+                  </m:r>
+                  <m:r>
+                    <m:rPr>
+                      <m:sty m:val="p"/>
+                    </m:rPr>
+                    <m:t>K</m:t>
+                  </m:r>
+                </m:lim>
+              </m:limUpp>
             </m:e>
             <m:lim>
               <m:r>
-                <m:t>1123</m:t>
+                <m:t>1023</m:t>
               </m:r>
               <m:r>
                 <m:t> </m:t>
@@ -6534,34 +6618,7 @@
                 <m:t>K</m:t>
               </m:r>
             </m:lim>
-          </m:limUpp>
-          <m:r>
-            <m:t> </m:t>
-          </m:r>
-          <m:r>
-            <m:rPr>
-              <m:sty m:val="p"/>
-            </m:rPr>
-            <m:t>(</m:t>
-          </m:r>
-          <m:r>
-            <m:t>1023</m:t>
-          </m:r>
-          <m:r>
-            <m:t> </m:t>
-          </m:r>
-          <m:r>
-            <m:rPr>
-              <m:sty m:val="p"/>
-            </m:rPr>
-            <m:t>K</m:t>
-          </m:r>
-          <m:r>
-            <m:rPr>
-              <m:sty m:val="p"/>
-            </m:rPr>
-            <m:t>)</m:t>
-          </m:r>
+          </m:limLow>
           <m:sSub>
             <m:e>
               <m:r>
@@ -6652,8 +6709,7 @@
     <w:p>
       <w:pPr>
         <w:pStyle w:val="FirstParagraph"/>
-        <w:spacing w:before="0" w:after="0"/>
-        <w:ind w:left="480" w:hanging="480"/>
+        <w:ind w:firstLine="420"/>
       </w:pPr>
       <w:r>
         <w:rPr>
@@ -6679,13 +6735,6 @@
         </w:rPr>
         <w:t xml:space="preserve"> </w:t>
       </w:r>
-    </w:p>
-    <w:p>
-      <w:pPr>
-        <w:pStyle w:val="FirstParagraph"/>
-        <w:spacing w:before="0" w:after="0"/>
-        <w:ind w:left="480" w:hanging="480"/>
-      </w:pPr>
       <w:r>
         <w:rPr>
           <w:rFonts w:ascii="Times New Roman" w:hAnsi="Times New Roman" w:eastAsia="Times New Roman" w:cs="Times New Roman"/>
@@ -6748,13 +6797,6 @@
         </w:rPr>
         <w:t xml:space="preserve"> </w:t>
       </w:r>
-    </w:p>
-    <w:p>
-      <w:pPr>
-        <w:pStyle w:val="FirstParagraph"/>
-        <w:spacing w:before="0" w:after="0"/>
-        <w:ind w:left="480" w:hanging="480"/>
-      </w:pPr>
       <w:r>
         <w:rPr>
           <w:rFonts w:ascii="Times New Roman" w:hAnsi="Times New Roman" w:eastAsia="Times New Roman" w:cs="Times New Roman"/>
@@ -6811,13 +6853,6 @@
         </w:rPr>
         <w:t xml:space="preserve"> </w:t>
       </w:r>
-    </w:p>
-    <w:p>
-      <w:pPr>
-        <w:pStyle w:val="FirstParagraph"/>
-        <w:spacing w:before="0" w:after="0"/>
-        <w:ind w:left="480" w:hanging="480"/>
-      </w:pPr>
       <w:r>
         <w:rPr>
           <w:rFonts w:ascii="Times New Roman" w:hAnsi="Times New Roman" w:eastAsia="Times New Roman" w:cs="Times New Roman"/>
@@ -6912,13 +6947,6 @@
         </w:rPr>
         <w:t xml:space="preserve"> </w:t>
       </w:r>
-    </w:p>
-    <w:p>
-      <w:pPr>
-        <w:pStyle w:val="FirstParagraph"/>
-        <w:spacing w:before="0" w:after="0"/>
-        <w:ind w:left="480" w:hanging="480"/>
-      </w:pPr>
       <w:r>
         <w:rPr>
           <w:rFonts w:ascii="Times New Roman" w:hAnsi="Times New Roman" w:eastAsia="Times New Roman" w:cs="Times New Roman"/>
@@ -7004,13 +7032,13 @@
     </w:p>
     <w:p>
       <w:pPr>
-        <w:spacing w:before="0" w:after="0"/>
-      </w:pPr>
-    </w:p>
-    <w:p>
-      <w:pPr>
-        <w:spacing w:before="0" w:after="0"/>
-      </w:pPr>
+        <w:spacing w:before="160" w:after="80"/>
+      </w:pPr>
+      <w:r>
+        <w:pict>
+          <v:rect style="width:0;height:1.5pt" o:hralign="center" o:hrstd="t" o:hr="t"/>
+        </w:pict>
+      </w:r>
     </w:p>
     <w:p>
       <w:pPr>
@@ -7051,6 +7079,7 @@
     <w:p>
       <w:pPr>
         <w:pStyle w:val="FirstParagraph"/>
+        <w:ind w:firstLine="420"/>
       </w:pPr>
       <w:r>
         <w:rPr>
@@ -7183,7 +7212,7 @@
     <w:p>
       <w:pPr>
         <w:pStyle w:val="BodyText"/>
-        <w:spacing w:before="0" w:after="0"/>
+        <w:ind w:firstLine="420"/>
       </w:pPr>
       <w:r>
         <w:rPr>
@@ -7213,7 +7242,7 @@
     <w:p>
       <w:pPr>
         <w:pStyle w:val="BodyText"/>
-        <w:spacing w:before="0" w:after="0"/>
+        <w:ind w:firstLine="420"/>
       </w:pPr>
       <w:r>
         <w:rPr>
@@ -7243,7 +7272,7 @@
     <w:p>
       <w:pPr>
         <w:pStyle w:val="BodyText"/>
-        <w:spacing w:before="0" w:after="0"/>
+        <w:ind w:firstLine="420"/>
       </w:pPr>
       <w:r>
         <w:rPr>
@@ -7273,7 +7302,7 @@
     <w:p>
       <w:pPr>
         <w:pStyle w:val="BodyText"/>
-        <w:spacing w:before="0" w:after="0"/>
+        <w:ind w:firstLine="420"/>
       </w:pPr>
       <w:r>
         <w:rPr>
@@ -7312,7 +7341,7 @@
         </w:rPr>
         <w:drawing>
           <wp:inline>
-            <wp:extent cx="3240000" cy="2614455"/>
+            <wp:extent cx="3240000" cy="2638514"/>
             <wp:effectExtent b="0" l="0" r="0" t="0"/>
             <wp:docPr descr="" title="" id="35" name="Picture"/>
             <a:graphic>
@@ -7333,7 +7362,7 @@
                   <pic:spPr bwMode="auto">
                     <a:xfrm>
                       <a:off x="0" y="0"/>
-                      <a:ext cx="3240000" cy="2614455"/>
+                      <a:ext cx="3240000" cy="2638514"/>
                     </a:xfrm>
                     <a:prstGeom prst="rect">
                       <a:avLst/>
@@ -7354,13 +7383,13 @@
     </w:p>
     <w:p>
       <w:pPr>
-        <w:spacing w:before="0" w:after="0"/>
-      </w:pPr>
-    </w:p>
-    <w:p>
-      <w:pPr>
-        <w:spacing w:before="0" w:after="0"/>
-      </w:pPr>
+        <w:spacing w:before="160" w:after="80"/>
+      </w:pPr>
+      <w:r>
+        <w:pict>
+          <v:rect style="width:0;height:1.5pt" o:hralign="center" o:hrstd="t" o:hr="t"/>
+        </w:pict>
+      </w:r>
     </w:p>
     <w:p>
       <w:pPr>
@@ -7401,6 +7430,7 @@
     <w:p>
       <w:pPr>
         <w:pStyle w:val="FirstParagraph"/>
+        <w:ind w:firstLine="420"/>
       </w:pPr>
       <m:oMath>
         <m:sSub>
@@ -7761,6 +7791,7 @@
     <w:p>
       <w:pPr>
         <w:pStyle w:val="BodyText"/>
+        <w:ind w:firstLine="420"/>
       </w:pPr>
       <w:r>
         <w:rPr>
@@ -7831,6 +7862,7 @@
     <w:p>
       <w:pPr>
         <w:pStyle w:val="BodyText"/>
+        <w:ind w:firstLine="420"/>
       </w:pPr>
       <w:r>
         <w:rPr>
@@ -7895,28 +7927,13 @@
     </w:p>
     <w:p>
       <w:pPr>
-        <w:spacing w:before="0" w:after="0"/>
-      </w:pPr>
-    </w:p>
-    <w:p>
-      <w:pPr>
-        <w:spacing w:before="0" w:after="0"/>
-      </w:pPr>
-    </w:p>
-    <w:p>
-      <w:pPr>
-        <w:spacing w:before="0" w:after="0"/>
-      </w:pPr>
-    </w:p>
-    <w:p>
-      <w:pPr>
-        <w:spacing w:before="0" w:after="0"/>
-      </w:pPr>
-    </w:p>
-    <w:p>
-      <w:pPr>
-        <w:spacing w:before="0" w:after="0"/>
-      </w:pPr>
+        <w:spacing w:before="160" w:after="80"/>
+      </w:pPr>
+      <w:r>
+        <w:pict>
+          <v:rect style="width:0;height:1.5pt" o:hralign="center" o:hrstd="t" o:hr="t"/>
+        </w:pict>
+      </w:r>
     </w:p>
     <w:p>
       <w:pPr>
@@ -7957,6 +7974,7 @@
     <w:p>
       <w:pPr>
         <w:pStyle w:val="FirstParagraph"/>
+        <w:ind w:firstLine="420"/>
       </w:pPr>
       <w:r>
         <w:rPr>
@@ -8060,14 +8078,12 @@
     </w:p>
     <w:p>
       <w:pPr>
-        <w:pStyle w:val="BodyText"/>
-      </w:pPr>
-      <w:r>
-        <w:rPr>
-          <w:rFonts w:ascii="Times New Roman" w:hAnsi="Times New Roman" w:eastAsia="Times New Roman" w:cs="Times New Roman"/>
-        </w:rPr>
-        <w:t xml:space="preserve">3-1 </w:t>
-      </w:r>
+        <w:numPr>
+          <w:ilvl w:val="0"/>
+          <w:numId w:val="1009"/>
+        </w:numPr>
+        <w:ind w:firstLine="420"/>
+      </w:pPr>
       <w:r>
         <w:rPr>
           <w:rFonts w:hint="eastAsia" w:ascii="Times New Roman" w:hAnsi="Times New Roman" w:eastAsia="FangSong" w:cs="Times New Roman"/>
@@ -8207,14 +8223,12 @@
     </w:p>
     <w:p>
       <w:pPr>
-        <w:pStyle w:val="BodyText"/>
-      </w:pPr>
-      <w:r>
-        <w:rPr>
-          <w:rFonts w:ascii="Times New Roman" w:hAnsi="Times New Roman" w:eastAsia="Times New Roman" w:cs="Times New Roman"/>
-        </w:rPr>
-        <w:t xml:space="preserve">3-2 </w:t>
-      </w:r>
+        <w:numPr>
+          <w:ilvl w:val="0"/>
+          <w:numId w:val="1009"/>
+        </w:numPr>
+        <w:ind w:firstLine="420"/>
+      </w:pPr>
       <w:r>
         <w:rPr>
           <w:rFonts w:hint="eastAsia" w:ascii="Times New Roman" w:hAnsi="Times New Roman" w:eastAsia="FangSong" w:cs="Times New Roman"/>
@@ -8285,28 +8299,13 @@
     </w:p>
     <w:p>
       <w:pPr>
-        <w:spacing w:before="0" w:after="0"/>
-      </w:pPr>
-    </w:p>
-    <w:p>
-      <w:pPr>
-        <w:spacing w:before="0" w:after="0"/>
-      </w:pPr>
-    </w:p>
-    <w:p>
-      <w:pPr>
-        <w:spacing w:before="0" w:after="0"/>
-      </w:pPr>
-    </w:p>
-    <w:p>
-      <w:pPr>
-        <w:spacing w:before="0" w:after="0"/>
-      </w:pPr>
-    </w:p>
-    <w:p>
-      <w:pPr>
-        <w:spacing w:before="0" w:after="0"/>
-      </w:pPr>
+        <w:spacing w:before="160" w:after="80"/>
+      </w:pPr>
+      <w:r>
+        <w:pict>
+          <v:rect style="width:0;height:1.5pt" o:hralign="center" o:hrstd="t" o:hr="t"/>
+        </w:pict>
+      </w:r>
     </w:p>
     <w:p>
       <w:pPr>
@@ -8347,6 +8346,7 @@
     <w:p>
       <w:pPr>
         <w:pStyle w:val="FirstParagraph"/>
+        <w:ind w:firstLine="420"/>
       </w:pPr>
       <w:r>
         <w:rPr>
@@ -8517,6 +8517,7 @@
     <w:p>
       <w:pPr>
         <w:pStyle w:val="FirstParagraph"/>
+        <w:ind w:firstLine="420"/>
       </w:pPr>
       <w:r>
         <w:rPr>
@@ -8778,6 +8779,7 @@
     <w:p>
       <w:pPr>
         <w:pStyle w:val="BodyText"/>
+        <w:ind w:firstLine="420"/>
       </w:pPr>
       <w:r>
         <w:rPr>
@@ -8921,6 +8923,7 @@
     <w:p>
       <w:pPr>
         <w:pStyle w:val="BodyText"/>
+        <w:ind w:firstLine="420"/>
       </w:pPr>
       <w:r>
         <w:rPr>
@@ -9165,6 +9168,7 @@
     <w:p>
       <w:pPr>
         <w:pStyle w:val="BodyText"/>
+        <w:ind w:firstLine="420"/>
       </w:pPr>
       <w:r>
         <w:rPr>
@@ -9214,6 +9218,7 @@
     <w:p>
       <w:pPr>
         <w:pStyle w:val="BodyText"/>
+        <w:ind w:firstLine="420"/>
       </w:pPr>
       <w:r>
         <w:rPr>
@@ -9509,6 +9514,7 @@
     <w:p>
       <w:pPr>
         <w:pStyle w:val="BodyText"/>
+        <w:ind w:firstLine="420"/>
       </w:pPr>
       <w:r>
         <w:rPr>
@@ -9558,6 +9564,7 @@
     <w:p>
       <w:pPr>
         <w:pStyle w:val="BodyText"/>
+        <w:ind w:firstLine="420"/>
       </w:pPr>
       <w:r>
         <w:rPr>
@@ -9651,6 +9658,7 @@
     <w:p>
       <w:pPr>
         <w:pStyle w:val="BodyText"/>
+        <w:ind w:firstLine="420"/>
       </w:pPr>
       <w:r>
         <w:rPr>
@@ -9768,6 +9776,7 @@
     <w:p>
       <w:pPr>
         <w:pStyle w:val="BodyText"/>
+        <w:ind w:firstLine="420"/>
       </w:pPr>
       <w:r>
         <w:rPr>
@@ -10018,7 +10027,7 @@
         </w:rPr>
         <w:drawing>
           <wp:inline>
-            <wp:extent cx="2146300" cy="2094268"/>
+            <wp:extent cx="2146300" cy="2120900"/>
             <wp:effectExtent b="0" l="0" r="0" t="0"/>
             <wp:docPr descr="" title="" id="41" name="Picture"/>
             <a:graphic>
@@ -10039,7 +10048,7 @@
                   <pic:spPr bwMode="auto">
                     <a:xfrm>
                       <a:off x="0" y="0"/>
-                      <a:ext cx="2146300" cy="2094268"/>
+                      <a:ext cx="2146300" cy="2120900"/>
                     </a:xfrm>
                     <a:prstGeom prst="rect">
                       <a:avLst/>
@@ -10070,7 +10079,7 @@
         </w:rPr>
         <w:drawing>
           <wp:inline>
-            <wp:extent cx="2146300" cy="2054128"/>
+            <wp:extent cx="2146300" cy="2057400"/>
             <wp:effectExtent b="0" l="0" r="0" t="0"/>
             <wp:docPr descr="" title="" id="44" name="Picture"/>
             <a:graphic>
@@ -10091,7 +10100,7 @@
                   <pic:spPr bwMode="auto">
                     <a:xfrm>
                       <a:off x="0" y="0"/>
-                      <a:ext cx="2146300" cy="2054128"/>
+                      <a:ext cx="2146300" cy="2057400"/>
                     </a:xfrm>
                     <a:prstGeom prst="rect">
                       <a:avLst/>
@@ -10113,6 +10122,7 @@
     <w:p>
       <w:pPr>
         <w:pStyle w:val="BodyText"/>
+        <w:ind w:firstLine="420"/>
       </w:pPr>
       <w:r>
         <w:rPr>
@@ -10218,6 +10228,7 @@
     <w:p>
       <w:pPr>
         <w:pStyle w:val="BodyText"/>
+        <w:ind w:firstLine="420"/>
       </w:pPr>
       <w:r>
         <w:rPr>
@@ -10339,6 +10350,7 @@
     <w:p>
       <w:pPr>
         <w:pStyle w:val="BodyText"/>
+        <w:ind w:firstLine="420"/>
       </w:pPr>
       <w:r>
         <w:rPr>
@@ -10388,6 +10400,7 @@
     <w:p>
       <w:pPr>
         <w:pStyle w:val="BodyText"/>
+        <w:ind w:firstLine="420"/>
       </w:pPr>
       <w:r>
         <w:rPr>
@@ -10449,6 +10462,7 @@
     <w:p>
       <w:pPr>
         <w:pStyle w:val="BodyText"/>
+        <w:ind w:firstLine="420"/>
       </w:pPr>
       <w:r>
         <w:rPr>
@@ -11177,6 +11191,7 @@
     <w:p>
       <w:pPr>
         <w:pStyle w:val="BodyText"/>
+        <w:ind w:firstLine="420"/>
       </w:pPr>
       <w:r>
         <w:rPr>
@@ -11282,6 +11297,7 @@
     <w:p>
       <w:pPr>
         <w:pStyle w:val="BodyText"/>
+        <w:ind w:firstLine="420"/>
       </w:pPr>
       <w:r>
         <w:rPr>
@@ -11575,43 +11591,13 @@
     </w:p>
     <w:p>
       <w:pPr>
-        <w:spacing w:before="0" w:after="0"/>
-      </w:pPr>
-    </w:p>
-    <w:p>
-      <w:pPr>
-        <w:spacing w:before="0" w:after="0"/>
-      </w:pPr>
-    </w:p>
-    <w:p>
-      <w:pPr>
-        <w:spacing w:before="0" w:after="0"/>
-      </w:pPr>
-    </w:p>
-    <w:p>
-      <w:pPr>
-        <w:spacing w:before="0" w:after="0"/>
-      </w:pPr>
-    </w:p>
-    <w:p>
-      <w:pPr>
-        <w:spacing w:before="0" w:after="0"/>
-      </w:pPr>
-    </w:p>
-    <w:p>
-      <w:pPr>
-        <w:spacing w:before="0" w:after="0"/>
-      </w:pPr>
-    </w:p>
-    <w:p>
-      <w:pPr>
-        <w:spacing w:before="0" w:after="0"/>
-      </w:pPr>
-    </w:p>
-    <w:p>
-      <w:pPr>
-        <w:spacing w:before="0" w:after="0"/>
-      </w:pPr>
+        <w:spacing w:before="160" w:after="80"/>
+      </w:pPr>
+      <w:r>
+        <w:pict>
+          <v:rect style="width:0;height:1.5pt" o:hralign="center" o:hrstd="t" o:hr="t"/>
+        </w:pict>
+      </w:r>
     </w:p>
     <w:p>
       <w:pPr>
@@ -11652,6 +11638,7 @@
     <w:p>
       <w:pPr>
         <w:pStyle w:val="FirstParagraph"/>
+        <w:ind w:firstLine="420"/>
       </w:pPr>
       <w:r>
         <w:rPr>
@@ -11777,14 +11764,13 @@
     </w:p>
     <w:p>
       <w:pPr>
-        <w:pStyle w:val="BodyText"/>
-      </w:pPr>
-      <w:r>
-        <w:rPr>
-          <w:rFonts w:ascii="Times New Roman" w:hAnsi="Times New Roman" w:eastAsia="Times New Roman" w:cs="Times New Roman"/>
-        </w:rPr>
-        <w:t xml:space="preserve">7-1 </w:t>
-      </w:r>
+        <w:pStyle w:val="Compact"/>
+        <w:numPr>
+          <w:ilvl w:val="0"/>
+          <w:numId w:val="1010"/>
+        </w:numPr>
+        <w:ind w:firstLine="420"/>
+      </w:pPr>
       <w:r>
         <w:rPr>
           <w:rFonts w:hint="eastAsia" w:ascii="Times New Roman" w:hAnsi="Times New Roman" w:eastAsia="FangSong" w:cs="Times New Roman"/>
@@ -11896,13 +11882,14 @@
     </w:p>
     <w:p>
       <w:pPr>
-        <w:pStyle w:val="BodyText"/>
-      </w:pPr>
-      <w:r>
-        <w:rPr>
-          <w:rFonts w:ascii="Times New Roman" w:hAnsi="Times New Roman" w:eastAsia="Times New Roman" w:cs="Times New Roman"/>
-        </w:rPr>
-        <w:t xml:space="preserve">7-1-1 </w:t>
+        <w:pStyle w:val="FirstParagraph"/>
+        <w:ind w:firstLine="420"/>
+      </w:pPr>
+      <w:r>
+        <w:rPr>
+          <w:rFonts w:ascii="Times New Roman" w:hAnsi="Times New Roman" w:eastAsia="Times New Roman" w:cs="Times New Roman"/>
+        </w:rPr>
+        <w:t xml:space="preserve">(1)① </w:t>
       </w:r>
       <w:r>
         <w:rPr>
@@ -12352,12 +12339,13 @@
     <w:p>
       <w:pPr>
         <w:pStyle w:val="BodyText"/>
-      </w:pPr>
-      <w:r>
-        <w:rPr>
-          <w:rFonts w:ascii="Times New Roman" w:hAnsi="Times New Roman" w:eastAsia="Times New Roman" w:cs="Times New Roman"/>
-        </w:rPr>
-        <w:t xml:space="preserve">7-1-2 </w:t>
+        <w:ind w:firstLine="420"/>
+      </w:pPr>
+      <w:r>
+        <w:rPr>
+          <w:rFonts w:ascii="Times New Roman" w:hAnsi="Times New Roman" w:eastAsia="Times New Roman" w:cs="Times New Roman"/>
+        </w:rPr>
+        <w:t xml:space="preserve">(1)② </w:t>
       </w:r>
       <w:r>
         <w:rPr>
@@ -12601,6 +12589,7 @@
     <w:p>
       <w:pPr>
         <w:pStyle w:val="FirstParagraph"/>
+        <w:ind w:firstLine="420"/>
       </w:pPr>
       <w:r>
         <w:rPr>
@@ -13061,14 +13050,12 @@
     </w:p>
     <w:p>
       <w:pPr>
-        <w:pStyle w:val="BodyText"/>
-      </w:pPr>
-      <w:r>
-        <w:rPr>
-          <w:rFonts w:ascii="Times New Roman" w:hAnsi="Times New Roman" w:eastAsia="Times New Roman" w:cs="Times New Roman"/>
-        </w:rPr>
-        <w:t xml:space="preserve">7-2 </w:t>
-      </w:r>
+        <w:numPr>
+          <w:ilvl w:val="0"/>
+          <w:numId w:val="1011"/>
+        </w:numPr>
+        <w:ind w:firstLine="420"/>
+      </w:pPr>
       <w:r>
         <w:rPr>
           <w:rFonts w:hint="eastAsia" w:ascii="Times New Roman" w:hAnsi="Times New Roman" w:eastAsia="FangSong" w:cs="Times New Roman"/>
@@ -13156,14 +13143,12 @@
     </w:p>
     <w:p>
       <w:pPr>
-        <w:pStyle w:val="BodyText"/>
-      </w:pPr>
-      <w:r>
-        <w:rPr>
-          <w:rFonts w:ascii="Times New Roman" w:hAnsi="Times New Roman" w:eastAsia="Times New Roman" w:cs="Times New Roman"/>
-        </w:rPr>
-        <w:t xml:space="preserve">7-3 </w:t>
-      </w:r>
+        <w:numPr>
+          <w:ilvl w:val="0"/>
+          <w:numId w:val="1011"/>
+        </w:numPr>
+        <w:ind w:firstLine="420"/>
+      </w:pPr>
       <w:r>
         <w:rPr>
           <w:rFonts w:hint="eastAsia" w:ascii="Times New Roman" w:hAnsi="Times New Roman" w:eastAsia="FangSong" w:cs="Times New Roman"/>
@@ -13191,13 +13176,14 @@
     </w:p>
     <w:p>
       <w:pPr>
-        <w:pStyle w:val="BodyText"/>
-      </w:pPr>
-      <w:r>
-        <w:rPr>
-          <w:rFonts w:ascii="Times New Roman" w:hAnsi="Times New Roman" w:eastAsia="Times New Roman" w:cs="Times New Roman"/>
-        </w:rPr>
-        <w:t xml:space="preserve">7-3-1 </w:t>
+        <w:pStyle w:val="FirstParagraph"/>
+        <w:ind w:firstLine="420"/>
+      </w:pPr>
+      <w:r>
+        <w:rPr>
+          <w:rFonts w:ascii="Times New Roman" w:hAnsi="Times New Roman" w:eastAsia="Times New Roman" w:cs="Times New Roman"/>
+        </w:rPr>
+        <w:t xml:space="preserve">(3)① </w:t>
       </w:r>
       <w:r>
         <w:rPr>
@@ -13299,12 +13285,13 @@
     <w:p>
       <w:pPr>
         <w:pStyle w:val="BodyText"/>
-      </w:pPr>
-      <w:r>
-        <w:rPr>
-          <w:rFonts w:ascii="Times New Roman" w:hAnsi="Times New Roman" w:eastAsia="Times New Roman" w:cs="Times New Roman"/>
-        </w:rPr>
-        <w:t xml:space="preserve">7-3-2 </w:t>
+        <w:ind w:firstLine="420"/>
+      </w:pPr>
+      <w:r>
+        <w:rPr>
+          <w:rFonts w:ascii="Times New Roman" w:hAnsi="Times New Roman" w:eastAsia="Times New Roman" w:cs="Times New Roman"/>
+        </w:rPr>
+        <w:t xml:space="preserve">(3)② </w:t>
       </w:r>
       <w:r>
         <w:rPr>
@@ -13370,12 +13357,13 @@
     <w:p>
       <w:pPr>
         <w:pStyle w:val="BodyText"/>
-      </w:pPr>
-      <w:r>
-        <w:rPr>
-          <w:rFonts w:ascii="Times New Roman" w:hAnsi="Times New Roman" w:eastAsia="Times New Roman" w:cs="Times New Roman"/>
-        </w:rPr>
-        <w:t xml:space="preserve">7-3-3 </w:t>
+        <w:ind w:firstLine="420"/>
+      </w:pPr>
+      <w:r>
+        <w:rPr>
+          <w:rFonts w:ascii="Times New Roman" w:hAnsi="Times New Roman" w:eastAsia="Times New Roman" w:cs="Times New Roman"/>
+        </w:rPr>
+        <w:t xml:space="preserve">(3)③ </w:t>
       </w:r>
       <w:r>
         <w:rPr>
@@ -13628,12 +13616,13 @@
     <w:p>
       <w:pPr>
         <w:pStyle w:val="BodyText"/>
-      </w:pPr>
-      <w:r>
-        <w:rPr>
-          <w:rFonts w:ascii="Times New Roman" w:hAnsi="Times New Roman" w:eastAsia="Times New Roman" w:cs="Times New Roman"/>
-        </w:rPr>
-        <w:t xml:space="preserve">7-3-4 </w:t>
+        <w:ind w:firstLine="420"/>
+      </w:pPr>
+      <w:r>
+        <w:rPr>
+          <w:rFonts w:ascii="Times New Roman" w:hAnsi="Times New Roman" w:eastAsia="Times New Roman" w:cs="Times New Roman"/>
+        </w:rPr>
+        <w:t xml:space="preserve">(3)④ </w:t>
       </w:r>
       <w:r>
         <w:rPr>
@@ -13711,6 +13700,7 @@
     <w:p>
       <w:pPr>
         <w:pStyle w:val="BodyText"/>
+        <w:ind w:firstLine="420"/>
       </w:pPr>
       <w:r>
         <w:rPr>
@@ -13740,6 +13730,7 @@
     <w:p>
       <w:pPr>
         <w:pStyle w:val="BodyText"/>
+        <w:ind w:firstLine="420"/>
       </w:pPr>
       <w:r>
         <w:rPr>
@@ -13884,6 +13875,7 @@
     <w:p>
       <w:pPr>
         <w:pStyle w:val="BodyText"/>
+        <w:ind w:firstLine="420"/>
       </w:pPr>
       <w:r>
         <w:rPr>
@@ -13901,6 +13893,7 @@
     <w:p>
       <w:pPr>
         <w:pStyle w:val="BodyText"/>
+        <w:ind w:firstLine="420"/>
       </w:pPr>
       <w:r>
         <w:rPr>
@@ -13948,6 +13941,7 @@
     <w:p>
       <w:pPr>
         <w:pStyle w:val="BodyText"/>
+        <w:ind w:firstLine="420"/>
       </w:pPr>
       <w:r>
         <w:rPr>
@@ -13995,6 +13989,7 @@
     <w:p>
       <w:pPr>
         <w:pStyle w:val="BodyText"/>
+        <w:ind w:firstLine="420"/>
       </w:pPr>
       <w:r>
         <w:rPr>
@@ -14018,6 +14013,7 @@
     <w:p>
       <w:pPr>
         <w:pStyle w:val="BodyText"/>
+        <w:ind w:firstLine="420"/>
       </w:pPr>
       <w:r>
         <w:rPr>
@@ -14041,6 +14037,7 @@
     <w:p>
       <w:pPr>
         <w:pStyle w:val="BodyText"/>
+        <w:ind w:firstLine="420"/>
       </w:pPr>
       <w:r>
         <w:rPr>
@@ -14064,6 +14061,7 @@
     <w:p>
       <w:pPr>
         <w:pStyle w:val="BodyText"/>
+        <w:ind w:firstLine="420"/>
       </w:pPr>
       <w:r>
         <w:rPr>
@@ -14087,6 +14085,7 @@
     <w:p>
       <w:pPr>
         <w:pStyle w:val="BodyText"/>
+        <w:ind w:firstLine="420"/>
       </w:pPr>
       <w:r>
         <w:rPr>
@@ -14110,6 +14109,7 @@
     <w:p>
       <w:pPr>
         <w:pStyle w:val="BodyText"/>
+        <w:ind w:firstLine="420"/>
       </w:pPr>
       <w:r>
         <w:rPr>
@@ -14126,43 +14126,13 @@
     </w:p>
     <w:p>
       <w:pPr>
-        <w:spacing w:before="0" w:after="0"/>
-      </w:pPr>
-    </w:p>
-    <w:p>
-      <w:pPr>
-        <w:spacing w:before="0" w:after="0"/>
-      </w:pPr>
-    </w:p>
-    <w:p>
-      <w:pPr>
-        <w:spacing w:before="0" w:after="0"/>
-      </w:pPr>
-    </w:p>
-    <w:p>
-      <w:pPr>
-        <w:spacing w:before="0" w:after="0"/>
-      </w:pPr>
-    </w:p>
-    <w:p>
-      <w:pPr>
-        <w:spacing w:before="0" w:after="0"/>
-      </w:pPr>
-    </w:p>
-    <w:p>
-      <w:pPr>
-        <w:spacing w:before="0" w:after="0"/>
-      </w:pPr>
-    </w:p>
-    <w:p>
-      <w:pPr>
-        <w:spacing w:before="0" w:after="0"/>
-      </w:pPr>
-    </w:p>
-    <w:p>
-      <w:pPr>
-        <w:spacing w:before="0" w:after="0"/>
-      </w:pPr>
+        <w:spacing w:before="160" w:after="80"/>
+      </w:pPr>
+      <w:r>
+        <w:pict>
+          <v:rect style="width:0;height:1.5pt" o:hralign="center" o:hrstd="t" o:hr="t"/>
+        </w:pict>
+      </w:r>
     </w:p>
     <w:p>
       <w:pPr>
@@ -14203,6 +14173,7 @@
     <w:p>
       <w:pPr>
         <w:pStyle w:val="FirstParagraph"/>
+        <w:ind w:firstLine="420"/>
       </w:pPr>
       <w:r>
         <w:rPr>
@@ -14304,6 +14275,7 @@
     <w:p>
       <w:pPr>
         <w:pStyle w:val="BodyText"/>
+        <w:ind w:firstLine="420"/>
       </w:pPr>
       <w:r>
         <w:rPr>
@@ -14333,6 +14305,7 @@
     <w:p>
       <w:pPr>
         <w:pStyle w:val="BodyText"/>
+        <w:ind w:firstLine="420"/>
       </w:pPr>
       <w:r>
         <w:rPr>
@@ -14350,6 +14323,7 @@
     <w:p>
       <w:pPr>
         <w:pStyle w:val="BodyText"/>
+        <w:ind w:firstLine="420"/>
       </w:pPr>
       <w:r>
         <w:rPr>
@@ -14535,9 +14509,15 @@
           <m:t>69</m:t>
         </m:r>
         <m:r>
+          <m:rPr>
+            <m:sty m:val="p"/>
+          </m:rPr>
           <m:t>k</m:t>
         </m:r>
         <m:r>
+          <m:rPr>
+            <m:sty m:val="p"/>
+          </m:rPr>
           <m:t>J</m:t>
         </m:r>
         <m:r>
@@ -14547,12 +14527,21 @@
           <m:t>/</m:t>
         </m:r>
         <m:r>
+          <m:rPr>
+            <m:sty m:val="p"/>
+          </m:rPr>
           <m:t>m</m:t>
         </m:r>
         <m:r>
+          <m:rPr>
+            <m:sty m:val="p"/>
+          </m:rPr>
           <m:t>o</m:t>
         </m:r>
         <m:r>
+          <m:rPr>
+            <m:sty m:val="p"/>
+          </m:rPr>
           <m:t>l</m:t>
         </m:r>
       </m:oMath>
@@ -14560,6 +14549,7 @@
     <w:p>
       <w:pPr>
         <w:pStyle w:val="BodyText"/>
+        <w:ind w:firstLine="420"/>
       </w:pPr>
       <w:r>
         <w:rPr>
@@ -14819,6 +14809,7 @@
     <w:p>
       <w:pPr>
         <w:pStyle w:val="BodyText"/>
+        <w:ind w:firstLine="420"/>
       </w:pPr>
       <w:r>
         <w:rPr>
@@ -15052,12 +15043,13 @@
     <w:p>
       <w:pPr>
         <w:pStyle w:val="BodyText"/>
-      </w:pPr>
-      <w:r>
-        <w:rPr>
-          <w:rFonts w:ascii="Times New Roman" w:hAnsi="Times New Roman" w:eastAsia="Times New Roman" w:cs="Times New Roman"/>
-        </w:rPr>
-        <w:t xml:space="preserve">6-1-1 5 </w:t>
+        <w:ind w:firstLine="420"/>
+      </w:pPr>
+      <w:r>
+        <w:rPr>
+          <w:rFonts w:ascii="Times New Roman" w:hAnsi="Times New Roman" w:eastAsia="Times New Roman" w:cs="Times New Roman"/>
+        </w:rPr>
+        <w:t xml:space="preserve">(1)① 5 </w:t>
       </w:r>
       <w:r>
         <w:rPr>
@@ -15075,12 +15067,13 @@
     <w:p>
       <w:pPr>
         <w:pStyle w:val="BodyText"/>
-      </w:pPr>
-      <w:r>
-        <w:rPr>
-          <w:rFonts w:ascii="Times New Roman" w:hAnsi="Times New Roman" w:eastAsia="Times New Roman" w:cs="Times New Roman"/>
-        </w:rPr>
-        <w:t xml:space="preserve">6-1-2 </w:t>
+        <w:ind w:firstLine="420"/>
+      </w:pPr>
+      <w:r>
+        <w:rPr>
+          <w:rFonts w:ascii="Times New Roman" w:hAnsi="Times New Roman" w:eastAsia="Times New Roman" w:cs="Times New Roman"/>
+        </w:rPr>
+        <w:t xml:space="preserve">(1)② </w:t>
       </w:r>
       <w:r>
         <w:rPr>
@@ -15110,6 +15103,7 @@
     <w:p>
       <w:pPr>
         <w:pStyle w:val="BodyText"/>
+        <w:ind w:firstLine="420"/>
       </w:pPr>
       <w:r>
         <w:rPr>
@@ -15139,6 +15133,7 @@
     <w:p>
       <w:pPr>
         <w:pStyle w:val="BodyText"/>
+        <w:ind w:firstLine="420"/>
       </w:pPr>
       <w:r>
         <w:rPr>
@@ -15443,12 +15438,13 @@
     <w:p>
       <w:pPr>
         <w:pStyle w:val="BodyText"/>
-      </w:pPr>
-      <w:r>
-        <w:rPr>
-          <w:rFonts w:ascii="Times New Roman" w:hAnsi="Times New Roman" w:eastAsia="Times New Roman" w:cs="Times New Roman"/>
-        </w:rPr>
-        <w:t xml:space="preserve">6-2-1 </w:t>
+        <w:ind w:firstLine="420"/>
+      </w:pPr>
+      <w:r>
+        <w:rPr>
+          <w:rFonts w:ascii="Times New Roman" w:hAnsi="Times New Roman" w:eastAsia="Times New Roman" w:cs="Times New Roman"/>
+        </w:rPr>
+        <w:t xml:space="preserve">(2)① </w:t>
       </w:r>
       <w:r>
         <w:rPr>
@@ -15559,12 +15555,13 @@
     <w:p>
       <w:pPr>
         <w:pStyle w:val="BodyText"/>
-      </w:pPr>
-      <w:r>
-        <w:rPr>
-          <w:rFonts w:ascii="Times New Roman" w:hAnsi="Times New Roman" w:eastAsia="Times New Roman" w:cs="Times New Roman"/>
-        </w:rPr>
-        <w:t xml:space="preserve">6-2-2 </w:t>
+        <w:ind w:firstLine="420"/>
+      </w:pPr>
+      <w:r>
+        <w:rPr>
+          <w:rFonts w:ascii="Times New Roman" w:hAnsi="Times New Roman" w:eastAsia="Times New Roman" w:cs="Times New Roman"/>
+        </w:rPr>
+        <w:t xml:space="preserve">(2)② </w:t>
       </w:r>
       <w:r>
         <w:rPr>
@@ -15624,6 +15621,7 @@
     <w:p>
       <w:pPr>
         <w:pStyle w:val="BodyText"/>
+        <w:ind w:firstLine="420"/>
       </w:pPr>
       <w:r>
         <w:rPr>
@@ -15653,6 +15651,7 @@
     <w:p>
       <w:pPr>
         <w:pStyle w:val="BodyText"/>
+        <w:ind w:firstLine="420"/>
       </w:pPr>
       <w:r>
         <w:rPr>
@@ -15943,14 +15942,13 @@
     </w:p>
     <w:p>
       <w:pPr>
-        <w:pStyle w:val="BodyText"/>
-      </w:pPr>
-      <w:r>
-        <w:rPr>
-          <w:rFonts w:ascii="Times New Roman" w:hAnsi="Times New Roman" w:eastAsia="Times New Roman" w:cs="Times New Roman"/>
-        </w:rPr>
-        <w:t xml:space="preserve">6-3 </w:t>
-      </w:r>
+        <w:pStyle w:val="Compact"/>
+        <w:numPr>
+          <w:ilvl w:val="0"/>
+          <w:numId w:val="1012"/>
+        </w:numPr>
+        <w:ind w:firstLine="420"/>
+      </w:pPr>
       <w:r>
         <w:rPr>
           <w:rFonts w:hint="eastAsia" w:ascii="Times New Roman" w:hAnsi="Times New Roman" w:eastAsia="FangSong" w:cs="Times New Roman"/>
@@ -16144,7 +16142,8 @@
     </w:p>
     <w:p>
       <w:pPr>
-        <w:pStyle w:val="BodyText"/>
+        <w:pStyle w:val="FirstParagraph"/>
+        <w:ind w:firstLine="420"/>
       </w:pPr>
       <w:r>
         <w:rPr>
@@ -16174,6 +16173,7 @@
     <w:p>
       <w:pPr>
         <w:pStyle w:val="BodyText"/>
+        <w:ind w:firstLine="420"/>
       </w:pPr>
       <w:r>
         <w:rPr>
@@ -16384,6 +16384,8 @@
     <w:p>
       <w:pPr>
         <w:pStyle w:val="FirstParagraph"/>
+        <w:spacing w:after="80"/>
+        <w:ind w:firstLine="420"/>
       </w:pPr>
       <w:r>
         <w:rPr>
@@ -16490,10 +16492,682 @@
         <w:t>：</w:t>
       </w:r>
     </w:p>
+    <w:tbl>
+      <w:tblPr>
+        <w:tblStyle w:val="Table"/>
+        <w:tblW w:type="auto" w:w="0"/>
+        <w:tblLook w:firstRow="1" w:lastRow="0" w:firstColumn="0" w:lastColumn="0" w:noHBand="0" w:noVBand="0" w:val="0020"/>
+        <w:jc w:val="center"/>
+        <w:tblBorders>
+          <w:top w:val="single" w:sz="12" w:space="0" w:color="000000"/>
+          <w:bottom w:val="single" w:sz="12" w:space="0" w:color="000000"/>
+          <w:left w:val="none"/>
+          <w:right w:val="none"/>
+          <w:insideH w:val="none"/>
+          <w:insideV w:val="none"/>
+        </w:tblBorders>
+      </w:tblPr>
+      <w:tblGrid>
+        <w:gridCol w:w="1320"/>
+        <w:gridCol w:w="1320"/>
+        <w:gridCol w:w="1320"/>
+        <w:gridCol w:w="1320"/>
+        <w:gridCol w:w="1320"/>
+        <w:gridCol w:w="1320"/>
+      </w:tblGrid>
+      <w:tr>
+        <w:trPr>
+          <w:tblHeader w:val="on"/>
+        </w:trPr>
+        <w:tc>
+          <w:tcPr>
+            <w:tcBorders>
+              <w:bottom w:val="single" w:sz="6" w:space="0" w:color="000000"/>
+            </w:tcBorders>
+          </w:tcPr>
+          <w:p>
+            <w:pPr>
+              <w:pStyle w:val="Compact"/>
+              <w:jc w:val="center"/>
+            </w:pPr>
+            <m:oMath>
+              <m:r>
+                <m:t>Z</m:t>
+              </m:r>
+              <m:sSup>
+                <m:e>
+                  <m:r>
+                    <m:t>n</m:t>
+                  </m:r>
+                </m:e>
+                <m:sup>
+                  <m:r>
+                    <m:t>2</m:t>
+                  </m:r>
+                  <m:r>
+                    <m:rPr>
+                      <m:sty m:val="p"/>
+                    </m:rPr>
+                    <m:t>+</m:t>
+                  </m:r>
+                </m:sup>
+              </m:sSup>
+              <m:r>
+                <m:rPr>
+                  <m:sty m:val="p"/>
+                </m:rPr>
+                <m:t>/</m:t>
+              </m:r>
+              <m:r>
+                <m:rPr>
+                  <m:sty m:val="p"/>
+                </m:rPr>
+                <m:t>m</m:t>
+              </m:r>
+              <m:r>
+                <m:rPr>
+                  <m:sty m:val="p"/>
+                </m:rPr>
+                <m:t>m</m:t>
+              </m:r>
+              <m:r>
+                <m:rPr>
+                  <m:sty m:val="p"/>
+                </m:rPr>
+                <m:t>o</m:t>
+              </m:r>
+              <m:r>
+                <m:rPr>
+                  <m:sty m:val="p"/>
+                </m:rPr>
+                <m:t>l</m:t>
+              </m:r>
+              <m:r>
+                <m:rPr>
+                  <m:sty m:val="p"/>
+                </m:rPr>
+                <m:t>/</m:t>
+              </m:r>
+              <m:r>
+                <m:rPr>
+                  <m:sty m:val="p"/>
+                </m:rPr>
+                <m:t>L</m:t>
+              </m:r>
+            </m:oMath>
+            <w:r>
+              <w:rPr>
+                <w:rFonts w:ascii="Times New Roman" w:hAnsi="Times New Roman" w:eastAsia="Times New Roman" w:cs="Times New Roman"/>
+                <w:b/>
+              </w:rPr>
+              <w:t xml:space="preserve">​</w:t>
+            </w:r>
+          </w:p>
+        </w:tc>
+        <w:tc>
+          <w:tcPr>
+            <w:tcBorders>
+              <w:bottom w:val="single" w:sz="6" w:space="0" w:color="000000"/>
+            </w:tcBorders>
+          </w:tcPr>
+          <w:p>
+            <w:pPr>
+              <w:pStyle w:val="Compact"/>
+              <w:jc w:val="center"/>
+            </w:pPr>
+            <w:r>
+              <w:rPr>
+                <w:rFonts w:ascii="Times New Roman" w:hAnsi="Times New Roman" w:eastAsia="Times New Roman" w:cs="Times New Roman"/>
+                <w:b/>
+              </w:rPr>
+              <w:t xml:space="preserve">0.4</w:t>
+            </w:r>
+          </w:p>
+        </w:tc>
+        <w:tc>
+          <w:tcPr>
+            <w:tcBorders>
+              <w:bottom w:val="single" w:sz="6" w:space="0" w:color="000000"/>
+            </w:tcBorders>
+          </w:tcPr>
+          <w:p>
+            <w:pPr>
+              <w:pStyle w:val="Compact"/>
+              <w:jc w:val="center"/>
+            </w:pPr>
+            <w:r>
+              <w:rPr>
+                <w:rFonts w:ascii="Times New Roman" w:hAnsi="Times New Roman" w:eastAsia="Times New Roman" w:cs="Times New Roman"/>
+                <w:b/>
+              </w:rPr>
+              <w:t xml:space="preserve">1,0</w:t>
+            </w:r>
+          </w:p>
+        </w:tc>
+        <w:tc>
+          <w:tcPr>
+            <w:tcBorders>
+              <w:bottom w:val="single" w:sz="6" w:space="0" w:color="000000"/>
+            </w:tcBorders>
+          </w:tcPr>
+          <w:p>
+            <w:pPr>
+              <w:pStyle w:val="Compact"/>
+              <w:jc w:val="center"/>
+            </w:pPr>
+            <w:r>
+              <w:rPr>
+                <w:rFonts w:ascii="Times New Roman" w:hAnsi="Times New Roman" w:eastAsia="Times New Roman" w:cs="Times New Roman"/>
+                <w:b/>
+              </w:rPr>
+              <w:t xml:space="preserve">2.5</w:t>
+            </w:r>
+          </w:p>
+        </w:tc>
+        <w:tc>
+          <w:tcPr>
+            <w:tcBorders>
+              <w:bottom w:val="single" w:sz="6" w:space="0" w:color="000000"/>
+            </w:tcBorders>
+          </w:tcPr>
+          <w:p>
+            <w:pPr>
+              <w:pStyle w:val="Compact"/>
+              <w:jc w:val="center"/>
+            </w:pPr>
+            <w:r>
+              <w:rPr>
+                <w:rFonts w:ascii="Times New Roman" w:hAnsi="Times New Roman" w:eastAsia="Times New Roman" w:cs="Times New Roman"/>
+                <w:b/>
+              </w:rPr>
+              <w:t xml:space="preserve">5.0</w:t>
+            </w:r>
+          </w:p>
+        </w:tc>
+        <w:tc>
+          <w:tcPr>
+            <w:tcBorders>
+              <w:bottom w:val="single" w:sz="6" w:space="0" w:color="000000"/>
+            </w:tcBorders>
+          </w:tcPr>
+          <w:p>
+            <w:pPr>
+              <w:pStyle w:val="Compact"/>
+              <w:jc w:val="center"/>
+            </w:pPr>
+            <w:r>
+              <w:rPr>
+                <w:rFonts w:ascii="Times New Roman" w:hAnsi="Times New Roman" w:eastAsia="Times New Roman" w:cs="Times New Roman"/>
+                <w:b/>
+              </w:rPr>
+              <w:t xml:space="preserve">10,0</w:t>
+            </w:r>
+          </w:p>
+        </w:tc>
+      </w:tr>
+      <w:tr>
+        <w:tc>
+          <w:tcPr/>
+          <w:p>
+            <w:pPr>
+              <w:pStyle w:val="Compact"/>
+              <w:jc w:val="center"/>
+            </w:pPr>
+            <w:r>
+              <w:rPr>
+                <w:rFonts w:ascii="Times New Roman" w:hAnsi="Times New Roman" w:eastAsia="Times New Roman" w:cs="Times New Roman"/>
+              </w:rPr>
+              <w:t xml:space="preserve">q/mg/g</w:t>
+            </w:r>
+          </w:p>
+        </w:tc>
+        <w:tc>
+          <w:tcPr/>
+          <w:p>
+            <w:pPr>
+              <w:pStyle w:val="Compact"/>
+              <w:jc w:val="center"/>
+            </w:pPr>
+            <w:r>
+              <w:rPr>
+                <w:rFonts w:ascii="Times New Roman" w:hAnsi="Times New Roman" w:eastAsia="Times New Roman" w:cs="Times New Roman"/>
+              </w:rPr>
+              <w:t xml:space="preserve">5,1</w:t>
+            </w:r>
+          </w:p>
+        </w:tc>
+        <w:tc>
+          <w:tcPr/>
+          <w:p>
+            <w:pPr>
+              <w:pStyle w:val="Compact"/>
+              <w:jc w:val="center"/>
+            </w:pPr>
+            <w:r>
+              <w:rPr>
+                <w:rFonts w:ascii="Times New Roman" w:hAnsi="Times New Roman" w:eastAsia="Times New Roman" w:cs="Times New Roman"/>
+              </w:rPr>
+              <w:t xml:space="preserve">9.8</w:t>
+            </w:r>
+          </w:p>
+        </w:tc>
+        <w:tc>
+          <w:tcPr/>
+          <w:p>
+            <w:pPr>
+              <w:pStyle w:val="Compact"/>
+              <w:jc w:val="center"/>
+            </w:pPr>
+            <w:r>
+              <w:rPr>
+                <w:rFonts w:ascii="Times New Roman" w:hAnsi="Times New Roman" w:eastAsia="Times New Roman" w:cs="Times New Roman"/>
+              </w:rPr>
+              <w:t xml:space="preserve">16.5</w:t>
+            </w:r>
+          </w:p>
+        </w:tc>
+        <w:tc>
+          <w:tcPr/>
+          <w:p>
+            <w:pPr>
+              <w:pStyle w:val="Compact"/>
+              <w:jc w:val="center"/>
+            </w:pPr>
+            <w:r>
+              <w:rPr>
+                <w:rFonts w:ascii="Times New Roman" w:hAnsi="Times New Roman" w:eastAsia="Times New Roman" w:cs="Times New Roman"/>
+              </w:rPr>
+              <w:t xml:space="preserve">22.0</w:t>
+            </w:r>
+          </w:p>
+        </w:tc>
+        <w:tc>
+          <w:tcPr/>
+          <w:p>
+            <w:pPr>
+              <w:pStyle w:val="Compact"/>
+              <w:jc w:val="center"/>
+            </w:pPr>
+            <w:r>
+              <w:rPr>
+                <w:rFonts w:ascii="Times New Roman" w:hAnsi="Times New Roman" w:eastAsia="Times New Roman" w:cs="Times New Roman"/>
+              </w:rPr>
+              <w:t xml:space="preserve">27.5</w:t>
+            </w:r>
+          </w:p>
+        </w:tc>
+      </w:tr>
+      <w:tr>
+        <w:tc>
+          <w:tcPr/>
+          <w:p>
+            <w:pPr>
+              <w:pStyle w:val="Compact"/>
+              <w:jc w:val="center"/>
+            </w:pPr>
+            <w:r>
+              <w:rPr>
+                <w:rFonts w:hint="eastAsia" w:ascii="Times New Roman" w:hAnsi="Times New Roman" w:eastAsia="FangSong" w:cs="Times New Roman"/>
+              </w:rPr>
+              <w:t>拉格酵母</w:t>
+            </w:r>
+            <w:r>
+              <w:rPr>
+                <w:rFonts w:hint="eastAsia" w:ascii="Times New Roman" w:hAnsi="Times New Roman" w:eastAsia="Times New Roman" w:cs="Times New Roman"/>
+              </w:rPr>
+              <w:t>:</w:t>
+            </w:r>
+          </w:p>
+        </w:tc>
+        <w:tc>
+          <w:tcPr/>
+          <w:p>
+            <w:pPr>
+              <w:pStyle w:val="Compact"/>
+              <w:jc w:val="center"/>
+            </w:pPr>
+          </w:p>
+        </w:tc>
+        <w:tc>
+          <w:tcPr/>
+          <w:p>
+            <w:pPr>
+              <w:pStyle w:val="Compact"/>
+              <w:jc w:val="center"/>
+            </w:pPr>
+          </w:p>
+        </w:tc>
+        <w:tc>
+          <w:tcPr/>
+          <w:p>
+            <w:pPr>
+              <w:pStyle w:val="Compact"/>
+              <w:jc w:val="center"/>
+            </w:pPr>
+          </w:p>
+        </w:tc>
+        <w:tc>
+          <w:tcPr/>
+          <w:p>
+            <w:pPr>
+              <w:pStyle w:val="Compact"/>
+              <w:jc w:val="center"/>
+            </w:pPr>
+          </w:p>
+        </w:tc>
+        <w:tc>
+          <w:tcPr/>
+          <w:p>
+            <w:pPr>
+              <w:pStyle w:val="Compact"/>
+              <w:jc w:val="center"/>
+            </w:pPr>
+          </w:p>
+        </w:tc>
+      </w:tr>
+      <w:tr>
+        <w:tc>
+          <w:tcPr/>
+          <w:p>
+            <w:pPr>
+              <w:pStyle w:val="Compact"/>
+              <w:jc w:val="center"/>
+            </w:pPr>
+            <m:oMath>
+              <m:r>
+                <m:t>Z</m:t>
+              </m:r>
+              <m:sSup>
+                <m:e>
+                  <m:r>
+                    <m:t>n</m:t>
+                  </m:r>
+                </m:e>
+                <m:sup>
+                  <m:r>
+                    <m:t>2</m:t>
+                  </m:r>
+                  <m:r>
+                    <m:rPr>
+                      <m:sty m:val="p"/>
+                    </m:rPr>
+                    <m:t>+</m:t>
+                  </m:r>
+                </m:sup>
+              </m:sSup>
+              <m:r>
+                <m:rPr>
+                  <m:sty m:val="p"/>
+                </m:rPr>
+                <m:t>/</m:t>
+              </m:r>
+              <m:r>
+                <m:rPr>
+                  <m:sty m:val="p"/>
+                </m:rPr>
+                <m:t>m</m:t>
+              </m:r>
+              <m:r>
+                <m:rPr>
+                  <m:sty m:val="p"/>
+                </m:rPr>
+                <m:t>m</m:t>
+              </m:r>
+              <m:r>
+                <m:rPr>
+                  <m:sty m:val="p"/>
+                </m:rPr>
+                <m:t>o</m:t>
+              </m:r>
+              <m:r>
+                <m:rPr>
+                  <m:sty m:val="p"/>
+                </m:rPr>
+                <m:t>l</m:t>
+              </m:r>
+              <m:r>
+                <m:rPr>
+                  <m:sty m:val="p"/>
+                </m:rPr>
+                <m:t>/</m:t>
+              </m:r>
+              <m:r>
+                <m:rPr>
+                  <m:sty m:val="p"/>
+                </m:rPr>
+                <m:t>L</m:t>
+              </m:r>
+            </m:oMath>
+            <w:r>
+              <w:rPr>
+                <w:rFonts w:ascii="Times New Roman" w:hAnsi="Times New Roman" w:eastAsia="Times New Roman" w:cs="Times New Roman"/>
+              </w:rPr>
+              <w:t xml:space="preserve">​</w:t>
+            </w:r>
+          </w:p>
+        </w:tc>
+        <w:tc>
+          <w:tcPr/>
+          <w:p>
+            <w:pPr>
+              <w:pStyle w:val="Compact"/>
+              <w:jc w:val="center"/>
+            </w:pPr>
+            <w:r>
+              <w:rPr>
+                <w:rFonts w:ascii="Times New Roman" w:hAnsi="Times New Roman" w:eastAsia="Times New Roman" w:cs="Times New Roman"/>
+              </w:rPr>
+              <w:t xml:space="preserve">0.6</w:t>
+            </w:r>
+          </w:p>
+        </w:tc>
+        <w:tc>
+          <w:tcPr/>
+          <w:p>
+            <w:pPr>
+              <w:pStyle w:val="Compact"/>
+              <w:jc w:val="center"/>
+            </w:pPr>
+            <w:r>
+              <w:rPr>
+                <w:rFonts w:ascii="Times New Roman" w:hAnsi="Times New Roman" w:eastAsia="Times New Roman" w:cs="Times New Roman"/>
+              </w:rPr>
+              <w:t xml:space="preserve">1.5</w:t>
+            </w:r>
+          </w:p>
+        </w:tc>
+        <w:tc>
+          <w:tcPr/>
+          <w:p>
+            <w:pPr>
+              <w:pStyle w:val="Compact"/>
+              <w:jc w:val="center"/>
+            </w:pPr>
+            <w:r>
+              <w:rPr>
+                <w:rFonts w:ascii="Times New Roman" w:hAnsi="Times New Roman" w:eastAsia="Times New Roman" w:cs="Times New Roman"/>
+              </w:rPr>
+              <w:t xml:space="preserve">3.0</w:t>
+            </w:r>
+          </w:p>
+        </w:tc>
+        <w:tc>
+          <w:tcPr/>
+          <w:p>
+            <w:pPr>
+              <w:pStyle w:val="Compact"/>
+              <w:jc w:val="center"/>
+            </w:pPr>
+            <w:r>
+              <w:rPr>
+                <w:rFonts w:ascii="Times New Roman" w:hAnsi="Times New Roman" w:eastAsia="Times New Roman" w:cs="Times New Roman"/>
+              </w:rPr>
+              <w:t xml:space="preserve">7.0</w:t>
+            </w:r>
+          </w:p>
+        </w:tc>
+        <w:tc>
+          <w:tcPr/>
+          <w:p>
+            <w:pPr>
+              <w:pStyle w:val="Compact"/>
+              <w:jc w:val="center"/>
+            </w:pPr>
+            <w:r>
+              <w:rPr>
+                <w:rFonts w:ascii="Times New Roman" w:hAnsi="Times New Roman" w:eastAsia="Times New Roman" w:cs="Times New Roman"/>
+              </w:rPr>
+              <w:t xml:space="preserve">15.0</w:t>
+            </w:r>
+          </w:p>
+        </w:tc>
+      </w:tr>
+      <w:tr>
+        <w:tc>
+          <w:tcPr/>
+          <w:p>
+            <w:pPr>
+              <w:pStyle w:val="Compact"/>
+              <w:jc w:val="center"/>
+            </w:pPr>
+            <w:r>
+              <w:rPr>
+                <w:rFonts w:ascii="Times New Roman" w:hAnsi="Times New Roman" w:eastAsia="Times New Roman" w:cs="Times New Roman"/>
+              </w:rPr>
+              <w:t xml:space="preserve">q/mg/g</w:t>
+            </w:r>
+          </w:p>
+        </w:tc>
+        <w:tc>
+          <w:tcPr/>
+          <w:p>
+            <w:pPr>
+              <w:pStyle w:val="Compact"/>
+              <w:jc w:val="center"/>
+            </w:pPr>
+            <w:r>
+              <w:rPr>
+                <w:rFonts w:ascii="Times New Roman" w:hAnsi="Times New Roman" w:eastAsia="Times New Roman" w:cs="Times New Roman"/>
+              </w:rPr>
+              <w:t xml:space="preserve">4.8</w:t>
+            </w:r>
+          </w:p>
+        </w:tc>
+        <w:tc>
+          <w:tcPr/>
+          <w:p>
+            <w:pPr>
+              <w:pStyle w:val="Compact"/>
+              <w:jc w:val="center"/>
+            </w:pPr>
+            <w:r>
+              <w:rPr>
+                <w:rFonts w:ascii="Times New Roman" w:hAnsi="Times New Roman" w:eastAsia="Times New Roman" w:cs="Times New Roman"/>
+              </w:rPr>
+              <w:t xml:space="preserve">8.9</w:t>
+            </w:r>
+          </w:p>
+        </w:tc>
+        <w:tc>
+          <w:tcPr/>
+          <w:p>
+            <w:pPr>
+              <w:pStyle w:val="Compact"/>
+              <w:jc w:val="center"/>
+            </w:pPr>
+            <w:r>
+              <w:rPr>
+                <w:rFonts w:ascii="Times New Roman" w:hAnsi="Times New Roman" w:eastAsia="Times New Roman" w:cs="Times New Roman"/>
+              </w:rPr>
+              <w:t xml:space="preserve">14.2</w:t>
+            </w:r>
+          </w:p>
+        </w:tc>
+        <w:tc>
+          <w:tcPr/>
+          <w:p>
+            <w:pPr>
+              <w:pStyle w:val="Compact"/>
+              <w:jc w:val="center"/>
+            </w:pPr>
+            <w:r>
+              <w:rPr>
+                <w:rFonts w:ascii="Times New Roman" w:hAnsi="Times New Roman" w:eastAsia="Times New Roman" w:cs="Times New Roman"/>
+              </w:rPr>
+              <w:t xml:space="preserve">20.5</w:t>
+            </w:r>
+          </w:p>
+        </w:tc>
+        <w:tc>
+          <w:tcPr/>
+          <w:p>
+            <w:pPr>
+              <w:pStyle w:val="Compact"/>
+              <w:jc w:val="center"/>
+            </w:pPr>
+            <w:r>
+              <w:rPr>
+                <w:rFonts w:ascii="Times New Roman" w:hAnsi="Times New Roman" w:eastAsia="Times New Roman" w:cs="Times New Roman"/>
+              </w:rPr>
+              <w:t xml:space="preserve">25.8</w:t>
+            </w:r>
+          </w:p>
+        </w:tc>
+      </w:tr>
+    </w:tbl>
     <w:p>
       <w:pPr>
-        <w:pStyle w:val="BodyText"/>
-      </w:pPr>
+        <w:numPr>
+          <w:ilvl w:val="0"/>
+          <w:numId w:val="1013"/>
+        </w:numPr>
+        <w:spacing w:before="120"/>
+        <w:ind w:firstLine="420"/>
+      </w:pPr>
+      <w:r>
+        <w:rPr>
+          <w:rFonts w:hint="eastAsia" w:ascii="Times New Roman" w:hAnsi="Times New Roman" w:eastAsia="FangSong" w:cs="Times New Roman"/>
+        </w:rPr>
+        <w:t xml:space="preserve">艾尔酵母和拉格酵母对锌离子的单分子层饱和吸附量</w:t>
+      </w:r>
+      <w:r>
+        <w:rPr>
+          <w:rFonts w:ascii="Times New Roman" w:hAnsi="Times New Roman" w:eastAsia="Times New Roman" w:cs="Times New Roman"/>
+        </w:rPr>
+        <w:t xml:space="preserve"> </w:t>
+      </w:r>
+      <m:oMath>
+        <m:sSub>
+          <m:e>
+            <m:r>
+              <m:t>q</m:t>
+            </m:r>
+          </m:e>
+          <m:sub>
+            <m:r>
+              <m:t>m</m:t>
+            </m:r>
+          </m:sub>
+        </m:sSub>
+      </m:oMath>
+      <w:r>
+        <w:rPr>
+          <w:rFonts w:ascii="Times New Roman" w:hAnsi="Times New Roman" w:eastAsia="Times New Roman" w:cs="Times New Roman"/>
+        </w:rPr>
+        <w:t xml:space="preserve"> </w:t>
+      </w:r>
+      <w:r>
+        <w:rPr>
+          <w:rFonts w:hint="eastAsia" w:ascii="Times New Roman" w:hAnsi="Times New Roman" w:eastAsia="Times New Roman" w:cs="Times New Roman"/>
+        </w:rPr>
+        <w:t xml:space="preserve">（</w:t>
+      </w:r>
+      <w:r>
+        <w:rPr>
+          <w:rFonts w:ascii="Times New Roman" w:hAnsi="Times New Roman" w:eastAsia="Times New Roman" w:cs="Times New Roman"/>
+        </w:rPr>
+        <w:t xml:space="preserve"> </w:t>
+      </w:r>
       <m:oMath>
         <m:oMathPr>
           <m:ctrlPr>
@@ -16504,453 +17178,6 @@
           </m:ctrlPr>
         </m:oMathPr>
         <m:r>
-          <m:t>Z</m:t>
-        </m:r>
-        <m:sSup>
-          <m:e>
-            <m:r>
-              <m:t>n</m:t>
-            </m:r>
-          </m:e>
-          <m:sup>
-            <m:r>
-              <m:t>2</m:t>
-            </m:r>
-            <m:r>
-              <m:rPr>
-                <m:sty m:val="p"/>
-              </m:rPr>
-              <m:t>+</m:t>
-            </m:r>
-          </m:sup>
-        </m:sSup>
-        <m:r>
-          <m:rPr>
-            <m:sty m:val="p"/>
-          </m:rPr>
-          <m:t>/</m:t>
-        </m:r>
-        <m:r>
-          <m:t>m</m:t>
-        </m:r>
-        <m:r>
-          <m:t>m</m:t>
-        </m:r>
-        <m:r>
-          <m:t>o</m:t>
-        </m:r>
-        <m:r>
-          <m:t>l</m:t>
-        </m:r>
-        <m:r>
-          <m:rPr>
-            <m:sty m:val="p"/>
-          </m:rPr>
-          <m:t>/</m:t>
-        </m:r>
-        <m:r>
-          <m:t>L</m:t>
-        </m:r>
-      </m:oMath>
-      <w:r>
-        <w:rPr>
-          <w:rFonts w:ascii="Times New Roman" w:hAnsi="Times New Roman" w:eastAsia="Times New Roman" w:cs="Times New Roman"/>
-        </w:rPr>
-        <w:t xml:space="preserve">​</w:t>
-      </w:r>
-    </w:p>
-    <w:p>
-      <w:pPr>
-        <w:pStyle w:val="BodyText"/>
-      </w:pPr>
-      <w:r>
-        <w:rPr>
-          <w:rFonts w:ascii="Times New Roman" w:hAnsi="Times New Roman" w:eastAsia="Times New Roman" w:cs="Times New Roman"/>
-        </w:rPr>
-        <w:t xml:space="preserve">0.4</w:t>
-      </w:r>
-    </w:p>
-    <w:p>
-      <w:pPr>
-        <w:pStyle w:val="BodyText"/>
-      </w:pPr>
-      <w:r>
-        <w:rPr>
-          <w:rFonts w:ascii="Times New Roman" w:hAnsi="Times New Roman" w:eastAsia="Times New Roman" w:cs="Times New Roman"/>
-        </w:rPr>
-        <w:t xml:space="preserve">1,0</w:t>
-      </w:r>
-    </w:p>
-    <w:p>
-      <w:pPr>
-        <w:pStyle w:val="BodyText"/>
-      </w:pPr>
-      <w:r>
-        <w:rPr>
-          <w:rFonts w:ascii="Times New Roman" w:hAnsi="Times New Roman" w:eastAsia="Times New Roman" w:cs="Times New Roman"/>
-        </w:rPr>
-        <w:t xml:space="preserve">2.5</w:t>
-      </w:r>
-    </w:p>
-    <w:p>
-      <w:pPr>
-        <w:pStyle w:val="BodyText"/>
-      </w:pPr>
-      <w:r>
-        <w:rPr>
-          <w:rFonts w:ascii="Times New Roman" w:hAnsi="Times New Roman" w:eastAsia="Times New Roman" w:cs="Times New Roman"/>
-        </w:rPr>
-        <w:t xml:space="preserve">5.0</w:t>
-      </w:r>
-    </w:p>
-    <w:p>
-      <w:pPr>
-        <w:pStyle w:val="BodyText"/>
-      </w:pPr>
-      <w:r>
-        <w:rPr>
-          <w:rFonts w:ascii="Times New Roman" w:hAnsi="Times New Roman" w:eastAsia="Times New Roman" w:cs="Times New Roman"/>
-        </w:rPr>
-        <w:t xml:space="preserve">10,0</w:t>
-      </w:r>
-    </w:p>
-    <w:p>
-      <w:pPr>
-        <w:pStyle w:val="BodyText"/>
-      </w:pPr>
-      <w:r>
-        <w:rPr>
-          <w:rFonts w:ascii="Times New Roman" w:hAnsi="Times New Roman" w:eastAsia="Times New Roman" w:cs="Times New Roman"/>
-        </w:rPr>
-        <w:t xml:space="preserve">q/mg/g</w:t>
-      </w:r>
-    </w:p>
-    <w:p>
-      <w:pPr>
-        <w:pStyle w:val="BodyText"/>
-      </w:pPr>
-      <w:r>
-        <w:rPr>
-          <w:rFonts w:ascii="Times New Roman" w:hAnsi="Times New Roman" w:eastAsia="Times New Roman" w:cs="Times New Roman"/>
-        </w:rPr>
-        <w:t xml:space="preserve">5,1</w:t>
-      </w:r>
-    </w:p>
-    <w:p>
-      <w:pPr>
-        <w:pStyle w:val="BodyText"/>
-      </w:pPr>
-      <w:r>
-        <w:rPr>
-          <w:rFonts w:ascii="Times New Roman" w:hAnsi="Times New Roman" w:eastAsia="Times New Roman" w:cs="Times New Roman"/>
-        </w:rPr>
-        <w:t xml:space="preserve">9.8</w:t>
-      </w:r>
-    </w:p>
-    <w:p>
-      <w:pPr>
-        <w:pStyle w:val="BodyText"/>
-      </w:pPr>
-      <w:r>
-        <w:rPr>
-          <w:rFonts w:ascii="Times New Roman" w:hAnsi="Times New Roman" w:eastAsia="Times New Roman" w:cs="Times New Roman"/>
-        </w:rPr>
-        <w:t xml:space="preserve">16.5</w:t>
-      </w:r>
-    </w:p>
-    <w:p>
-      <w:pPr>
-        <w:pStyle w:val="BodyText"/>
-      </w:pPr>
-      <w:r>
-        <w:rPr>
-          <w:rFonts w:ascii="Times New Roman" w:hAnsi="Times New Roman" w:eastAsia="Times New Roman" w:cs="Times New Roman"/>
-        </w:rPr>
-        <w:t xml:space="preserve">22.0</w:t>
-      </w:r>
-    </w:p>
-    <w:p>
-      <w:pPr>
-        <w:pStyle w:val="BodyText"/>
-      </w:pPr>
-      <w:r>
-        <w:rPr>
-          <w:rFonts w:ascii="Times New Roman" w:hAnsi="Times New Roman" w:eastAsia="Times New Roman" w:cs="Times New Roman"/>
-        </w:rPr>
-        <w:t xml:space="preserve">27.5</w:t>
-      </w:r>
-    </w:p>
-    <w:p>
-      <w:pPr>
-        <w:pStyle w:val="BodyText"/>
-      </w:pPr>
-      <w:r>
-        <w:rPr>
-          <w:rFonts w:hint="eastAsia" w:ascii="Times New Roman" w:hAnsi="Times New Roman" w:eastAsia="FangSong" w:cs="Times New Roman"/>
-        </w:rPr>
-        <w:t>拉格酵母</w:t>
-      </w:r>
-      <w:r>
-        <w:rPr>
-          <w:rFonts w:hint="eastAsia" w:ascii="Times New Roman" w:hAnsi="Times New Roman" w:eastAsia="Times New Roman" w:cs="Times New Roman"/>
-        </w:rPr>
-        <w:t>:</w:t>
-      </w:r>
-    </w:p>
-    <w:p>
-      <w:pPr>
-        <w:pStyle w:val="BodyText"/>
-      </w:pPr>
-      <m:oMath>
-        <m:oMathPr>
-          <m:ctrlPr>
-            <w:rPr>
-              <w:sz w:val="28"/>
-              <w:szCs w:val="28"/>
-            </w:rPr>
-          </m:ctrlPr>
-        </m:oMathPr>
-        <m:r>
-          <m:t>Z</m:t>
-        </m:r>
-        <m:sSup>
-          <m:e>
-            <m:r>
-              <m:t>n</m:t>
-            </m:r>
-          </m:e>
-          <m:sup>
-            <m:r>
-              <m:t>2</m:t>
-            </m:r>
-            <m:r>
-              <m:rPr>
-                <m:sty m:val="p"/>
-              </m:rPr>
-              <m:t>+</m:t>
-            </m:r>
-          </m:sup>
-        </m:sSup>
-        <m:r>
-          <m:rPr>
-            <m:sty m:val="p"/>
-          </m:rPr>
-          <m:t>/</m:t>
-        </m:r>
-        <m:r>
-          <m:t>m</m:t>
-        </m:r>
-        <m:r>
-          <m:t>m</m:t>
-        </m:r>
-        <m:r>
-          <m:t>o</m:t>
-        </m:r>
-        <m:r>
-          <m:t>l</m:t>
-        </m:r>
-        <m:r>
-          <m:rPr>
-            <m:sty m:val="p"/>
-          </m:rPr>
-          <m:t>/</m:t>
-        </m:r>
-        <m:r>
-          <m:t>L</m:t>
-        </m:r>
-      </m:oMath>
-      <w:r>
-        <w:rPr>
-          <w:rFonts w:ascii="Times New Roman" w:hAnsi="Times New Roman" w:eastAsia="Times New Roman" w:cs="Times New Roman"/>
-        </w:rPr>
-        <w:t xml:space="preserve">​</w:t>
-      </w:r>
-    </w:p>
-    <w:p>
-      <w:pPr>
-        <w:pStyle w:val="BodyText"/>
-      </w:pPr>
-      <w:r>
-        <w:rPr>
-          <w:rFonts w:ascii="Times New Roman" w:hAnsi="Times New Roman" w:eastAsia="Times New Roman" w:cs="Times New Roman"/>
-        </w:rPr>
-        <w:t xml:space="preserve">0.6</w:t>
-      </w:r>
-    </w:p>
-    <w:p>
-      <w:pPr>
-        <w:pStyle w:val="BodyText"/>
-      </w:pPr>
-      <w:r>
-        <w:rPr>
-          <w:rFonts w:ascii="Times New Roman" w:hAnsi="Times New Roman" w:eastAsia="Times New Roman" w:cs="Times New Roman"/>
-        </w:rPr>
-        <w:t xml:space="preserve">1.5</w:t>
-      </w:r>
-    </w:p>
-    <w:p>
-      <w:pPr>
-        <w:pStyle w:val="BodyText"/>
-      </w:pPr>
-      <w:r>
-        <w:rPr>
-          <w:rFonts w:ascii="Times New Roman" w:hAnsi="Times New Roman" w:eastAsia="Times New Roman" w:cs="Times New Roman"/>
-        </w:rPr>
-        <w:t xml:space="preserve">3.0</w:t>
-      </w:r>
-    </w:p>
-    <w:p>
-      <w:pPr>
-        <w:pStyle w:val="BodyText"/>
-      </w:pPr>
-      <w:r>
-        <w:rPr>
-          <w:rFonts w:ascii="Times New Roman" w:hAnsi="Times New Roman" w:eastAsia="Times New Roman" w:cs="Times New Roman"/>
-        </w:rPr>
-        <w:t xml:space="preserve">7.0</w:t>
-      </w:r>
-    </w:p>
-    <w:p>
-      <w:pPr>
-        <w:pStyle w:val="BodyText"/>
-      </w:pPr>
-      <w:r>
-        <w:rPr>
-          <w:rFonts w:ascii="Times New Roman" w:hAnsi="Times New Roman" w:eastAsia="Times New Roman" w:cs="Times New Roman"/>
-        </w:rPr>
-        <w:t xml:space="preserve">15.0</w:t>
-      </w:r>
-    </w:p>
-    <w:p>
-      <w:pPr>
-        <w:pStyle w:val="BodyText"/>
-      </w:pPr>
-      <w:r>
-        <w:rPr>
-          <w:rFonts w:ascii="Times New Roman" w:hAnsi="Times New Roman" w:eastAsia="Times New Roman" w:cs="Times New Roman"/>
-        </w:rPr>
-        <w:t xml:space="preserve">q/mg/g</w:t>
-      </w:r>
-    </w:p>
-    <w:p>
-      <w:pPr>
-        <w:pStyle w:val="BodyText"/>
-      </w:pPr>
-      <w:r>
-        <w:rPr>
-          <w:rFonts w:ascii="Times New Roman" w:hAnsi="Times New Roman" w:eastAsia="Times New Roman" w:cs="Times New Roman"/>
-        </w:rPr>
-        <w:t xml:space="preserve">4.8</w:t>
-      </w:r>
-    </w:p>
-    <w:p>
-      <w:pPr>
-        <w:pStyle w:val="BodyText"/>
-      </w:pPr>
-      <w:r>
-        <w:rPr>
-          <w:rFonts w:ascii="Times New Roman" w:hAnsi="Times New Roman" w:eastAsia="Times New Roman" w:cs="Times New Roman"/>
-        </w:rPr>
-        <w:t xml:space="preserve">8.9</w:t>
-      </w:r>
-    </w:p>
-    <w:p>
-      <w:pPr>
-        <w:pStyle w:val="BodyText"/>
-      </w:pPr>
-      <w:r>
-        <w:rPr>
-          <w:rFonts w:ascii="Times New Roman" w:hAnsi="Times New Roman" w:eastAsia="Times New Roman" w:cs="Times New Roman"/>
-        </w:rPr>
-        <w:t xml:space="preserve">14.2</w:t>
-      </w:r>
-    </w:p>
-    <w:p>
-      <w:pPr>
-        <w:pStyle w:val="BodyText"/>
-      </w:pPr>
-      <w:r>
-        <w:rPr>
-          <w:rFonts w:ascii="Times New Roman" w:hAnsi="Times New Roman" w:eastAsia="Times New Roman" w:cs="Times New Roman"/>
-        </w:rPr>
-        <w:t xml:space="preserve">20.5</w:t>
-      </w:r>
-    </w:p>
-    <w:p>
-      <w:pPr>
-        <w:pStyle w:val="BodyText"/>
-      </w:pPr>
-      <w:r>
-        <w:rPr>
-          <w:rFonts w:ascii="Times New Roman" w:hAnsi="Times New Roman" w:eastAsia="Times New Roman" w:cs="Times New Roman"/>
-        </w:rPr>
-        <w:t xml:space="preserve">25.8</w:t>
-      </w:r>
-    </w:p>
-    <w:p>
-      <w:pPr>
-        <w:pStyle w:val="BodyText"/>
-      </w:pPr>
-      <w:r>
-        <w:rPr>
-          <w:rFonts w:ascii="Times New Roman" w:hAnsi="Times New Roman" w:eastAsia="Times New Roman" w:cs="Times New Roman"/>
-        </w:rPr>
-        <w:t xml:space="preserve">6-4 </w:t>
-      </w:r>
-      <w:r>
-        <w:rPr>
-          <w:rFonts w:hint="eastAsia" w:ascii="Times New Roman" w:hAnsi="Times New Roman" w:eastAsia="FangSong" w:cs="Times New Roman"/>
-        </w:rPr>
-        <w:t xml:space="preserve">艾尔酵母和拉格酵母对锌离子的单分子层饱和吸附量</w:t>
-      </w:r>
-      <w:r>
-        <w:rPr>
-          <w:rFonts w:ascii="Times New Roman" w:hAnsi="Times New Roman" w:eastAsia="Times New Roman" w:cs="Times New Roman"/>
-        </w:rPr>
-        <w:t xml:space="preserve"> </w:t>
-      </w:r>
-      <m:oMath>
-        <m:sSub>
-          <m:e>
-            <m:r>
-              <m:t>q</m:t>
-            </m:r>
-          </m:e>
-          <m:sub>
-            <m:r>
-              <m:t>m</m:t>
-            </m:r>
-          </m:sub>
-        </m:sSub>
-      </m:oMath>
-      <w:r>
-        <w:rPr>
-          <w:rFonts w:ascii="Times New Roman" w:hAnsi="Times New Roman" w:eastAsia="Times New Roman" w:cs="Times New Roman"/>
-        </w:rPr>
-        <w:t xml:space="preserve"> </w:t>
-      </w:r>
-      <w:r>
-        <w:rPr>
-          <w:rFonts w:hint="eastAsia" w:ascii="Times New Roman" w:hAnsi="Times New Roman" w:eastAsia="Times New Roman" w:cs="Times New Roman"/>
-        </w:rPr>
-        <w:t xml:space="preserve">（</w:t>
-      </w:r>
-      <w:r>
-        <w:rPr>
-          <w:rFonts w:ascii="Times New Roman" w:hAnsi="Times New Roman" w:eastAsia="Times New Roman" w:cs="Times New Roman"/>
-        </w:rPr>
-        <w:t xml:space="preserve"> </w:t>
-      </w:r>
-      <m:oMath>
-        <m:oMathPr>
-          <m:ctrlPr>
-            <w:rPr>
-              <w:sz w:val="28"/>
-              <w:szCs w:val="28"/>
-            </w:rPr>
-          </m:ctrlPr>
-        </m:oMathPr>
-        <m:r>
           <m:t>m</m:t>
         </m:r>
         <m:r>
@@ -17008,14 +17235,12 @@
     </w:p>
     <w:p>
       <w:pPr>
-        <w:pStyle w:val="BodyText"/>
-      </w:pPr>
-      <w:r>
-        <w:rPr>
-          <w:rFonts w:ascii="Times New Roman" w:hAnsi="Times New Roman" w:eastAsia="Times New Roman" w:cs="Times New Roman"/>
-        </w:rPr>
-        <w:t xml:space="preserve">6-5 </w:t>
-      </w:r>
+        <w:numPr>
+          <w:ilvl w:val="0"/>
+          <w:numId w:val="1013"/>
+        </w:numPr>
+        <w:ind w:firstLine="420"/>
+      </w:pPr>
       <w:r>
         <w:rPr>
           <w:rFonts w:hint="eastAsia" w:ascii="Times New Roman" w:hAnsi="Times New Roman" w:eastAsia="FangSong" w:cs="Times New Roman"/>
@@ -17031,7 +17256,8 @@
     </w:p>
     <w:p>
       <w:pPr>
-        <w:pStyle w:val="BodyText"/>
+        <w:pStyle w:val="FirstParagraph"/>
+        <w:ind w:firstLine="420"/>
       </w:pPr>
       <w:r>
         <w:rPr>
@@ -17286,6 +17512,7 @@
     <w:p>
       <w:pPr>
         <w:pStyle w:val="BodyText"/>
+        <w:ind w:firstLine="420"/>
       </w:pPr>
       <w:r>
         <w:rPr>
@@ -17426,6 +17653,7 @@
     <w:p>
       <w:pPr>
         <w:pStyle w:val="BodyText"/>
+        <w:ind w:firstLine="420"/>
       </w:pPr>
       <w:r>
         <w:rPr>
@@ -17566,6 +17794,7 @@
     <w:p>
       <w:pPr>
         <w:pStyle w:val="BodyText"/>
+        <w:ind w:firstLine="420"/>
       </w:pPr>
       <w:r>
         <w:rPr>
@@ -18015,12 +18244,13 @@
     <w:p>
       <w:pPr>
         <w:pStyle w:val="BodyText"/>
-      </w:pPr>
-      <w:r>
-        <w:rPr>
-          <w:rFonts w:ascii="Times New Roman" w:hAnsi="Times New Roman" w:eastAsia="Times New Roman" w:cs="Times New Roman"/>
-        </w:rPr>
-        <w:t xml:space="preserve">6-5-1 </w:t>
+        <w:ind w:firstLine="420"/>
+      </w:pPr>
+      <w:r>
+        <w:rPr>
+          <w:rFonts w:ascii="Times New Roman" w:hAnsi="Times New Roman" w:eastAsia="Times New Roman" w:cs="Times New Roman"/>
+        </w:rPr>
+        <w:t xml:space="preserve">(5)① </w:t>
       </w:r>
       <w:r>
         <w:rPr>
@@ -18038,12 +18268,13 @@
     <w:p>
       <w:pPr>
         <w:pStyle w:val="BodyText"/>
-      </w:pPr>
-      <w:r>
-        <w:rPr>
-          <w:rFonts w:ascii="Times New Roman" w:hAnsi="Times New Roman" w:eastAsia="Times New Roman" w:cs="Times New Roman"/>
-        </w:rPr>
-        <w:t xml:space="preserve">6-5-2 </w:t>
+        <w:ind w:firstLine="420"/>
+      </w:pPr>
+      <w:r>
+        <w:rPr>
+          <w:rFonts w:ascii="Times New Roman" w:hAnsi="Times New Roman" w:eastAsia="Times New Roman" w:cs="Times New Roman"/>
+        </w:rPr>
+        <w:t xml:space="preserve">(5)② </w:t>
       </w:r>
       <w:r>
         <w:rPr>
@@ -18095,43 +18326,13 @@
     </w:p>
     <w:p>
       <w:pPr>
-        <w:spacing w:before="0" w:after="0"/>
-      </w:pPr>
-    </w:p>
-    <w:p>
-      <w:pPr>
-        <w:spacing w:before="0" w:after="0"/>
-      </w:pPr>
-    </w:p>
-    <w:p>
-      <w:pPr>
-        <w:spacing w:before="0" w:after="0"/>
-      </w:pPr>
-    </w:p>
-    <w:p>
-      <w:pPr>
-        <w:spacing w:before="0" w:after="0"/>
-      </w:pPr>
-    </w:p>
-    <w:p>
-      <w:pPr>
-        <w:spacing w:before="0" w:after="0"/>
-      </w:pPr>
-    </w:p>
-    <w:p>
-      <w:pPr>
-        <w:spacing w:before="0" w:after="0"/>
-      </w:pPr>
-    </w:p>
-    <w:p>
-      <w:pPr>
-        <w:spacing w:before="0" w:after="0"/>
-      </w:pPr>
-    </w:p>
-    <w:p>
-      <w:pPr>
-        <w:spacing w:before="0" w:after="0"/>
-      </w:pPr>
+        <w:spacing w:before="160" w:after="80"/>
+      </w:pPr>
+      <w:r>
+        <w:pict>
+          <v:rect style="width:0;height:1.5pt" o:hralign="center" o:hrstd="t" o:hr="t"/>
+        </w:pict>
+      </w:r>
     </w:p>
     <w:p>
       <w:pPr>
@@ -18172,6 +18373,7 @@
     <w:p>
       <w:pPr>
         <w:pStyle w:val="FirstParagraph"/>
+        <w:ind w:firstLine="420"/>
       </w:pPr>
       <w:r>
         <w:rPr>
@@ -18297,14 +18499,13 @@
     </w:p>
     <w:p>
       <w:pPr>
-        <w:pStyle w:val="BodyText"/>
-      </w:pPr>
-      <w:r>
-        <w:rPr>
-          <w:rFonts w:ascii="Times New Roman" w:hAnsi="Times New Roman" w:eastAsia="Times New Roman" w:cs="Times New Roman"/>
-        </w:rPr>
-        <w:t xml:space="preserve">7-1 </w:t>
-      </w:r>
+        <w:pStyle w:val="Compact"/>
+        <w:numPr>
+          <w:ilvl w:val="0"/>
+          <w:numId w:val="1014"/>
+        </w:numPr>
+        <w:ind w:firstLine="420"/>
+      </w:pPr>
       <w:r>
         <w:rPr>
           <w:rFonts w:hint="eastAsia" w:ascii="Times New Roman" w:hAnsi="Times New Roman" w:eastAsia="FangSong" w:cs="Times New Roman"/>
@@ -18320,7 +18521,7 @@
     </w:p>
     <w:p>
       <w:pPr>
-        <w:pStyle w:val="BodyText"/>
+        <w:pStyle w:val="FirstParagraph"/>
       </w:pPr>
       <m:oMathPara>
         <m:oMathParaPr>
@@ -18541,6 +18742,7 @@
       <w:pPr>
         <w:pStyle w:val="FirstParagraph"/>
         <w:spacing w:after="80"/>
+        <w:ind w:firstLine="420"/>
       </w:pPr>
       <w:r>
         <w:rPr>
@@ -18560,15 +18762,16 @@
         <w:tblStyle w:val="Table"/>
         <w:tblW w:type="pct" w:w="5000"/>
         <w:tblLayout w:type="fixed"/>
+        <w:tblLook w:firstRow="1" w:lastRow="0" w:firstColumn="0" w:lastColumn="0" w:noHBand="0" w:noVBand="0" w:val="0020"/>
+        <w:jc w:val="center"/>
         <w:tblBorders>
           <w:top w:val="single" w:sz="12" w:space="0" w:color="000000"/>
-          <w:left w:val="none" w:sz="0" w:space="0" w:color="auto"/>
           <w:bottom w:val="single" w:sz="12" w:space="0" w:color="000000"/>
-          <w:right w:val="none" w:sz="0" w:space="0" w:color="auto"/>
-          <w:insideH w:val="none" w:sz="0" w:space="0" w:color="auto"/>
-          <w:insideV w:val="none" w:sz="0" w:space="0" w:color="auto"/>
+          <w:left w:val="none"/>
+          <w:right w:val="none"/>
+          <w:insideH w:val="none"/>
+          <w:insideV w:val="none"/>
         </w:tblBorders>
-        <w:tblLook w:firstRow="1" w:lastRow="0" w:firstColumn="0" w:lastColumn="0" w:noHBand="0" w:noVBand="0" w:val="0020"/>
       </w:tblPr>
       <w:tblGrid>
         <w:gridCol w:w="2640"/>
@@ -18582,7 +18785,7 @@
         <w:tc>
           <w:tcPr>
             <w:tcBorders>
-              <w:bottom w:val="single" w:sz="8" w:space="0" w:color="000000"/>
+              <w:bottom w:val="single" w:sz="6" w:space="0" w:color="000000"/>
             </w:tcBorders>
           </w:tcPr>
           <w:p>
@@ -18602,7 +18805,7 @@
         <w:tc>
           <w:tcPr>
             <w:tcBorders>
-              <w:bottom w:val="single" w:sz="8" w:space="0" w:color="000000"/>
+              <w:bottom w:val="single" w:sz="6" w:space="0" w:color="000000"/>
             </w:tcBorders>
           </w:tcPr>
           <w:p>
@@ -18638,12 +18841,15 @@
               <m:sSup>
                 <m:e>
                   <m:r>
-                    <m:t xml:space="preserve"> </m:t>
+                    <m:t>​</m:t>
                   </m:r>
                 </m:e>
                 <m:sup>
                   <m:r>
-                    <m:t>θ</m:t>
+                    <m:rPr>
+                      <m:sty m:val="p"/>
+                    </m:rPr>
+                    <m:t>∘</m:t>
                   </m:r>
                 </m:sup>
               </m:sSup>
@@ -18706,7 +18912,7 @@
         <w:tc>
           <w:tcPr>
             <w:tcBorders>
-              <w:bottom w:val="single" w:sz="8" w:space="0" w:color="000000"/>
+              <w:bottom w:val="single" w:sz="6" w:space="0" w:color="000000"/>
             </w:tcBorders>
           </w:tcPr>
           <w:p>
@@ -18726,7 +18932,10 @@
                 </m:e>
                 <m:sup>
                   <m:r>
-                    <m:t>θ</m:t>
+                    <m:rPr>
+                      <m:sty m:val="p"/>
+                    </m:rPr>
+                    <m:t>∘</m:t>
                   </m:r>
                 </m:sup>
               </m:sSup>
@@ -19197,6 +19406,7 @@
       <w:pPr>
         <w:pStyle w:val="BodyText"/>
         <w:spacing w:before="120"/>
+        <w:ind w:firstLine="420"/>
       </w:pPr>
       <w:r>
         <w:rPr>
@@ -19360,14 +19570,13 @@
     </w:p>
     <w:p>
       <w:pPr>
-        <w:pStyle w:val="BodyText"/>
-      </w:pPr>
-      <w:r>
-        <w:rPr>
-          <w:rFonts w:ascii="Times New Roman" w:hAnsi="Times New Roman" w:eastAsia="Times New Roman" w:cs="Times New Roman"/>
-        </w:rPr>
-        <w:t xml:space="preserve">7-2 </w:t>
-      </w:r>
+        <w:pStyle w:val="Compact"/>
+        <w:numPr>
+          <w:ilvl w:val="0"/>
+          <w:numId w:val="1015"/>
+        </w:numPr>
+        <w:ind w:firstLine="420"/>
+      </w:pPr>
       <w:r>
         <w:rPr>
           <w:rFonts w:hint="eastAsia" w:ascii="Times New Roman" w:hAnsi="Times New Roman" w:eastAsia="FangSong" w:cs="Times New Roman"/>
@@ -19442,13 +19651,14 @@
     </w:p>
     <w:p>
       <w:pPr>
-        <w:pStyle w:val="BodyText"/>
-      </w:pPr>
-      <w:r>
-        <w:rPr>
-          <w:rFonts w:ascii="Times New Roman" w:hAnsi="Times New Roman" w:eastAsia="Times New Roman" w:cs="Times New Roman"/>
-        </w:rPr>
-        <w:t xml:space="preserve">7-2-1 </w:t>
+        <w:pStyle w:val="FirstParagraph"/>
+        <w:ind w:firstLine="420"/>
+      </w:pPr>
+      <w:r>
+        <w:rPr>
+          <w:rFonts w:ascii="Times New Roman" w:hAnsi="Times New Roman" w:eastAsia="Times New Roman" w:cs="Times New Roman"/>
+        </w:rPr>
+        <w:t xml:space="preserve">(2)① </w:t>
       </w:r>
       <w:r>
         <w:rPr>
@@ -19549,12 +19759,13 @@
     <w:p>
       <w:pPr>
         <w:pStyle w:val="BodyText"/>
-      </w:pPr>
-      <w:r>
-        <w:rPr>
-          <w:rFonts w:ascii="Times New Roman" w:hAnsi="Times New Roman" w:eastAsia="Times New Roman" w:cs="Times New Roman"/>
-        </w:rPr>
-        <w:t xml:space="preserve">7-2-2 COF-999 </w:t>
+        <w:ind w:firstLine="420"/>
+      </w:pPr>
+      <w:r>
+        <w:rPr>
+          <w:rFonts w:ascii="Times New Roman" w:hAnsi="Times New Roman" w:eastAsia="Times New Roman" w:cs="Times New Roman"/>
+        </w:rPr>
+        <w:t xml:space="preserve">(2)② COF-999 </w:t>
       </w:r>
       <w:r>
         <w:rPr>
@@ -19806,7 +20017,7 @@
         </w:rPr>
         <w:drawing>
           <wp:inline>
-            <wp:extent cx="3600000" cy="2566507"/>
+            <wp:extent cx="3600000" cy="2573871"/>
             <wp:effectExtent b="0" l="0" r="0" t="0"/>
             <wp:docPr descr="" title="" id="50" name="Picture"/>
             <a:graphic>
@@ -19827,7 +20038,7 @@
                   <pic:spPr bwMode="auto">
                     <a:xfrm>
                       <a:off x="0" y="0"/>
-                      <a:ext cx="3600000" cy="2566507"/>
+                      <a:ext cx="3600000" cy="2573871"/>
                     </a:xfrm>
                     <a:prstGeom prst="rect">
                       <a:avLst/>
@@ -19858,7 +20069,7 @@
         </w:rPr>
         <w:drawing>
           <wp:inline>
-            <wp:extent cx="3600000" cy="1160190"/>
+            <wp:extent cx="3600000" cy="1237854"/>
             <wp:effectExtent b="0" l="0" r="0" t="0"/>
             <wp:docPr descr="" title="" id="53" name="Picture"/>
             <a:graphic>
@@ -19879,7 +20090,7 @@
                   <pic:spPr bwMode="auto">
                     <a:xfrm>
                       <a:off x="0" y="0"/>
-                      <a:ext cx="3600000" cy="1160190"/>
+                      <a:ext cx="3600000" cy="1237854"/>
                     </a:xfrm>
                     <a:prstGeom prst="rect">
                       <a:avLst/>
@@ -19900,43 +20111,13 @@
     </w:p>
     <w:p>
       <w:pPr>
-        <w:spacing w:before="0" w:after="0"/>
-      </w:pPr>
-    </w:p>
-    <w:p>
-      <w:pPr>
-        <w:spacing w:before="0" w:after="0"/>
-      </w:pPr>
-    </w:p>
-    <w:p>
-      <w:pPr>
-        <w:spacing w:before="0" w:after="0"/>
-      </w:pPr>
-    </w:p>
-    <w:p>
-      <w:pPr>
-        <w:spacing w:before="0" w:after="0"/>
-      </w:pPr>
-    </w:p>
-    <w:p>
-      <w:pPr>
-        <w:spacing w:before="0" w:after="0"/>
-      </w:pPr>
-    </w:p>
-    <w:p>
-      <w:pPr>
-        <w:spacing w:before="0" w:after="0"/>
-      </w:pPr>
-    </w:p>
-    <w:p>
-      <w:pPr>
-        <w:spacing w:before="0" w:after="0"/>
-      </w:pPr>
-    </w:p>
-    <w:p>
-      <w:pPr>
-        <w:spacing w:before="0" w:after="0"/>
-      </w:pPr>
+        <w:spacing w:before="160" w:after="80"/>
+      </w:pPr>
+      <w:r>
+        <w:pict>
+          <v:rect style="width:0;height:1.5pt" o:hralign="center" o:hrstd="t" o:hr="t"/>
+        </w:pict>
+      </w:r>
     </w:p>
     <w:p>
       <w:pPr>
@@ -19977,6 +20158,7 @@
     <w:p>
       <w:pPr>
         <w:pStyle w:val="FirstParagraph"/>
+        <w:ind w:firstLine="420"/>
       </w:pPr>
       <w:r>
         <w:rPr>
@@ -20030,6 +20212,7 @@
     <w:p>
       <w:pPr>
         <w:pStyle w:val="BodyText"/>
+        <w:ind w:firstLine="420"/>
       </w:pPr>
       <w:r>
         <w:rPr>
@@ -20047,7 +20230,7 @@
         <m:sSub>
           <m:e>
             <m:r>
-              <m:t xml:space="preserve"> </m:t>
+              <m:t>​</m:t>
             </m:r>
           </m:e>
           <m:sub>
@@ -20079,7 +20262,7 @@
         <m:sSub>
           <m:e>
             <m:r>
-              <m:t xml:space="preserve"> </m:t>
+              <m:t>​</m:t>
             </m:r>
           </m:e>
           <m:sub>
@@ -20361,14 +20544,12 @@
     </w:p>
     <w:p>
       <w:pPr>
-        <w:pStyle w:val="BodyText"/>
-      </w:pPr>
-      <w:r>
-        <w:rPr>
-          <w:rFonts w:ascii="Times New Roman" w:hAnsi="Times New Roman" w:eastAsia="Times New Roman" w:cs="Times New Roman"/>
-        </w:rPr>
-        <w:t xml:space="preserve">8-1 </w:t>
-      </w:r>
+        <w:numPr>
+          <w:ilvl w:val="0"/>
+          <w:numId w:val="1016"/>
+        </w:numPr>
+        <w:ind w:firstLine="420"/>
+      </w:pPr>
       <w:r>
         <w:rPr>
           <w:rFonts w:hint="eastAsia" w:ascii="Times New Roman" w:hAnsi="Times New Roman" w:eastAsia="FangSong" w:cs="Times New Roman"/>
@@ -20390,14 +20571,12 @@
     </w:p>
     <w:p>
       <w:pPr>
-        <w:pStyle w:val="BodyText"/>
-      </w:pPr>
-      <w:r>
-        <w:rPr>
-          <w:rFonts w:ascii="Times New Roman" w:hAnsi="Times New Roman" w:eastAsia="Times New Roman" w:cs="Times New Roman"/>
-        </w:rPr>
-        <w:t xml:space="preserve">8-2 </w:t>
-      </w:r>
+        <w:numPr>
+          <w:ilvl w:val="0"/>
+          <w:numId w:val="1016"/>
+        </w:numPr>
+        <w:ind w:firstLine="420"/>
+      </w:pPr>
       <w:r>
         <w:rPr>
           <w:rFonts w:hint="eastAsia" w:ascii="Times New Roman" w:hAnsi="Times New Roman" w:eastAsia="FangSong" w:cs="Times New Roman"/>
@@ -20419,14 +20598,12 @@
     </w:p>
     <w:p>
       <w:pPr>
-        <w:pStyle w:val="BodyText"/>
-      </w:pPr>
-      <w:r>
-        <w:rPr>
-          <w:rFonts w:ascii="Times New Roman" w:hAnsi="Times New Roman" w:eastAsia="Times New Roman" w:cs="Times New Roman"/>
-        </w:rPr>
-        <w:t xml:space="preserve">8-3 </w:t>
-      </w:r>
+        <w:numPr>
+          <w:ilvl w:val="0"/>
+          <w:numId w:val="1016"/>
+        </w:numPr>
+        <w:ind w:firstLine="420"/>
+      </w:pPr>
       <w:r>
         <w:rPr>
           <w:rFonts w:hint="eastAsia" w:ascii="Times New Roman" w:hAnsi="Times New Roman" w:eastAsia="FangSong" w:cs="Times New Roman"/>
@@ -20448,14 +20625,12 @@
     </w:p>
     <w:p>
       <w:pPr>
-        <w:pStyle w:val="BodyText"/>
-      </w:pPr>
-      <w:r>
-        <w:rPr>
-          <w:rFonts w:ascii="Times New Roman" w:hAnsi="Times New Roman" w:eastAsia="Times New Roman" w:cs="Times New Roman"/>
-        </w:rPr>
-        <w:t xml:space="preserve">8-4 </w:t>
-      </w:r>
+        <w:numPr>
+          <w:ilvl w:val="0"/>
+          <w:numId w:val="1016"/>
+        </w:numPr>
+        <w:ind w:firstLine="420"/>
+      </w:pPr>
       <w:r>
         <w:rPr>
           <w:rFonts w:hint="eastAsia" w:ascii="Times New Roman" w:hAnsi="Times New Roman" w:eastAsia="FangSong" w:cs="Times New Roman"/>
@@ -20489,14 +20664,12 @@
     </w:p>
     <w:p>
       <w:pPr>
-        <w:pStyle w:val="BodyText"/>
-      </w:pPr>
-      <w:r>
-        <w:rPr>
-          <w:rFonts w:ascii="Times New Roman" w:hAnsi="Times New Roman" w:eastAsia="Times New Roman" w:cs="Times New Roman"/>
-        </w:rPr>
-        <w:t xml:space="preserve">8-5 </w:t>
-      </w:r>
+        <w:numPr>
+          <w:ilvl w:val="0"/>
+          <w:numId w:val="1016"/>
+        </w:numPr>
+        <w:ind w:firstLine="420"/>
+      </w:pPr>
       <w:r>
         <w:rPr>
           <w:rFonts w:hint="eastAsia" w:ascii="Times New Roman" w:hAnsi="Times New Roman" w:eastAsia="FangSong" w:cs="Times New Roman"/>
@@ -20560,43 +20733,13 @@
     </w:p>
     <w:p>
       <w:pPr>
-        <w:spacing w:before="0" w:after="0"/>
-      </w:pPr>
-    </w:p>
-    <w:p>
-      <w:pPr>
-        <w:spacing w:before="0" w:after="0"/>
-      </w:pPr>
-    </w:p>
-    <w:p>
-      <w:pPr>
-        <w:spacing w:before="0" w:after="0"/>
-      </w:pPr>
-    </w:p>
-    <w:p>
-      <w:pPr>
-        <w:spacing w:before="0" w:after="0"/>
-      </w:pPr>
-    </w:p>
-    <w:p>
-      <w:pPr>
-        <w:spacing w:before="0" w:after="0"/>
-      </w:pPr>
-    </w:p>
-    <w:p>
-      <w:pPr>
-        <w:spacing w:before="0" w:after="0"/>
-      </w:pPr>
-    </w:p>
-    <w:p>
-      <w:pPr>
-        <w:spacing w:before="0" w:after="0"/>
-      </w:pPr>
-    </w:p>
-    <w:p>
-      <w:pPr>
-        <w:spacing w:before="0" w:after="0"/>
-      </w:pPr>
+        <w:spacing w:before="160" w:after="80"/>
+      </w:pPr>
+      <w:r>
+        <w:pict>
+          <v:rect style="width:0;height:1.5pt" o:hralign="center" o:hrstd="t" o:hr="t"/>
+        </w:pict>
+      </w:r>
     </w:p>
     <w:p>
       <w:pPr>
@@ -20637,6 +20780,7 @@
     <w:p>
       <w:pPr>
         <w:pStyle w:val="FirstParagraph"/>
+        <w:ind w:firstLine="420"/>
       </w:pPr>
       <w:r>
         <w:rPr>
@@ -20990,8 +21134,9 @@
       <w:pPr>
         <w:numPr>
           <w:ilvl w:val="0"/>
-          <w:numId w:val="1009"/>
+          <w:numId w:val="1017"/>
         </w:numPr>
+        <w:ind w:firstLine="420"/>
       </w:pPr>
       <w:r>
         <w:rPr>
@@ -21092,8 +21237,9 @@
       <w:pPr>
         <w:numPr>
           <w:ilvl w:val="0"/>
-          <w:numId w:val="1009"/>
+          <w:numId w:val="1017"/>
         </w:numPr>
+        <w:ind w:firstLine="420"/>
       </w:pPr>
       <w:r>
         <w:rPr>
@@ -21274,8 +21420,9 @@
       <w:pPr>
         <w:numPr>
           <w:ilvl w:val="0"/>
-          <w:numId w:val="1009"/>
+          <w:numId w:val="1017"/>
         </w:numPr>
+        <w:ind w:firstLine="420"/>
       </w:pPr>
       <w:r>
         <w:rPr>
@@ -21351,28 +21498,13 @@
     </w:p>
     <w:p>
       <w:pPr>
-        <w:spacing w:before="0" w:after="0"/>
-      </w:pPr>
-    </w:p>
-    <w:p>
-      <w:pPr>
-        <w:spacing w:before="0" w:after="0"/>
-      </w:pPr>
-    </w:p>
-    <w:p>
-      <w:pPr>
-        <w:spacing w:before="0" w:after="0"/>
-      </w:pPr>
-    </w:p>
-    <w:p>
-      <w:pPr>
-        <w:spacing w:before="0" w:after="0"/>
-      </w:pPr>
-    </w:p>
-    <w:p>
-      <w:pPr>
-        <w:spacing w:before="0" w:after="0"/>
-      </w:pPr>
+        <w:spacing w:before="160" w:after="80"/>
+      </w:pPr>
+      <w:r>
+        <w:pict>
+          <v:rect style="width:0;height:1.5pt" o:hralign="center" o:hrstd="t" o:hr="t"/>
+        </w:pict>
+      </w:r>
     </w:p>
     <w:p>
       <w:pPr>
@@ -21413,6 +21545,7 @@
     <w:p>
       <w:pPr>
         <w:pStyle w:val="FirstParagraph"/>
+        <w:ind w:firstLine="420"/>
       </w:pPr>
       <w:r>
         <w:rPr>
@@ -21730,6 +21863,7 @@
     <w:p>
       <w:pPr>
         <w:pStyle w:val="FirstParagraph"/>
+        <w:ind w:firstLine="420"/>
       </w:pPr>
       <w:r>
         <w:rPr>
@@ -21817,8 +21951,9 @@
       <w:pPr>
         <w:numPr>
           <w:ilvl w:val="0"/>
-          <w:numId w:val="1010"/>
+          <w:numId w:val="1018"/>
         </w:numPr>
+        <w:ind w:firstLine="420"/>
       </w:pPr>
       <w:r>
         <w:rPr>
@@ -21849,8 +21984,9 @@
       <w:pPr>
         <w:numPr>
           <w:ilvl w:val="0"/>
-          <w:numId w:val="1010"/>
+          <w:numId w:val="1018"/>
         </w:numPr>
+        <w:ind w:firstLine="420"/>
       </w:pPr>
       <w:r>
         <w:rPr>
@@ -21947,8 +22083,9 @@
       <w:pPr>
         <w:numPr>
           <w:ilvl w:val="0"/>
-          <w:numId w:val="1010"/>
+          <w:numId w:val="1018"/>
         </w:numPr>
+        <w:ind w:firstLine="420"/>
       </w:pPr>
       <w:r>
         <w:rPr>
@@ -22019,43 +22156,13 @@
     </w:p>
     <w:p>
       <w:pPr>
-        <w:spacing w:before="0" w:after="0"/>
-      </w:pPr>
-    </w:p>
-    <w:p>
-      <w:pPr>
-        <w:spacing w:before="0" w:after="0"/>
-      </w:pPr>
-    </w:p>
-    <w:p>
-      <w:pPr>
-        <w:spacing w:before="0" w:after="0"/>
-      </w:pPr>
-    </w:p>
-    <w:p>
-      <w:pPr>
-        <w:spacing w:before="0" w:after="0"/>
-      </w:pPr>
-    </w:p>
-    <w:p>
-      <w:pPr>
-        <w:spacing w:before="0" w:after="0"/>
-      </w:pPr>
-    </w:p>
-    <w:p>
-      <w:pPr>
-        <w:spacing w:before="0" w:after="0"/>
-      </w:pPr>
-    </w:p>
-    <w:p>
-      <w:pPr>
-        <w:spacing w:before="0" w:after="0"/>
-      </w:pPr>
-    </w:p>
-    <w:p>
-      <w:pPr>
-        <w:spacing w:before="0" w:after="0"/>
-      </w:pPr>
+        <w:spacing w:before="160" w:after="80"/>
+      </w:pPr>
+      <w:r>
+        <w:pict>
+          <v:rect style="width:0;height:1.5pt" o:hralign="center" o:hrstd="t" o:hr="t"/>
+        </w:pict>
+      </w:r>
     </w:p>
     <w:p>
       <w:pPr>
@@ -22096,6 +22203,7 @@
     <w:p>
       <w:pPr>
         <w:pStyle w:val="FirstParagraph"/>
+        <w:ind w:firstLine="420"/>
       </w:pPr>
       <w:r>
         <w:rPr>
@@ -23224,43 +23332,13 @@
     </w:p>
     <w:p>
       <w:pPr>
-        <w:spacing w:before="0" w:after="0"/>
-      </w:pPr>
-    </w:p>
-    <w:p>
-      <w:pPr>
-        <w:spacing w:before="0" w:after="0"/>
-      </w:pPr>
-    </w:p>
-    <w:p>
-      <w:pPr>
-        <w:spacing w:before="0" w:after="0"/>
-      </w:pPr>
-    </w:p>
-    <w:p>
-      <w:pPr>
-        <w:spacing w:before="0" w:after="0"/>
-      </w:pPr>
-    </w:p>
-    <w:p>
-      <w:pPr>
-        <w:spacing w:before="0" w:after="0"/>
-      </w:pPr>
-    </w:p>
-    <w:p>
-      <w:pPr>
-        <w:spacing w:before="0" w:after="0"/>
-      </w:pPr>
-    </w:p>
-    <w:p>
-      <w:pPr>
-        <w:spacing w:before="0" w:after="0"/>
-      </w:pPr>
-    </w:p>
-    <w:p>
-      <w:pPr>
-        <w:spacing w:before="0" w:after="0"/>
-      </w:pPr>
+        <w:spacing w:before="160" w:after="80"/>
+      </w:pPr>
+      <w:r>
+        <w:pict>
+          <v:rect style="width:0;height:1.5pt" o:hralign="center" o:hrstd="t" o:hr="t"/>
+        </w:pict>
+      </w:r>
     </w:p>
     <w:p>
       <w:pPr>
@@ -23301,6 +23379,7 @@
     <w:p>
       <w:pPr>
         <w:pStyle w:val="FirstParagraph"/>
+        <w:ind w:firstLine="420"/>
       </w:pPr>
       <w:r>
         <w:rPr>
@@ -23487,7 +23566,7 @@
         </w:rPr>
         <w:drawing>
           <wp:inline>
-            <wp:extent cx="3240000" cy="2582410"/>
+            <wp:extent cx="3240000" cy="2589259"/>
             <wp:effectExtent b="0" l="0" r="0" t="0"/>
             <wp:docPr descr="" title="" id="67" name="Picture"/>
             <a:graphic>
@@ -23508,7 +23587,7 @@
                   <pic:spPr bwMode="auto">
                     <a:xfrm>
                       <a:off x="0" y="0"/>
-                      <a:ext cx="3240000" cy="2582410"/>
+                      <a:ext cx="3240000" cy="2589259"/>
                     </a:xfrm>
                     <a:prstGeom prst="rect">
                       <a:avLst/>
@@ -23557,7 +23636,7 @@
         </w:rPr>
         <w:drawing>
           <wp:inline>
-            <wp:extent cx="3240000" cy="2613782"/>
+            <wp:extent cx="3240000" cy="2634201"/>
             <wp:effectExtent b="0" l="0" r="0" t="0"/>
             <wp:docPr descr="" title="" id="70" name="Picture"/>
             <a:graphic>
@@ -23578,7 +23657,7 @@
                   <pic:spPr bwMode="auto">
                     <a:xfrm>
                       <a:off x="0" y="0"/>
-                      <a:ext cx="3240000" cy="2613782"/>
+                      <a:ext cx="3240000" cy="2634201"/>
                     </a:xfrm>
                     <a:prstGeom prst="rect">
                       <a:avLst/>
@@ -23627,7 +23706,7 @@
         </w:rPr>
         <w:drawing>
           <wp:inline>
-            <wp:extent cx="3240000" cy="2632068"/>
+            <wp:extent cx="3240000" cy="2641528"/>
             <wp:effectExtent b="0" l="0" r="0" t="0"/>
             <wp:docPr descr="" title="" id="73" name="Picture"/>
             <a:graphic>
@@ -23648,7 +23727,7 @@
                   <pic:spPr bwMode="auto">
                     <a:xfrm>
                       <a:off x="0" y="0"/>
-                      <a:ext cx="3240000" cy="2632068"/>
+                      <a:ext cx="3240000" cy="2641528"/>
                     </a:xfrm>
                     <a:prstGeom prst="rect">
                       <a:avLst/>
@@ -23671,8 +23750,9 @@
       <w:pPr>
         <w:numPr>
           <w:ilvl w:val="0"/>
-          <w:numId w:val="1011"/>
+          <w:numId w:val="1019"/>
         </w:numPr>
+        <w:ind w:firstLine="420"/>
       </w:pPr>
       <w:r>
         <w:rPr>
@@ -23757,8 +23837,9 @@
       <w:pPr>
         <w:numPr>
           <w:ilvl w:val="0"/>
-          <w:numId w:val="1011"/>
+          <w:numId w:val="1019"/>
         </w:numPr>
+        <w:ind w:firstLine="420"/>
       </w:pPr>
       <w:r>
         <w:rPr>
@@ -23800,8 +23881,9 @@
       <w:pPr>
         <w:numPr>
           <w:ilvl w:val="0"/>
-          <w:numId w:val="1011"/>
+          <w:numId w:val="1019"/>
         </w:numPr>
+        <w:ind w:firstLine="420"/>
       </w:pPr>
       <w:r>
         <w:rPr>
@@ -23843,8 +23925,9 @@
       <w:pPr>
         <w:numPr>
           <w:ilvl w:val="0"/>
-          <w:numId w:val="1011"/>
+          <w:numId w:val="1019"/>
         </w:numPr>
+        <w:ind w:firstLine="420"/>
       </w:pPr>
       <w:r>
         <w:rPr>
@@ -23873,28 +23956,13 @@
     </w:p>
     <w:p>
       <w:pPr>
-        <w:spacing w:before="0" w:after="0"/>
-      </w:pPr>
-    </w:p>
-    <w:p>
-      <w:pPr>
-        <w:spacing w:before="0" w:after="0"/>
-      </w:pPr>
-    </w:p>
-    <w:p>
-      <w:pPr>
-        <w:spacing w:before="0" w:after="0"/>
-      </w:pPr>
-    </w:p>
-    <w:p>
-      <w:pPr>
-        <w:spacing w:before="0" w:after="0"/>
-      </w:pPr>
-    </w:p>
-    <w:p>
-      <w:pPr>
-        <w:spacing w:before="0" w:after="0"/>
-      </w:pPr>
+        <w:spacing w:before="160" w:after="80"/>
+      </w:pPr>
+      <w:r>
+        <w:pict>
+          <v:rect style="width:0;height:1.5pt" o:hralign="center" o:hrstd="t" o:hr="t"/>
+        </w:pict>
+      </w:r>
     </w:p>
     <w:p>
       <w:pPr>
@@ -23935,6 +24003,7 @@
     <w:p>
       <w:pPr>
         <w:pStyle w:val="FirstParagraph"/>
+        <w:ind w:firstLine="420"/>
       </w:pPr>
       <w:r>
         <w:rPr>
@@ -24316,8 +24385,9 @@
       <w:pPr>
         <w:numPr>
           <w:ilvl w:val="0"/>
-          <w:numId w:val="1012"/>
+          <w:numId w:val="1020"/>
         </w:numPr>
+        <w:ind w:firstLine="420"/>
       </w:pPr>
       <w:r>
         <w:rPr>
@@ -24348,8 +24418,9 @@
       <w:pPr>
         <w:numPr>
           <w:ilvl w:val="0"/>
-          <w:numId w:val="1012"/>
+          <w:numId w:val="1020"/>
         </w:numPr>
+        <w:ind w:firstLine="420"/>
       </w:pPr>
       <w:r>
         <w:rPr>
@@ -24465,8 +24536,9 @@
       <w:pPr>
         <w:numPr>
           <w:ilvl w:val="0"/>
-          <w:numId w:val="1012"/>
+          <w:numId w:val="1020"/>
         </w:numPr>
+        <w:ind w:firstLine="420"/>
       </w:pPr>
       <w:r>
         <w:rPr>
@@ -24784,8 +24856,9 @@
       <w:pPr>
         <w:numPr>
           <w:ilvl w:val="0"/>
-          <w:numId w:val="1012"/>
+          <w:numId w:val="1020"/>
         </w:numPr>
+        <w:ind w:firstLine="420"/>
       </w:pPr>
       <w:r>
         <w:rPr>
@@ -24844,43 +24917,13 @@
     </w:p>
     <w:p>
       <w:pPr>
-        <w:spacing w:before="0" w:after="0"/>
-      </w:pPr>
-    </w:p>
-    <w:p>
-      <w:pPr>
-        <w:spacing w:before="0" w:after="0"/>
-      </w:pPr>
-    </w:p>
-    <w:p>
-      <w:pPr>
-        <w:spacing w:before="0" w:after="0"/>
-      </w:pPr>
-    </w:p>
-    <w:p>
-      <w:pPr>
-        <w:spacing w:before="0" w:after="0"/>
-      </w:pPr>
-    </w:p>
-    <w:p>
-      <w:pPr>
-        <w:spacing w:before="0" w:after="0"/>
-      </w:pPr>
-    </w:p>
-    <w:p>
-      <w:pPr>
-        <w:spacing w:before="0" w:after="0"/>
-      </w:pPr>
-    </w:p>
-    <w:p>
-      <w:pPr>
-        <w:spacing w:before="0" w:after="0"/>
-      </w:pPr>
-    </w:p>
-    <w:p>
-      <w:pPr>
-        <w:spacing w:before="0" w:after="0"/>
-      </w:pPr>
+        <w:spacing w:before="160" w:after="80"/>
+      </w:pPr>
+      <w:r>
+        <w:pict>
+          <v:rect style="width:0;height:1.5pt" o:hralign="center" o:hrstd="t" o:hr="t"/>
+        </w:pict>
+      </w:r>
     </w:p>
     <w:p>
       <w:pPr>
@@ -24921,6 +24964,7 @@
     <w:p>
       <w:pPr>
         <w:pStyle w:val="FirstParagraph"/>
+        <w:ind w:firstLine="420"/>
       </w:pPr>
       <w:r>
         <w:rPr>
@@ -25664,6 +25708,7 @@
     <w:p>
       <w:pPr>
         <w:pStyle w:val="FirstParagraph"/>
+        <w:ind w:firstLine="420"/>
       </w:pPr>
       <w:r>
         <w:rPr>
@@ -25728,28 +25773,13 @@
     </w:p>
     <w:p>
       <w:pPr>
-        <w:spacing w:before="0" w:after="0"/>
-      </w:pPr>
-    </w:p>
-    <w:p>
-      <w:pPr>
-        <w:spacing w:before="0" w:after="0"/>
-      </w:pPr>
-    </w:p>
-    <w:p>
-      <w:pPr>
-        <w:spacing w:before="0" w:after="0"/>
-      </w:pPr>
-    </w:p>
-    <w:p>
-      <w:pPr>
-        <w:spacing w:before="0" w:after="0"/>
-      </w:pPr>
-    </w:p>
-    <w:p>
-      <w:pPr>
-        <w:spacing w:before="0" w:after="0"/>
-      </w:pPr>
+        <w:spacing w:before="160" w:after="80"/>
+      </w:pPr>
+      <w:r>
+        <w:pict>
+          <v:rect style="width:0;height:1.5pt" o:hralign="center" o:hrstd="t" o:hr="t"/>
+        </w:pict>
+      </w:r>
     </w:p>
     <w:p>
       <w:pPr>
@@ -25790,6 +25820,7 @@
     <w:p>
       <w:pPr>
         <w:pStyle w:val="FirstParagraph"/>
+        <w:ind w:firstLine="420"/>
       </w:pPr>
       <w:r>
         <w:rPr>
@@ -26036,7 +26067,7 @@
     <w:p>
       <w:pPr>
         <w:pStyle w:val="BodyText"/>
-        <w:spacing w:before="0" w:after="0"/>
+        <w:ind w:firstLine="420"/>
       </w:pPr>
       <w:r>
         <w:rPr>
@@ -26054,8 +26085,7 @@
     <w:p>
       <w:pPr>
         <w:pStyle w:val="BodyText"/>
-        <w:spacing w:before="0" w:after="0"/>
-        <w:ind w:left="480" w:hanging="480"/>
+        <w:ind w:firstLine="420"/>
       </w:pPr>
       <w:r>
         <w:rPr>
@@ -26073,153 +26103,114 @@
         <w:rPr>
           <w:rFonts w:hint="eastAsia" w:ascii="Times New Roman" w:hAnsi="Times New Roman" w:eastAsia="Times New Roman" w:cs="Times New Roman"/>
         </w:rPr>
-        <w:t>，n</w:t>
+        <w:t>，n(A):n(B):n(C)</w:t>
+      </w:r>
+      <w:r>
+        <w:rPr>
+          <w:rFonts w:ascii="Times New Roman" w:hAnsi="Times New Roman" w:eastAsia="Times New Roman" w:cs="Times New Roman"/>
+        </w:rPr>
+        <w:t xml:space="preserve"> </w:t>
+      </w:r>
+      <w:r>
+        <w:rPr>
+          <w:rFonts w:hint="eastAsia" w:ascii="Times New Roman" w:hAnsi="Times New Roman" w:eastAsia="FangSong" w:cs="Times New Roman"/>
+        </w:rPr>
+        <w:t xml:space="preserve">仍为</w:t>
+      </w:r>
+      <w:r>
+        <w:rPr>
+          <w:rFonts w:ascii="Times New Roman" w:hAnsi="Times New Roman" w:eastAsia="Times New Roman" w:cs="Times New Roman"/>
+        </w:rPr>
+        <w:t xml:space="preserve"> 2:2:1</w:t>
       </w:r>
     </w:p>
     <w:p>
       <w:pPr>
         <w:pStyle w:val="BodyText"/>
-        <w:spacing w:before="0" w:after="0"/>
-        <w:ind w:left="480" w:hanging="480"/>
-      </w:pPr>
-      <w:r>
-        <w:rPr>
-          <w:rFonts w:hint="eastAsia" w:ascii="Times New Roman" w:hAnsi="Times New Roman" w:eastAsia="Times New Roman" w:cs="Times New Roman"/>
-        </w:rPr>
-        <w:t>(A):n</w:t>
+        <w:ind w:firstLine="420"/>
+      </w:pPr>
+      <w:r>
+        <w:rPr>
+          <w:rFonts w:ascii="Times New Roman" w:hAnsi="Times New Roman" w:eastAsia="Times New Roman" w:cs="Times New Roman"/>
+        </w:rPr>
+        <w:t xml:space="preserve">C. </w:t>
+      </w:r>
+      <w:r>
+        <w:rPr>
+          <w:rFonts w:hint="eastAsia" w:ascii="Times New Roman" w:hAnsi="Times New Roman" w:eastAsia="FangSong" w:cs="Times New Roman"/>
+        </w:rPr>
+        <w:t>再达平衡时</w:t>
+      </w:r>
+      <w:r>
+        <w:rPr>
+          <w:rFonts w:hint="eastAsia" w:ascii="Times New Roman" w:hAnsi="Times New Roman" w:eastAsia="Times New Roman" w:cs="Times New Roman"/>
+        </w:rPr>
+        <w:t>，C</w:t>
+      </w:r>
+      <w:r>
+        <w:rPr>
+          <w:rFonts w:ascii="Times New Roman" w:hAnsi="Times New Roman" w:eastAsia="Times New Roman" w:cs="Times New Roman"/>
+        </w:rPr>
+        <w:t xml:space="preserve"> </w:t>
+      </w:r>
+      <w:r>
+        <w:rPr>
+          <w:rFonts w:hint="eastAsia" w:ascii="Times New Roman" w:hAnsi="Times New Roman" w:eastAsia="FangSong" w:cs="Times New Roman"/>
+        </w:rPr>
+        <w:t xml:space="preserve">的体积分数将大于</w:t>
+      </w:r>
+      <w:r>
+        <w:rPr>
+          <w:rFonts w:ascii="Times New Roman" w:hAnsi="Times New Roman" w:eastAsia="Times New Roman" w:cs="Times New Roman"/>
+        </w:rPr>
+        <w:t xml:space="preserve"> 20%</w:t>
       </w:r>
     </w:p>
     <w:p>
       <w:pPr>
         <w:pStyle w:val="BodyText"/>
-        <w:spacing w:before="0" w:after="0"/>
-        <w:ind w:left="480" w:hanging="480"/>
-      </w:pPr>
-      <w:r>
-        <w:rPr>
-          <w:rFonts w:hint="eastAsia" w:ascii="Times New Roman" w:hAnsi="Times New Roman" w:eastAsia="Times New Roman" w:cs="Times New Roman"/>
-        </w:rPr>
-        <w:t>(B):n</w:t>
+        <w:ind w:firstLine="420"/>
+      </w:pPr>
+      <w:r>
+        <w:rPr>
+          <w:rFonts w:ascii="Times New Roman" w:hAnsi="Times New Roman" w:eastAsia="Times New Roman" w:cs="Times New Roman"/>
+        </w:rPr>
+        <w:t xml:space="preserve">D. </w:t>
+      </w:r>
+      <w:r>
+        <w:rPr>
+          <w:rFonts w:hint="eastAsia" w:ascii="Times New Roman" w:hAnsi="Times New Roman" w:eastAsia="FangSong" w:cs="Times New Roman"/>
+        </w:rPr>
+        <w:t>再达平衡时</w:t>
+      </w:r>
+      <w:r>
+        <w:rPr>
+          <w:rFonts w:hint="eastAsia" w:ascii="Times New Roman" w:hAnsi="Times New Roman" w:eastAsia="Times New Roman" w:cs="Times New Roman"/>
+        </w:rPr>
+        <w:t>，C</w:t>
+      </w:r>
+      <w:r>
+        <w:rPr>
+          <w:rFonts w:ascii="Times New Roman" w:hAnsi="Times New Roman" w:eastAsia="Times New Roman" w:cs="Times New Roman"/>
+        </w:rPr>
+        <w:t xml:space="preserve"> </w:t>
+      </w:r>
+      <w:r>
+        <w:rPr>
+          <w:rFonts w:hint="eastAsia" w:ascii="Times New Roman" w:hAnsi="Times New Roman" w:eastAsia="FangSong" w:cs="Times New Roman"/>
+        </w:rPr>
+        <w:t xml:space="preserve">的体积分数可能减小</w:t>
       </w:r>
     </w:p>
     <w:p>
       <w:pPr>
-        <w:pStyle w:val="BodyText"/>
-        <w:spacing w:before="0" w:after="0"/>
-        <w:ind w:left="480" w:hanging="480"/>
-      </w:pPr>
-      <w:r>
-        <w:rPr>
-          <w:rFonts w:hint="eastAsia" w:ascii="Times New Roman" w:hAnsi="Times New Roman" w:eastAsia="Times New Roman" w:cs="Times New Roman"/>
-        </w:rPr>
-        <w:t>(C)</w:t>
-      </w:r>
-      <w:r>
-        <w:rPr>
-          <w:rFonts w:ascii="Times New Roman" w:hAnsi="Times New Roman" w:eastAsia="Times New Roman" w:cs="Times New Roman"/>
-        </w:rPr>
-        <w:t xml:space="preserve"> </w:t>
-      </w:r>
-      <w:r>
-        <w:rPr>
-          <w:rFonts w:hint="eastAsia" w:ascii="Times New Roman" w:hAnsi="Times New Roman" w:eastAsia="FangSong" w:cs="Times New Roman"/>
-        </w:rPr>
-        <w:t xml:space="preserve">仍为</w:t>
-      </w:r>
-      <w:r>
-        <w:rPr>
-          <w:rFonts w:ascii="Times New Roman" w:hAnsi="Times New Roman" w:eastAsia="Times New Roman" w:cs="Times New Roman"/>
-        </w:rPr>
-        <w:t xml:space="preserve"> 2:2:1</w:t>
-      </w:r>
-    </w:p>
-    <w:p>
-      <w:pPr>
-        <w:pStyle w:val="BodyText"/>
-        <w:spacing w:before="0" w:after="0"/>
-      </w:pPr>
-      <w:r>
-        <w:rPr>
-          <w:rFonts w:ascii="Times New Roman" w:hAnsi="Times New Roman" w:eastAsia="Times New Roman" w:cs="Times New Roman"/>
-        </w:rPr>
-        <w:t xml:space="preserve">C. </w:t>
-      </w:r>
-      <w:r>
-        <w:rPr>
-          <w:rFonts w:hint="eastAsia" w:ascii="Times New Roman" w:hAnsi="Times New Roman" w:eastAsia="FangSong" w:cs="Times New Roman"/>
-        </w:rPr>
-        <w:t>再达平衡时</w:t>
-      </w:r>
-      <w:r>
-        <w:rPr>
-          <w:rFonts w:hint="eastAsia" w:ascii="Times New Roman" w:hAnsi="Times New Roman" w:eastAsia="Times New Roman" w:cs="Times New Roman"/>
-        </w:rPr>
-        <w:t>，C</w:t>
-      </w:r>
-      <w:r>
-        <w:rPr>
-          <w:rFonts w:ascii="Times New Roman" w:hAnsi="Times New Roman" w:eastAsia="Times New Roman" w:cs="Times New Roman"/>
-        </w:rPr>
-        <w:t xml:space="preserve"> </w:t>
-      </w:r>
-      <w:r>
-        <w:rPr>
-          <w:rFonts w:hint="eastAsia" w:ascii="Times New Roman" w:hAnsi="Times New Roman" w:eastAsia="FangSong" w:cs="Times New Roman"/>
-        </w:rPr>
-        <w:t xml:space="preserve">的体积分数将大于</w:t>
-      </w:r>
-      <w:r>
-        <w:rPr>
-          <w:rFonts w:ascii="Times New Roman" w:hAnsi="Times New Roman" w:eastAsia="Times New Roman" w:cs="Times New Roman"/>
-        </w:rPr>
-        <w:t xml:space="preserve"> 20%</w:t>
-      </w:r>
-    </w:p>
-    <w:p>
-      <w:pPr>
-        <w:pStyle w:val="BodyText"/>
-        <w:spacing w:before="0" w:after="0"/>
-      </w:pPr>
-      <w:r>
-        <w:rPr>
-          <w:rFonts w:ascii="Times New Roman" w:hAnsi="Times New Roman" w:eastAsia="Times New Roman" w:cs="Times New Roman"/>
-        </w:rPr>
-        <w:t xml:space="preserve">D. </w:t>
-      </w:r>
-      <w:r>
-        <w:rPr>
-          <w:rFonts w:hint="eastAsia" w:ascii="Times New Roman" w:hAnsi="Times New Roman" w:eastAsia="FangSong" w:cs="Times New Roman"/>
-        </w:rPr>
-        <w:t>再达平衡时</w:t>
-      </w:r>
-      <w:r>
-        <w:rPr>
-          <w:rFonts w:hint="eastAsia" w:ascii="Times New Roman" w:hAnsi="Times New Roman" w:eastAsia="Times New Roman" w:cs="Times New Roman"/>
-        </w:rPr>
-        <w:t>，C</w:t>
-      </w:r>
-      <w:r>
-        <w:rPr>
-          <w:rFonts w:ascii="Times New Roman" w:hAnsi="Times New Roman" w:eastAsia="Times New Roman" w:cs="Times New Roman"/>
-        </w:rPr>
-        <w:t xml:space="preserve"> </w:t>
-      </w:r>
-      <w:r>
-        <w:rPr>
-          <w:rFonts w:hint="eastAsia" w:ascii="Times New Roman" w:hAnsi="Times New Roman" w:eastAsia="FangSong" w:cs="Times New Roman"/>
-        </w:rPr>
-        <w:t xml:space="preserve">的体积分数可能减小</w:t>
-      </w:r>
-    </w:p>
-    <w:p>
-      <w:pPr>
-        <w:spacing w:before="0" w:after="0"/>
-      </w:pPr>
-    </w:p>
-    <w:p>
-      <w:pPr>
-        <w:spacing w:before="0" w:after="0"/>
-      </w:pPr>
+        <w:spacing w:before="160" w:after="80"/>
+      </w:pPr>
+      <w:r>
+        <w:pict>
+          <v:rect style="width:0;height:1.5pt" o:hralign="center" o:hrstd="t" o:hr="t"/>
+        </w:pict>
+      </w:r>
     </w:p>
     <w:p>
       <w:pPr>
@@ -26260,6 +26251,7 @@
     <w:p>
       <w:pPr>
         <w:pStyle w:val="FirstParagraph"/>
+        <w:ind w:firstLine="420"/>
       </w:pPr>
       <w:r>
         <w:rPr>
@@ -26551,8 +26543,9 @@
       <w:pPr>
         <w:numPr>
           <w:ilvl w:val="0"/>
-          <w:numId w:val="1013"/>
+          <w:numId w:val="1021"/>
         </w:numPr>
+        <w:ind w:firstLine="420"/>
       </w:pPr>
       <w:r>
         <w:rPr>
@@ -26750,8 +26743,9 @@
       <w:pPr>
         <w:numPr>
           <w:ilvl w:val="0"/>
-          <w:numId w:val="1013"/>
+          <w:numId w:val="1021"/>
         </w:numPr>
+        <w:ind w:firstLine="420"/>
       </w:pPr>
       <w:r>
         <w:rPr>
@@ -26828,8 +26822,9 @@
       <w:pPr>
         <w:numPr>
           <w:ilvl w:val="0"/>
-          <w:numId w:val="1013"/>
+          <w:numId w:val="1021"/>
         </w:numPr>
+        <w:ind w:firstLine="420"/>
       </w:pPr>
       <w:r>
         <w:rPr>
@@ -27148,28 +27143,13 @@
     </w:p>
     <w:p>
       <w:pPr>
-        <w:spacing w:before="0" w:after="0"/>
-      </w:pPr>
-    </w:p>
-    <w:p>
-      <w:pPr>
-        <w:spacing w:before="0" w:after="0"/>
-      </w:pPr>
-    </w:p>
-    <w:p>
-      <w:pPr>
-        <w:spacing w:before="0" w:after="0"/>
-      </w:pPr>
-    </w:p>
-    <w:p>
-      <w:pPr>
-        <w:spacing w:before="0" w:after="0"/>
-      </w:pPr>
-    </w:p>
-    <w:p>
-      <w:pPr>
-        <w:spacing w:before="0" w:after="0"/>
-      </w:pPr>
+        <w:spacing w:before="160" w:after="80"/>
+      </w:pPr>
+      <w:r>
+        <w:pict>
+          <v:rect style="width:0;height:1.5pt" o:hralign="center" o:hrstd="t" o:hr="t"/>
+        </w:pict>
+      </w:r>
     </w:p>
     <w:p>
       <w:pPr>
@@ -27211,6 +27191,7 @@
       <w:pPr>
         <w:pStyle w:val="FirstParagraph"/>
         <w:spacing w:after="80"/>
+        <w:ind w:firstLine="420"/>
       </w:pPr>
       <w:r>
         <w:rPr>
@@ -27402,15 +27383,16 @@
         <w:tblStyle w:val="Table"/>
         <w:tblW w:type="pct" w:w="5000"/>
         <w:tblLayout w:type="fixed"/>
+        <w:tblLook w:firstRow="1" w:lastRow="0" w:firstColumn="0" w:lastColumn="0" w:noHBand="0" w:noVBand="0" w:val="0020"/>
+        <w:jc w:val="center"/>
         <w:tblBorders>
           <w:top w:val="single" w:sz="12" w:space="0" w:color="000000"/>
-          <w:left w:val="none" w:sz="0" w:space="0" w:color="auto"/>
           <w:bottom w:val="single" w:sz="12" w:space="0" w:color="000000"/>
-          <w:right w:val="none" w:sz="0" w:space="0" w:color="auto"/>
-          <w:insideH w:val="none" w:sz="0" w:space="0" w:color="auto"/>
-          <w:insideV w:val="none" w:sz="0" w:space="0" w:color="auto"/>
+          <w:left w:val="none"/>
+          <w:right w:val="none"/>
+          <w:insideH w:val="none"/>
+          <w:insideV w:val="none"/>
         </w:tblBorders>
-        <w:tblLook w:firstRow="1" w:lastRow="0" w:firstColumn="0" w:lastColumn="0" w:noHBand="0" w:noVBand="0" w:val="0020"/>
       </w:tblPr>
       <w:tblGrid>
         <w:gridCol w:w="990"/>
@@ -27429,7 +27411,7 @@
         <w:tc>
           <w:tcPr>
             <w:tcBorders>
-              <w:bottom w:val="single" w:sz="8" w:space="0" w:color="000000"/>
+              <w:bottom w:val="single" w:sz="6" w:space="0" w:color="000000"/>
             </w:tcBorders>
           </w:tcPr>
           <w:p>
@@ -27456,7 +27438,7 @@
         <w:tc>
           <w:tcPr>
             <w:tcBorders>
-              <w:bottom w:val="single" w:sz="8" w:space="0" w:color="000000"/>
+              <w:bottom w:val="single" w:sz="6" w:space="0" w:color="000000"/>
             </w:tcBorders>
           </w:tcPr>
           <w:p>
@@ -27476,7 +27458,7 @@
         <w:tc>
           <w:tcPr>
             <w:tcBorders>
-              <w:bottom w:val="single" w:sz="8" w:space="0" w:color="000000"/>
+              <w:bottom w:val="single" w:sz="6" w:space="0" w:color="000000"/>
             </w:tcBorders>
           </w:tcPr>
           <w:p>
@@ -27496,7 +27478,7 @@
         <w:tc>
           <w:tcPr>
             <w:tcBorders>
-              <w:bottom w:val="single" w:sz="8" w:space="0" w:color="000000"/>
+              <w:bottom w:val="single" w:sz="6" w:space="0" w:color="000000"/>
             </w:tcBorders>
           </w:tcPr>
           <w:p>
@@ -27516,7 +27498,7 @@
         <w:tc>
           <w:tcPr>
             <w:tcBorders>
-              <w:bottom w:val="single" w:sz="8" w:space="0" w:color="000000"/>
+              <w:bottom w:val="single" w:sz="6" w:space="0" w:color="000000"/>
             </w:tcBorders>
           </w:tcPr>
           <w:p>
@@ -27536,7 +27518,7 @@
         <w:tc>
           <w:tcPr>
             <w:tcBorders>
-              <w:bottom w:val="single" w:sz="8" w:space="0" w:color="000000"/>
+              <w:bottom w:val="single" w:sz="6" w:space="0" w:color="000000"/>
             </w:tcBorders>
           </w:tcPr>
           <w:p>
@@ -27556,7 +27538,7 @@
         <w:tc>
           <w:tcPr>
             <w:tcBorders>
-              <w:bottom w:val="single" w:sz="8" w:space="0" w:color="000000"/>
+              <w:bottom w:val="single" w:sz="6" w:space="0" w:color="000000"/>
             </w:tcBorders>
           </w:tcPr>
           <w:p>
@@ -27576,7 +27558,7 @@
         <w:tc>
           <w:tcPr>
             <w:tcBorders>
-              <w:bottom w:val="single" w:sz="8" w:space="0" w:color="000000"/>
+              <w:bottom w:val="single" w:sz="6" w:space="0" w:color="000000"/>
             </w:tcBorders>
           </w:tcPr>
           <w:p>
@@ -27775,9 +27757,10 @@
       <w:pPr>
         <w:numPr>
           <w:ilvl w:val="0"/>
-          <w:numId w:val="1014"/>
+          <w:numId w:val="1022"/>
         </w:numPr>
         <w:spacing w:before="120"/>
+        <w:ind w:firstLine="420"/>
       </w:pPr>
       <w:r>
         <w:rPr>
@@ -27840,8 +27823,9 @@
       <w:pPr>
         <w:numPr>
           <w:ilvl w:val="0"/>
-          <w:numId w:val="1014"/>
+          <w:numId w:val="1022"/>
         </w:numPr>
+        <w:ind w:firstLine="420"/>
       </w:pPr>
       <w:r>
         <w:rPr>
@@ -27919,8 +27903,9 @@
       <w:pPr>
         <w:numPr>
           <w:ilvl w:val="0"/>
-          <w:numId w:val="1014"/>
+          <w:numId w:val="1022"/>
         </w:numPr>
+        <w:ind w:firstLine="420"/>
       </w:pPr>
       <w:r>
         <w:rPr>
@@ -28199,28 +28184,13 @@
     </w:p>
     <w:p>
       <w:pPr>
-        <w:spacing w:before="0" w:after="0"/>
-      </w:pPr>
-    </w:p>
-    <w:p>
-      <w:pPr>
-        <w:spacing w:before="0" w:after="0"/>
-      </w:pPr>
-    </w:p>
-    <w:p>
-      <w:pPr>
-        <w:spacing w:before="0" w:after="0"/>
-      </w:pPr>
-    </w:p>
-    <w:p>
-      <w:pPr>
-        <w:spacing w:before="0" w:after="0"/>
-      </w:pPr>
-    </w:p>
-    <w:p>
-      <w:pPr>
-        <w:spacing w:before="0" w:after="0"/>
-      </w:pPr>
+        <w:spacing w:before="160" w:after="80"/>
+      </w:pPr>
+      <w:r>
+        <w:pict>
+          <v:rect style="width:0;height:1.5pt" o:hralign="center" o:hrstd="t" o:hr="t"/>
+        </w:pict>
+      </w:r>
     </w:p>
     <w:p>
       <w:pPr>
@@ -28261,6 +28231,7 @@
     <w:p>
       <w:pPr>
         <w:pStyle w:val="FirstParagraph"/>
+        <w:ind w:firstLine="420"/>
       </w:pPr>
       <w:r>
         <w:rPr>
@@ -28727,28 +28698,13 @@
     </w:p>
     <w:p>
       <w:pPr>
-        <w:spacing w:before="0" w:after="0"/>
-      </w:pPr>
-    </w:p>
-    <w:p>
-      <w:pPr>
-        <w:spacing w:before="0" w:after="0"/>
-      </w:pPr>
-    </w:p>
-    <w:p>
-      <w:pPr>
-        <w:spacing w:before="0" w:after="0"/>
-      </w:pPr>
-    </w:p>
-    <w:p>
-      <w:pPr>
-        <w:spacing w:before="0" w:after="0"/>
-      </w:pPr>
-    </w:p>
-    <w:p>
-      <w:pPr>
-        <w:spacing w:before="0" w:after="0"/>
-      </w:pPr>
+        <w:spacing w:before="160" w:after="80"/>
+      </w:pPr>
+      <w:r>
+        <w:pict>
+          <v:rect style="width:0;height:1.5pt" o:hralign="center" o:hrstd="t" o:hr="t"/>
+        </w:pict>
+      </w:r>
     </w:p>
     <w:p>
       <w:pPr>
@@ -28789,6 +28745,7 @@
     <w:p>
       <w:pPr>
         <w:pStyle w:val="FirstParagraph"/>
+        <w:ind w:firstLine="420"/>
       </w:pPr>
       <w:r>
         <w:rPr>
@@ -29230,7 +29187,7 @@
         </w:rPr>
         <w:drawing>
           <wp:inline>
-            <wp:extent cx="3240000" cy="2610000"/>
+            <wp:extent cx="3240000" cy="2678291"/>
             <wp:effectExtent b="0" l="0" r="0" t="0"/>
             <wp:docPr descr="" title="" id="83" name="Picture"/>
             <a:graphic>
@@ -29251,7 +29208,7 @@
                   <pic:spPr bwMode="auto">
                     <a:xfrm>
                       <a:off x="0" y="0"/>
-                      <a:ext cx="3240000" cy="2610000"/>
+                      <a:ext cx="3240000" cy="2678291"/>
                     </a:xfrm>
                     <a:prstGeom prst="rect">
                       <a:avLst/>
@@ -29273,7 +29230,7 @@
     <w:p>
       <w:pPr>
         <w:pStyle w:val="BodyText"/>
-        <w:spacing w:before="0" w:after="0"/>
+        <w:ind w:firstLine="420"/>
       </w:pPr>
       <w:r>
         <w:rPr>
@@ -29344,7 +29301,7 @@
     <w:p>
       <w:pPr>
         <w:pStyle w:val="BodyText"/>
-        <w:spacing w:before="0" w:after="0"/>
+        <w:ind w:firstLine="420"/>
       </w:pPr>
       <w:r>
         <w:rPr>
@@ -29441,7 +29398,7 @@
     <w:p>
       <w:pPr>
         <w:pStyle w:val="BodyText"/>
-        <w:spacing w:before="0" w:after="0"/>
+        <w:ind w:firstLine="420"/>
       </w:pPr>
       <w:r>
         <w:rPr>
@@ -29459,7 +29416,7 @@
     <w:p>
       <w:pPr>
         <w:pStyle w:val="BodyText"/>
-        <w:spacing w:before="0" w:after="0"/>
+        <w:ind w:firstLine="420"/>
       </w:pPr>
       <w:r>
         <w:rPr>
@@ -29595,13 +29552,13 @@
     </w:p>
     <w:p>
       <w:pPr>
-        <w:spacing w:before="0" w:after="0"/>
-      </w:pPr>
-    </w:p>
-    <w:p>
-      <w:pPr>
-        <w:spacing w:before="0" w:after="0"/>
-      </w:pPr>
+        <w:spacing w:before="160" w:after="80"/>
+      </w:pPr>
+      <w:r>
+        <w:pict>
+          <v:rect style="width:0;height:1.5pt" o:hralign="center" o:hrstd="t" o:hr="t"/>
+        </w:pict>
+      </w:r>
     </w:p>
     <w:p>
       <w:pPr>
@@ -29642,6 +29599,7 @@
     <w:p>
       <w:pPr>
         <w:pStyle w:val="FirstParagraph"/>
+        <w:ind w:firstLine="420"/>
       </w:pPr>
       <w:r>
         <w:rPr>
@@ -29704,7 +29662,7 @@
         </w:rPr>
         <w:drawing>
           <wp:inline>
-            <wp:extent cx="3600000" cy="763811"/>
+            <wp:extent cx="3600000" cy="770205"/>
             <wp:effectExtent b="0" l="0" r="0" t="0"/>
             <wp:docPr descr="" title="" id="87" name="Picture"/>
             <a:graphic>
@@ -29725,7 +29683,7 @@
                   <pic:spPr bwMode="auto">
                     <a:xfrm>
                       <a:off x="0" y="0"/>
-                      <a:ext cx="3600000" cy="763811"/>
+                      <a:ext cx="3600000" cy="770205"/>
                     </a:xfrm>
                     <a:prstGeom prst="rect">
                       <a:avLst/>
@@ -29747,6 +29705,7 @@
     <w:p>
       <w:pPr>
         <w:pStyle w:val="BodyText"/>
+        <w:ind w:firstLine="420"/>
       </w:pPr>
       <w:r>
         <w:rPr>
@@ -30233,8 +30192,9 @@
       <w:pPr>
         <w:numPr>
           <w:ilvl w:val="0"/>
-          <w:numId w:val="1015"/>
+          <w:numId w:val="1023"/>
         </w:numPr>
+        <w:ind w:firstLine="420"/>
       </w:pPr>
       <w:r>
         <w:rPr>
@@ -30277,8 +30237,9 @@
       <w:pPr>
         <w:numPr>
           <w:ilvl w:val="0"/>
-          <w:numId w:val="1015"/>
+          <w:numId w:val="1023"/>
         </w:numPr>
+        <w:ind w:firstLine="420"/>
       </w:pPr>
       <w:r>
         <w:rPr>
@@ -30405,8 +30366,9 @@
       <w:pPr>
         <w:numPr>
           <w:ilvl w:val="0"/>
-          <w:numId w:val="1015"/>
+          <w:numId w:val="1023"/>
         </w:numPr>
+        <w:ind w:firstLine="420"/>
       </w:pPr>
       <w:r>
         <w:rPr>
@@ -30590,8 +30552,9 @@
       <w:pPr>
         <w:numPr>
           <w:ilvl w:val="0"/>
-          <w:numId w:val="1015"/>
+          <w:numId w:val="1023"/>
         </w:numPr>
+        <w:ind w:firstLine="420"/>
       </w:pPr>
       <w:r>
         <w:rPr>
@@ -30833,6 +30796,7 @@
     <w:p>
       <w:pPr>
         <w:pStyle w:val="FirstParagraph"/>
+        <w:ind w:firstLine="420"/>
       </w:pPr>
       <w:r>
         <w:rPr>
@@ -30939,43 +30903,13 @@
     </w:p>
     <w:p>
       <w:pPr>
-        <w:spacing w:before="0" w:after="0"/>
-      </w:pPr>
-    </w:p>
-    <w:p>
-      <w:pPr>
-        <w:spacing w:before="0" w:after="0"/>
-      </w:pPr>
-    </w:p>
-    <w:p>
-      <w:pPr>
-        <w:spacing w:before="0" w:after="0"/>
-      </w:pPr>
-    </w:p>
-    <w:p>
-      <w:pPr>
-        <w:spacing w:before="0" w:after="0"/>
-      </w:pPr>
-    </w:p>
-    <w:p>
-      <w:pPr>
-        <w:spacing w:before="0" w:after="0"/>
-      </w:pPr>
-    </w:p>
-    <w:p>
-      <w:pPr>
-        <w:spacing w:before="0" w:after="0"/>
-      </w:pPr>
-    </w:p>
-    <w:p>
-      <w:pPr>
-        <w:spacing w:before="0" w:after="0"/>
-      </w:pPr>
-    </w:p>
-    <w:p>
-      <w:pPr>
-        <w:spacing w:before="0" w:after="0"/>
-      </w:pPr>
+        <w:spacing w:before="160" w:after="80"/>
+      </w:pPr>
+      <w:r>
+        <w:pict>
+          <v:rect style="width:0;height:1.5pt" o:hralign="center" o:hrstd="t" o:hr="t"/>
+        </w:pict>
+      </w:r>
     </w:p>
     <w:p>
       <w:pPr>
@@ -31016,6 +30950,7 @@
     <w:p>
       <w:pPr>
         <w:pStyle w:val="FirstParagraph"/>
+        <w:ind w:firstLine="420"/>
       </w:pPr>
       <w:r>
         <w:rPr>
@@ -32035,28 +31970,13 @@
     </w:p>
     <w:p>
       <w:pPr>
-        <w:spacing w:before="0" w:after="0"/>
-      </w:pPr>
-    </w:p>
-    <w:p>
-      <w:pPr>
-        <w:spacing w:before="0" w:after="0"/>
-      </w:pPr>
-    </w:p>
-    <w:p>
-      <w:pPr>
-        <w:spacing w:before="0" w:after="0"/>
-      </w:pPr>
-    </w:p>
-    <w:p>
-      <w:pPr>
-        <w:spacing w:before="0" w:after="0"/>
-      </w:pPr>
-    </w:p>
-    <w:p>
-      <w:pPr>
-        <w:spacing w:before="0" w:after="0"/>
-      </w:pPr>
+        <w:spacing w:before="160" w:after="80"/>
+      </w:pPr>
+      <w:r>
+        <w:pict>
+          <v:rect style="width:0;height:1.5pt" o:hralign="center" o:hrstd="t" o:hr="t"/>
+        </w:pict>
+      </w:r>
     </w:p>
     <w:p>
       <w:pPr>
@@ -32097,6 +32017,7 @@
     <w:p>
       <w:pPr>
         <w:pStyle w:val="FirstParagraph"/>
+        <w:ind w:firstLine="420"/>
       </w:pPr>
       <w:r>
         <w:rPr>
@@ -32310,28 +32231,13 @@
     </w:p>
     <w:p>
       <w:pPr>
-        <w:spacing w:before="0" w:after="0"/>
-      </w:pPr>
-    </w:p>
-    <w:p>
-      <w:pPr>
-        <w:spacing w:before="0" w:after="0"/>
-      </w:pPr>
-    </w:p>
-    <w:p>
-      <w:pPr>
-        <w:spacing w:before="0" w:after="0"/>
-      </w:pPr>
-    </w:p>
-    <w:p>
-      <w:pPr>
-        <w:spacing w:before="0" w:after="0"/>
-      </w:pPr>
-    </w:p>
-    <w:p>
-      <w:pPr>
-        <w:spacing w:before="0" w:after="0"/>
-      </w:pPr>
+        <w:spacing w:before="160" w:after="80"/>
+      </w:pPr>
+      <w:r>
+        <w:pict>
+          <v:rect style="width:0;height:1.5pt" o:hralign="center" o:hrstd="t" o:hr="t"/>
+        </w:pict>
+      </w:r>
     </w:p>
     <w:p>
       <w:pPr>
@@ -32372,6 +32278,7 @@
     <w:p>
       <w:pPr>
         <w:pStyle w:val="FirstParagraph"/>
+        <w:ind w:firstLine="420"/>
       </w:pPr>
       <w:r>
         <w:rPr>
@@ -32793,43 +32700,13 @@
     </w:p>
     <w:p>
       <w:pPr>
-        <w:spacing w:before="0" w:after="0"/>
-      </w:pPr>
-    </w:p>
-    <w:p>
-      <w:pPr>
-        <w:spacing w:before="0" w:after="0"/>
-      </w:pPr>
-    </w:p>
-    <w:p>
-      <w:pPr>
-        <w:spacing w:before="0" w:after="0"/>
-      </w:pPr>
-    </w:p>
-    <w:p>
-      <w:pPr>
-        <w:spacing w:before="0" w:after="0"/>
-      </w:pPr>
-    </w:p>
-    <w:p>
-      <w:pPr>
-        <w:spacing w:before="0" w:after="0"/>
-      </w:pPr>
-    </w:p>
-    <w:p>
-      <w:pPr>
-        <w:spacing w:before="0" w:after="0"/>
-      </w:pPr>
-    </w:p>
-    <w:p>
-      <w:pPr>
-        <w:spacing w:before="0" w:after="0"/>
-      </w:pPr>
-    </w:p>
-    <w:p>
-      <w:pPr>
-        <w:spacing w:before="0" w:after="0"/>
-      </w:pPr>
+        <w:spacing w:before="160" w:after="80"/>
+      </w:pPr>
+      <w:r>
+        <w:pict>
+          <v:rect style="width:0;height:1.5pt" o:hralign="center" o:hrstd="t" o:hr="t"/>
+        </w:pict>
+      </w:r>
     </w:p>
     <w:p>
       <w:pPr>
@@ -32870,6 +32747,7 @@
     <w:p>
       <w:pPr>
         <w:pStyle w:val="FirstParagraph"/>
+        <w:ind w:firstLine="420"/>
       </w:pPr>
       <w:r>
         <w:rPr>
@@ -33518,43 +33396,13 @@
     </w:p>
     <w:p>
       <w:pPr>
-        <w:spacing w:before="0" w:after="0"/>
-      </w:pPr>
-    </w:p>
-    <w:p>
-      <w:pPr>
-        <w:spacing w:before="0" w:after="0"/>
-      </w:pPr>
-    </w:p>
-    <w:p>
-      <w:pPr>
-        <w:spacing w:before="0" w:after="0"/>
-      </w:pPr>
-    </w:p>
-    <w:p>
-      <w:pPr>
-        <w:spacing w:before="0" w:after="0"/>
-      </w:pPr>
-    </w:p>
-    <w:p>
-      <w:pPr>
-        <w:spacing w:before="0" w:after="0"/>
-      </w:pPr>
-    </w:p>
-    <w:p>
-      <w:pPr>
-        <w:spacing w:before="0" w:after="0"/>
-      </w:pPr>
-    </w:p>
-    <w:p>
-      <w:pPr>
-        <w:spacing w:before="0" w:after="0"/>
-      </w:pPr>
-    </w:p>
-    <w:p>
-      <w:pPr>
-        <w:spacing w:before="0" w:after="0"/>
-      </w:pPr>
+        <w:spacing w:before="160" w:after="80"/>
+      </w:pPr>
+      <w:r>
+        <w:pict>
+          <v:rect style="width:0;height:1.5pt" o:hralign="center" o:hrstd="t" o:hr="t"/>
+        </w:pict>
+      </w:r>
     </w:p>
     <w:p>
       <w:pPr>
@@ -33595,6 +33443,7 @@
     <w:p>
       <w:pPr>
         <w:pStyle w:val="FirstParagraph"/>
+        <w:ind w:firstLine="420"/>
       </w:pPr>
       <w:r>
         <w:rPr>
@@ -33840,43 +33689,13 @@
     </w:p>
     <w:p>
       <w:pPr>
-        <w:spacing w:before="0" w:after="0"/>
-      </w:pPr>
-    </w:p>
-    <w:p>
-      <w:pPr>
-        <w:spacing w:before="0" w:after="0"/>
-      </w:pPr>
-    </w:p>
-    <w:p>
-      <w:pPr>
-        <w:spacing w:before="0" w:after="0"/>
-      </w:pPr>
-    </w:p>
-    <w:p>
-      <w:pPr>
-        <w:spacing w:before="0" w:after="0"/>
-      </w:pPr>
-    </w:p>
-    <w:p>
-      <w:pPr>
-        <w:spacing w:before="0" w:after="0"/>
-      </w:pPr>
-    </w:p>
-    <w:p>
-      <w:pPr>
-        <w:spacing w:before="0" w:after="0"/>
-      </w:pPr>
-    </w:p>
-    <w:p>
-      <w:pPr>
-        <w:spacing w:before="0" w:after="0"/>
-      </w:pPr>
-    </w:p>
-    <w:p>
-      <w:pPr>
-        <w:spacing w:before="0" w:after="0"/>
-      </w:pPr>
+        <w:spacing w:before="160" w:after="80"/>
+      </w:pPr>
+      <w:r>
+        <w:pict>
+          <v:rect style="width:0;height:1.5pt" o:hralign="center" o:hrstd="t" o:hr="t"/>
+        </w:pict>
+      </w:r>
     </w:p>
     <w:p>
       <w:pPr>
@@ -33917,6 +33736,7 @@
     <w:p>
       <w:pPr>
         <w:pStyle w:val="FirstParagraph"/>
+        <w:ind w:firstLine="420"/>
       </w:pPr>
       <w:r>
         <w:rPr>
@@ -34331,43 +34151,13 @@
     </w:p>
     <w:p>
       <w:pPr>
-        <w:spacing w:before="0" w:after="0"/>
-      </w:pPr>
-    </w:p>
-    <w:p>
-      <w:pPr>
-        <w:spacing w:before="0" w:after="0"/>
-      </w:pPr>
-    </w:p>
-    <w:p>
-      <w:pPr>
-        <w:spacing w:before="0" w:after="0"/>
-      </w:pPr>
-    </w:p>
-    <w:p>
-      <w:pPr>
-        <w:spacing w:before="0" w:after="0"/>
-      </w:pPr>
-    </w:p>
-    <w:p>
-      <w:pPr>
-        <w:spacing w:before="0" w:after="0"/>
-      </w:pPr>
-    </w:p>
-    <w:p>
-      <w:pPr>
-        <w:spacing w:before="0" w:after="0"/>
-      </w:pPr>
-    </w:p>
-    <w:p>
-      <w:pPr>
-        <w:spacing w:before="0" w:after="0"/>
-      </w:pPr>
-    </w:p>
-    <w:p>
-      <w:pPr>
-        <w:spacing w:before="0" w:after="0"/>
-      </w:pPr>
+        <w:spacing w:before="160" w:after="80"/>
+      </w:pPr>
+      <w:r>
+        <w:pict>
+          <v:rect style="width:0;height:1.5pt" o:hralign="center" o:hrstd="t" o:hr="t"/>
+        </w:pict>
+      </w:r>
     </w:p>
     <w:p>
       <w:pPr>
@@ -34408,6 +34198,7 @@
     <w:p>
       <w:pPr>
         <w:pStyle w:val="FirstParagraph"/>
+        <w:ind w:firstLine="420"/>
       </w:pPr>
       <w:r>
         <w:rPr>
@@ -34719,28 +34510,13 @@
     </w:p>
     <w:p>
       <w:pPr>
-        <w:spacing w:before="0" w:after="0"/>
-      </w:pPr>
-    </w:p>
-    <w:p>
-      <w:pPr>
-        <w:spacing w:before="0" w:after="0"/>
-      </w:pPr>
-    </w:p>
-    <w:p>
-      <w:pPr>
-        <w:spacing w:before="0" w:after="0"/>
-      </w:pPr>
-    </w:p>
-    <w:p>
-      <w:pPr>
-        <w:spacing w:before="0" w:after="0"/>
-      </w:pPr>
-    </w:p>
-    <w:p>
-      <w:pPr>
-        <w:spacing w:before="0" w:after="0"/>
-      </w:pPr>
+        <w:spacing w:before="160" w:after="80"/>
+      </w:pPr>
+      <w:r>
+        <w:pict>
+          <v:rect style="width:0;height:1.5pt" o:hralign="center" o:hrstd="t" o:hr="t"/>
+        </w:pict>
+      </w:r>
     </w:p>
     <w:p>
       <w:pPr>
@@ -34781,6 +34557,7 @@
     <w:p>
       <w:pPr>
         <w:pStyle w:val="FirstParagraph"/>
+        <w:ind w:firstLine="420"/>
       </w:pPr>
       <w:r>
         <w:rPr>
@@ -35040,28 +34817,13 @@
     </w:p>
     <w:p>
       <w:pPr>
-        <w:spacing w:before="0" w:after="0"/>
-      </w:pPr>
-    </w:p>
-    <w:p>
-      <w:pPr>
-        <w:spacing w:before="0" w:after="0"/>
-      </w:pPr>
-    </w:p>
-    <w:p>
-      <w:pPr>
-        <w:spacing w:before="0" w:after="0"/>
-      </w:pPr>
-    </w:p>
-    <w:p>
-      <w:pPr>
-        <w:spacing w:before="0" w:after="0"/>
-      </w:pPr>
-    </w:p>
-    <w:p>
-      <w:pPr>
-        <w:spacing w:before="0" w:after="0"/>
-      </w:pPr>
+        <w:spacing w:before="160" w:after="80"/>
+      </w:pPr>
+      <w:r>
+        <w:pict>
+          <v:rect style="width:0;height:1.5pt" o:hralign="center" o:hrstd="t" o:hr="t"/>
+        </w:pict>
+      </w:r>
     </w:p>
     <w:p>
       <w:pPr>
@@ -35102,6 +34864,7 @@
     <w:p>
       <w:pPr>
         <w:pStyle w:val="FirstParagraph"/>
+        <w:ind w:firstLine="420"/>
       </w:pPr>
       <w:r>
         <w:rPr>
@@ -35313,28 +35076,13 @@
     </w:p>
     <w:p>
       <w:pPr>
-        <w:spacing w:before="0" w:after="0"/>
-      </w:pPr>
-    </w:p>
-    <w:p>
-      <w:pPr>
-        <w:spacing w:before="0" w:after="0"/>
-      </w:pPr>
-    </w:p>
-    <w:p>
-      <w:pPr>
-        <w:spacing w:before="0" w:after="0"/>
-      </w:pPr>
-    </w:p>
-    <w:p>
-      <w:pPr>
-        <w:spacing w:before="0" w:after="0"/>
-      </w:pPr>
-    </w:p>
-    <w:p>
-      <w:pPr>
-        <w:spacing w:before="0" w:after="0"/>
-      </w:pPr>
+        <w:spacing w:before="160" w:after="80"/>
+      </w:pPr>
+      <w:r>
+        <w:pict>
+          <v:rect style="width:0;height:1.5pt" o:hralign="center" o:hrstd="t" o:hr="t"/>
+        </w:pict>
+      </w:r>
     </w:p>
     <w:p>
       <w:pPr>
@@ -35375,6 +35123,7 @@
     <w:p>
       <w:pPr>
         <w:pStyle w:val="FirstParagraph"/>
+        <w:ind w:firstLine="420"/>
       </w:pPr>
       <w:r>
         <w:rPr>
@@ -35657,28 +35406,13 @@
     </w:p>
     <w:p>
       <w:pPr>
-        <w:spacing w:before="0" w:after="0"/>
-      </w:pPr>
-    </w:p>
-    <w:p>
-      <w:pPr>
-        <w:spacing w:before="0" w:after="0"/>
-      </w:pPr>
-    </w:p>
-    <w:p>
-      <w:pPr>
-        <w:spacing w:before="0" w:after="0"/>
-      </w:pPr>
-    </w:p>
-    <w:p>
-      <w:pPr>
-        <w:spacing w:before="0" w:after="0"/>
-      </w:pPr>
-    </w:p>
-    <w:p>
-      <w:pPr>
-        <w:spacing w:before="0" w:after="0"/>
-      </w:pPr>
+        <w:spacing w:before="160" w:after="80"/>
+      </w:pPr>
+      <w:r>
+        <w:pict>
+          <v:rect style="width:0;height:1.5pt" o:hralign="center" o:hrstd="t" o:hr="t"/>
+        </w:pict>
+      </w:r>
     </w:p>
     <w:p>
       <w:pPr>
@@ -35695,6 +35429,7 @@
     <w:bookmarkEnd w:id="101"/>
     <w:sectPr>
       <w:footerReference w:type="default" r:id="rId10"/>
+      <w:headerReference w:type="default" r:id="rId11"/>
       <w:footnotePr>
         <w:numRestart w:val="eachSect"/>
       </w:footnotePr>
@@ -35713,32 +35448,90 @@
 <w:ftr xmlns:m="http://schemas.openxmlformats.org/officeDocument/2006/math" xmlns:mc="http://schemas.openxmlformats.org/markup-compatibility/2006" xmlns:mo="http://schemas.microsoft.com/office/mac/office/2008/main" xmlns:mv="urn:schemas-microsoft-com:mac:vml" xmlns:o="urn:schemas-microsoft-com:office:office" xmlns:r="http://schemas.openxmlformats.org/officeDocument/2006/relationships" xmlns:v="urn:schemas-microsoft-com:vml" xmlns:w10="urn:schemas-microsoft-com:office:word" xmlns:w14="http://schemas.microsoft.com/office/word/2010/wordml" xmlns:w="http://schemas.openxmlformats.org/wordprocessingml/2006/main" xmlns:wne="http://schemas.microsoft.com/office/word/2006/wordml" xmlns:wp14="http://schemas.microsoft.com/office/word/2010/wordprocessingDrawing" xmlns:wp="http://schemas.openxmlformats.org/drawingml/2006/wordprocessingDrawing" xmlns:wpc="http://schemas.microsoft.com/office/word/2010/wordprocessingCanvas" xmlns:wpg="http://schemas.microsoft.com/office/word/2010/wordprocessingGroup" xmlns:wpi="http://schemas.microsoft.com/office/word/2010/wordprocessingInk" xmlns:wps="http://schemas.microsoft.com/office/word/2010/wordprocessingShape" mc:Ignorable="w14 wp14">
   <w:p>
     <w:pPr>
-      <w:pStyle w:val="Footer"/>
       <w:jc w:val="center"/>
     </w:pPr>
     <w:r>
       <w:rPr>
-        <w:rFonts w:ascii="Times New Roman" w:hAnsi="Times New Roman" w:eastAsia="Times New Roman" w:cs="Times New Roman"/>
-        <w:b w:val="0"/>
-        <w:sz w:val="20"/>
+        <w:color w:val="000000"/>
+        <w:sz w:val="18"/>
+      </w:rPr>
+      <w:t xml:space="preserve">第 </w:t>
+    </w:r>
+    <w:r>
+      <w:rPr>
+        <w:color w:val="000000"/>
+        <w:sz w:val="18"/>
       </w:rPr>
       <w:fldChar w:fldCharType="begin"/>
     </w:r>
     <w:r>
       <w:rPr>
-        <w:rFonts w:ascii="Times New Roman" w:hAnsi="Times New Roman" w:eastAsia="Times New Roman" w:cs="Times New Roman"/>
-        <w:b w:val="0"/>
-        <w:sz w:val="20"/>
+        <w:sz w:val="18"/>
       </w:rPr>
       <w:instrText xml:space="preserve"> PAGE </w:instrText>
     </w:r>
     <w:r>
       <w:rPr>
-        <w:rFonts w:ascii="Times New Roman" w:hAnsi="Times New Roman" w:eastAsia="Times New Roman" w:cs="Times New Roman"/>
-        <w:b w:val="0"/>
-        <w:sz w:val="20"/>
+        <w:sz w:val="18"/>
+      </w:rPr>
+      <w:fldChar w:fldCharType="separate"/>
+    </w:r>
+    <w:r>
+      <w:rPr>
+        <w:sz w:val="18"/>
+      </w:rPr>
+      <w:t>1</w:t>
+    </w:r>
+    <w:r>
+      <w:rPr>
+        <w:sz w:val="18"/>
       </w:rPr>
       <w:fldChar w:fldCharType="end"/>
+    </w:r>
+    <w:r>
+      <w:rPr>
+        <w:color w:val="000000"/>
+        <w:sz w:val="18"/>
+      </w:rPr>
+      <w:t xml:space="preserve"> 页 / 共 </w:t>
+    </w:r>
+    <w:r>
+      <w:rPr>
+        <w:color w:val="000000"/>
+        <w:sz w:val="18"/>
+      </w:rPr>
+      <w:fldChar w:fldCharType="begin"/>
+    </w:r>
+    <w:r>
+      <w:rPr>
+        <w:sz w:val="18"/>
+      </w:rPr>
+      <w:instrText xml:space="preserve"> NUMPAGES </w:instrText>
+    </w:r>
+    <w:r>
+      <w:rPr>
+        <w:sz w:val="18"/>
+      </w:rPr>
+      <w:fldChar w:fldCharType="separate"/>
+    </w:r>
+    <w:r>
+      <w:rPr>
+        <w:sz w:val="18"/>
+      </w:rPr>
+      <w:t>1</w:t>
+    </w:r>
+    <w:r>
+      <w:rPr>
+        <w:sz w:val="18"/>
+      </w:rPr>
+      <w:fldChar w:fldCharType="end"/>
+    </w:r>
+    <w:r>
+      <w:rPr>
+        <w:color w:val="000000"/>
+        <w:sz w:val="18"/>
+      </w:rPr>
+      <w:t xml:space="preserve"> 页</w:t>
     </w:r>
   </w:p>
 </w:ftr>
@@ -35761,6 +35554,26 @@
     </w:p>
   </w:footnote>
 </w:footnotes>
+</file>
+
+<file path=word/header1.xml><?xml version="1.0" encoding="utf-8"?>
+<w:hdr xmlns:m="http://schemas.openxmlformats.org/officeDocument/2006/math" xmlns:mc="http://schemas.openxmlformats.org/markup-compatibility/2006" xmlns:mo="http://schemas.microsoft.com/office/mac/office/2008/main" xmlns:mv="urn:schemas-microsoft-com:mac:vml" xmlns:o="urn:schemas-microsoft-com:office:office" xmlns:r="http://schemas.openxmlformats.org/officeDocument/2006/relationships" xmlns:v="urn:schemas-microsoft-com:vml" xmlns:w10="urn:schemas-microsoft-com:office:word" xmlns:w14="http://schemas.microsoft.com/office/word/2010/wordml" xmlns:w="http://schemas.openxmlformats.org/wordprocessingml/2006/main" xmlns:wne="http://schemas.microsoft.com/office/word/2006/wordml" xmlns:wp14="http://schemas.microsoft.com/office/word/2010/wordprocessingDrawing" xmlns:wp="http://schemas.openxmlformats.org/drawingml/2006/wordprocessingDrawing" xmlns:wpc="http://schemas.microsoft.com/office/word/2010/wordprocessingCanvas" xmlns:wpg="http://schemas.microsoft.com/office/word/2010/wordprocessingGroup" xmlns:wpi="http://schemas.microsoft.com/office/word/2010/wordprocessingInk" xmlns:wps="http://schemas.microsoft.com/office/word/2010/wordprocessingShape" mc:Ignorable="w14 wp14">
+  <w:p>
+    <w:pPr>
+      <w:jc w:val="right"/>
+      <w:pBdr>
+        <w:bottom w:val="single" w:sz="4" w:space="2" w:color="000000"/>
+      </w:pBdr>
+    </w:pPr>
+    <w:r>
+      <w:rPr>
+        <w:color w:val="000000"/>
+        <w:sz w:val="18"/>
+      </w:rPr>
+      <w:t>第一轮原理·5-化学平衡（学生版）</w:t>
+    </w:r>
+  </w:p>
+</w:hdr>
 </file>
 
 <file path=word/numbering.xml><?xml version="1.0" encoding="utf-8"?>
@@ -36021,6 +35834,261 @@
     </w:lvl>
     <w:lvl w:ilvl="8">
       <w:start w:val="1"/>
+      <w:numFmt w:val="decimal"/>
+      <w:lvlText w:val="(%9)"/>
+      <w:lvlJc w:val="left"/>
+      <w:pPr>
+        <w:ind w:left="6480" w:hanging="360"/>
+      </w:pPr>
+    </w:lvl>
+  </w:abstractNum>
+  <w:abstractNum w:abstractNumId="99432">
+    <w:nsid w:val="00A99432"/>
+    <w:multiLevelType w:val="multilevel"/>
+    <w:lvl w:ilvl="0">
+      <w:start w:val="2"/>
+      <w:numFmt w:val="decimal"/>
+      <w:lvlText w:val="(%1)"/>
+      <w:lvlJc w:val="left"/>
+      <w:pPr>
+        <w:ind w:left="720" w:hanging="360"/>
+      </w:pPr>
+    </w:lvl>
+    <w:lvl w:ilvl="1">
+      <w:start w:val="2"/>
+      <w:numFmt w:val="decimal"/>
+      <w:lvlText w:val="(%2)"/>
+      <w:lvlJc w:val="left"/>
+      <w:pPr>
+        <w:ind w:left="1440" w:hanging="360"/>
+      </w:pPr>
+    </w:lvl>
+    <w:lvl w:ilvl="2">
+      <w:start w:val="2"/>
+      <w:numFmt w:val="decimal"/>
+      <w:lvlText w:val="(%3)"/>
+      <w:lvlJc w:val="left"/>
+      <w:pPr>
+        <w:ind w:left="2160" w:hanging="360"/>
+      </w:pPr>
+    </w:lvl>
+    <w:lvl w:ilvl="3">
+      <w:start w:val="2"/>
+      <w:numFmt w:val="decimal"/>
+      <w:lvlText w:val="(%4)"/>
+      <w:lvlJc w:val="left"/>
+      <w:pPr>
+        <w:ind w:left="2880" w:hanging="360"/>
+      </w:pPr>
+    </w:lvl>
+    <w:lvl w:ilvl="4">
+      <w:start w:val="2"/>
+      <w:numFmt w:val="decimal"/>
+      <w:lvlText w:val="(%5)"/>
+      <w:lvlJc w:val="left"/>
+      <w:pPr>
+        <w:ind w:left="3600" w:hanging="360"/>
+      </w:pPr>
+    </w:lvl>
+    <w:lvl w:ilvl="5">
+      <w:start w:val="2"/>
+      <w:numFmt w:val="decimal"/>
+      <w:lvlText w:val="(%6)"/>
+      <w:lvlJc w:val="left"/>
+      <w:pPr>
+        <w:ind w:left="4320" w:hanging="360"/>
+      </w:pPr>
+    </w:lvl>
+    <w:lvl w:ilvl="6">
+      <w:start w:val="2"/>
+      <w:numFmt w:val="decimal"/>
+      <w:lvlText w:val="(%7)"/>
+      <w:lvlJc w:val="left"/>
+      <w:pPr>
+        <w:ind w:left="5040" w:hanging="360"/>
+      </w:pPr>
+    </w:lvl>
+    <w:lvl w:ilvl="7">
+      <w:start w:val="2"/>
+      <w:numFmt w:val="decimal"/>
+      <w:lvlText w:val="(%8)"/>
+      <w:lvlJc w:val="left"/>
+      <w:pPr>
+        <w:ind w:left="5760" w:hanging="360"/>
+      </w:pPr>
+    </w:lvl>
+    <w:lvl w:ilvl="8">
+      <w:start w:val="2"/>
+      <w:numFmt w:val="decimal"/>
+      <w:lvlText w:val="(%9)"/>
+      <w:lvlJc w:val="left"/>
+      <w:pPr>
+        <w:ind w:left="6480" w:hanging="360"/>
+      </w:pPr>
+    </w:lvl>
+  </w:abstractNum>
+  <w:abstractNum w:abstractNumId="99433">
+    <w:nsid w:val="00A99433"/>
+    <w:multiLevelType w:val="multilevel"/>
+    <w:lvl w:ilvl="0">
+      <w:start w:val="3"/>
+      <w:numFmt w:val="decimal"/>
+      <w:lvlText w:val="(%1)"/>
+      <w:lvlJc w:val="left"/>
+      <w:pPr>
+        <w:ind w:left="720" w:hanging="360"/>
+      </w:pPr>
+    </w:lvl>
+    <w:lvl w:ilvl="1">
+      <w:start w:val="3"/>
+      <w:numFmt w:val="decimal"/>
+      <w:lvlText w:val="(%2)"/>
+      <w:lvlJc w:val="left"/>
+      <w:pPr>
+        <w:ind w:left="1440" w:hanging="360"/>
+      </w:pPr>
+    </w:lvl>
+    <w:lvl w:ilvl="2">
+      <w:start w:val="3"/>
+      <w:numFmt w:val="decimal"/>
+      <w:lvlText w:val="(%3)"/>
+      <w:lvlJc w:val="left"/>
+      <w:pPr>
+        <w:ind w:left="2160" w:hanging="360"/>
+      </w:pPr>
+    </w:lvl>
+    <w:lvl w:ilvl="3">
+      <w:start w:val="3"/>
+      <w:numFmt w:val="decimal"/>
+      <w:lvlText w:val="(%4)"/>
+      <w:lvlJc w:val="left"/>
+      <w:pPr>
+        <w:ind w:left="2880" w:hanging="360"/>
+      </w:pPr>
+    </w:lvl>
+    <w:lvl w:ilvl="4">
+      <w:start w:val="3"/>
+      <w:numFmt w:val="decimal"/>
+      <w:lvlText w:val="(%5)"/>
+      <w:lvlJc w:val="left"/>
+      <w:pPr>
+        <w:ind w:left="3600" w:hanging="360"/>
+      </w:pPr>
+    </w:lvl>
+    <w:lvl w:ilvl="5">
+      <w:start w:val="3"/>
+      <w:numFmt w:val="decimal"/>
+      <w:lvlText w:val="(%6)"/>
+      <w:lvlJc w:val="left"/>
+      <w:pPr>
+        <w:ind w:left="4320" w:hanging="360"/>
+      </w:pPr>
+    </w:lvl>
+    <w:lvl w:ilvl="6">
+      <w:start w:val="3"/>
+      <w:numFmt w:val="decimal"/>
+      <w:lvlText w:val="(%7)"/>
+      <w:lvlJc w:val="left"/>
+      <w:pPr>
+        <w:ind w:left="5040" w:hanging="360"/>
+      </w:pPr>
+    </w:lvl>
+    <w:lvl w:ilvl="7">
+      <w:start w:val="3"/>
+      <w:numFmt w:val="decimal"/>
+      <w:lvlText w:val="(%8)"/>
+      <w:lvlJc w:val="left"/>
+      <w:pPr>
+        <w:ind w:left="5760" w:hanging="360"/>
+      </w:pPr>
+    </w:lvl>
+    <w:lvl w:ilvl="8">
+      <w:start w:val="3"/>
+      <w:numFmt w:val="decimal"/>
+      <w:lvlText w:val="(%9)"/>
+      <w:lvlJc w:val="left"/>
+      <w:pPr>
+        <w:ind w:left="6480" w:hanging="360"/>
+      </w:pPr>
+    </w:lvl>
+  </w:abstractNum>
+  <w:abstractNum w:abstractNumId="99434">
+    <w:nsid w:val="00A99434"/>
+    <w:multiLevelType w:val="multilevel"/>
+    <w:lvl w:ilvl="0">
+      <w:start w:val="4"/>
+      <w:numFmt w:val="decimal"/>
+      <w:lvlText w:val="(%1)"/>
+      <w:lvlJc w:val="left"/>
+      <w:pPr>
+        <w:ind w:left="720" w:hanging="360"/>
+      </w:pPr>
+    </w:lvl>
+    <w:lvl w:ilvl="1">
+      <w:start w:val="4"/>
+      <w:numFmt w:val="decimal"/>
+      <w:lvlText w:val="(%2)"/>
+      <w:lvlJc w:val="left"/>
+      <w:pPr>
+        <w:ind w:left="1440" w:hanging="360"/>
+      </w:pPr>
+    </w:lvl>
+    <w:lvl w:ilvl="2">
+      <w:start w:val="4"/>
+      <w:numFmt w:val="decimal"/>
+      <w:lvlText w:val="(%3)"/>
+      <w:lvlJc w:val="left"/>
+      <w:pPr>
+        <w:ind w:left="2160" w:hanging="360"/>
+      </w:pPr>
+    </w:lvl>
+    <w:lvl w:ilvl="3">
+      <w:start w:val="4"/>
+      <w:numFmt w:val="decimal"/>
+      <w:lvlText w:val="(%4)"/>
+      <w:lvlJc w:val="left"/>
+      <w:pPr>
+        <w:ind w:left="2880" w:hanging="360"/>
+      </w:pPr>
+    </w:lvl>
+    <w:lvl w:ilvl="4">
+      <w:start w:val="4"/>
+      <w:numFmt w:val="decimal"/>
+      <w:lvlText w:val="(%5)"/>
+      <w:lvlJc w:val="left"/>
+      <w:pPr>
+        <w:ind w:left="3600" w:hanging="360"/>
+      </w:pPr>
+    </w:lvl>
+    <w:lvl w:ilvl="5">
+      <w:start w:val="4"/>
+      <w:numFmt w:val="decimal"/>
+      <w:lvlText w:val="(%6)"/>
+      <w:lvlJc w:val="left"/>
+      <w:pPr>
+        <w:ind w:left="4320" w:hanging="360"/>
+      </w:pPr>
+    </w:lvl>
+    <w:lvl w:ilvl="6">
+      <w:start w:val="4"/>
+      <w:numFmt w:val="decimal"/>
+      <w:lvlText w:val="(%7)"/>
+      <w:lvlJc w:val="left"/>
+      <w:pPr>
+        <w:ind w:left="5040" w:hanging="360"/>
+      </w:pPr>
+    </w:lvl>
+    <w:lvl w:ilvl="7">
+      <w:start w:val="4"/>
+      <w:numFmt w:val="decimal"/>
+      <w:lvlText w:val="(%8)"/>
+      <w:lvlJc w:val="left"/>
+      <w:pPr>
+        <w:ind w:left="5760" w:hanging="360"/>
+      </w:pPr>
+    </w:lvl>
+    <w:lvl w:ilvl="8">
+      <w:start w:val="4"/>
       <w:numFmt w:val="decimal"/>
       <w:lvlText w:val="(%9)"/>
       <w:lvlJc w:val="left"/>
@@ -36171,93 +36239,93 @@
     </w:lvlOverride>
   </w:num>
   <w:num w:numId="1011">
-    <w:abstractNumId w:val="99431"/>
+    <w:abstractNumId w:val="99432"/>
     <w:lvlOverride w:ilvl="0">
-      <w:startOverride w:val="1"/>
+      <w:startOverride w:val="2"/>
     </w:lvlOverride>
     <w:lvlOverride w:ilvl="1">
-      <w:startOverride w:val="1"/>
+      <w:startOverride w:val="2"/>
     </w:lvlOverride>
     <w:lvlOverride w:ilvl="2">
-      <w:startOverride w:val="1"/>
+      <w:startOverride w:val="2"/>
     </w:lvlOverride>
     <w:lvlOverride w:ilvl="3">
-      <w:startOverride w:val="1"/>
+      <w:startOverride w:val="2"/>
     </w:lvlOverride>
     <w:lvlOverride w:ilvl="4">
-      <w:startOverride w:val="1"/>
+      <w:startOverride w:val="2"/>
     </w:lvlOverride>
     <w:lvlOverride w:ilvl="5">
-      <w:startOverride w:val="1"/>
+      <w:startOverride w:val="2"/>
     </w:lvlOverride>
     <w:lvlOverride w:ilvl="6">
-      <w:startOverride w:val="1"/>
+      <w:startOverride w:val="2"/>
     </w:lvlOverride>
     <w:lvlOverride w:ilvl="7">
-      <w:startOverride w:val="1"/>
+      <w:startOverride w:val="2"/>
     </w:lvlOverride>
     <w:lvlOverride w:ilvl="8">
-      <w:startOverride w:val="1"/>
+      <w:startOverride w:val="2"/>
     </w:lvlOverride>
   </w:num>
   <w:num w:numId="1012">
-    <w:abstractNumId w:val="99431"/>
+    <w:abstractNumId w:val="99433"/>
     <w:lvlOverride w:ilvl="0">
-      <w:startOverride w:val="1"/>
+      <w:startOverride w:val="3"/>
     </w:lvlOverride>
     <w:lvlOverride w:ilvl="1">
-      <w:startOverride w:val="1"/>
+      <w:startOverride w:val="3"/>
     </w:lvlOverride>
     <w:lvlOverride w:ilvl="2">
-      <w:startOverride w:val="1"/>
+      <w:startOverride w:val="3"/>
     </w:lvlOverride>
     <w:lvlOverride w:ilvl="3">
-      <w:startOverride w:val="1"/>
+      <w:startOverride w:val="3"/>
     </w:lvlOverride>
     <w:lvlOverride w:ilvl="4">
-      <w:startOverride w:val="1"/>
+      <w:startOverride w:val="3"/>
     </w:lvlOverride>
     <w:lvlOverride w:ilvl="5">
-      <w:startOverride w:val="1"/>
+      <w:startOverride w:val="3"/>
     </w:lvlOverride>
     <w:lvlOverride w:ilvl="6">
-      <w:startOverride w:val="1"/>
+      <w:startOverride w:val="3"/>
     </w:lvlOverride>
     <w:lvlOverride w:ilvl="7">
-      <w:startOverride w:val="1"/>
+      <w:startOverride w:val="3"/>
     </w:lvlOverride>
     <w:lvlOverride w:ilvl="8">
-      <w:startOverride w:val="1"/>
+      <w:startOverride w:val="3"/>
     </w:lvlOverride>
   </w:num>
   <w:num w:numId="1013">
-    <w:abstractNumId w:val="99431"/>
+    <w:abstractNumId w:val="99434"/>
     <w:lvlOverride w:ilvl="0">
-      <w:startOverride w:val="1"/>
+      <w:startOverride w:val="4"/>
     </w:lvlOverride>
     <w:lvlOverride w:ilvl="1">
-      <w:startOverride w:val="1"/>
+      <w:startOverride w:val="4"/>
     </w:lvlOverride>
     <w:lvlOverride w:ilvl="2">
-      <w:startOverride w:val="1"/>
+      <w:startOverride w:val="4"/>
     </w:lvlOverride>
     <w:lvlOverride w:ilvl="3">
-      <w:startOverride w:val="1"/>
+      <w:startOverride w:val="4"/>
     </w:lvlOverride>
     <w:lvlOverride w:ilvl="4">
-      <w:startOverride w:val="1"/>
+      <w:startOverride w:val="4"/>
     </w:lvlOverride>
     <w:lvlOverride w:ilvl="5">
-      <w:startOverride w:val="1"/>
+      <w:startOverride w:val="4"/>
     </w:lvlOverride>
     <w:lvlOverride w:ilvl="6">
-      <w:startOverride w:val="1"/>
+      <w:startOverride w:val="4"/>
     </w:lvlOverride>
     <w:lvlOverride w:ilvl="7">
-      <w:startOverride w:val="1"/>
+      <w:startOverride w:val="4"/>
     </w:lvlOverride>
     <w:lvlOverride w:ilvl="8">
-      <w:startOverride w:val="1"/>
+      <w:startOverride w:val="4"/>
     </w:lvlOverride>
   </w:num>
   <w:num w:numId="1014">
@@ -36291,6 +36359,246 @@
     </w:lvlOverride>
   </w:num>
   <w:num w:numId="1015">
+    <w:abstractNumId w:val="99432"/>
+    <w:lvlOverride w:ilvl="0">
+      <w:startOverride w:val="2"/>
+    </w:lvlOverride>
+    <w:lvlOverride w:ilvl="1">
+      <w:startOverride w:val="2"/>
+    </w:lvlOverride>
+    <w:lvlOverride w:ilvl="2">
+      <w:startOverride w:val="2"/>
+    </w:lvlOverride>
+    <w:lvlOverride w:ilvl="3">
+      <w:startOverride w:val="2"/>
+    </w:lvlOverride>
+    <w:lvlOverride w:ilvl="4">
+      <w:startOverride w:val="2"/>
+    </w:lvlOverride>
+    <w:lvlOverride w:ilvl="5">
+      <w:startOverride w:val="2"/>
+    </w:lvlOverride>
+    <w:lvlOverride w:ilvl="6">
+      <w:startOverride w:val="2"/>
+    </w:lvlOverride>
+    <w:lvlOverride w:ilvl="7">
+      <w:startOverride w:val="2"/>
+    </w:lvlOverride>
+    <w:lvlOverride w:ilvl="8">
+      <w:startOverride w:val="2"/>
+    </w:lvlOverride>
+  </w:num>
+  <w:num w:numId="1016">
+    <w:abstractNumId w:val="99431"/>
+    <w:lvlOverride w:ilvl="0">
+      <w:startOverride w:val="1"/>
+    </w:lvlOverride>
+    <w:lvlOverride w:ilvl="1">
+      <w:startOverride w:val="1"/>
+    </w:lvlOverride>
+    <w:lvlOverride w:ilvl="2">
+      <w:startOverride w:val="1"/>
+    </w:lvlOverride>
+    <w:lvlOverride w:ilvl="3">
+      <w:startOverride w:val="1"/>
+    </w:lvlOverride>
+    <w:lvlOverride w:ilvl="4">
+      <w:startOverride w:val="1"/>
+    </w:lvlOverride>
+    <w:lvlOverride w:ilvl="5">
+      <w:startOverride w:val="1"/>
+    </w:lvlOverride>
+    <w:lvlOverride w:ilvl="6">
+      <w:startOverride w:val="1"/>
+    </w:lvlOverride>
+    <w:lvlOverride w:ilvl="7">
+      <w:startOverride w:val="1"/>
+    </w:lvlOverride>
+    <w:lvlOverride w:ilvl="8">
+      <w:startOverride w:val="1"/>
+    </w:lvlOverride>
+  </w:num>
+  <w:num w:numId="1017">
+    <w:abstractNumId w:val="99431"/>
+    <w:lvlOverride w:ilvl="0">
+      <w:startOverride w:val="1"/>
+    </w:lvlOverride>
+    <w:lvlOverride w:ilvl="1">
+      <w:startOverride w:val="1"/>
+    </w:lvlOverride>
+    <w:lvlOverride w:ilvl="2">
+      <w:startOverride w:val="1"/>
+    </w:lvlOverride>
+    <w:lvlOverride w:ilvl="3">
+      <w:startOverride w:val="1"/>
+    </w:lvlOverride>
+    <w:lvlOverride w:ilvl="4">
+      <w:startOverride w:val="1"/>
+    </w:lvlOverride>
+    <w:lvlOverride w:ilvl="5">
+      <w:startOverride w:val="1"/>
+    </w:lvlOverride>
+    <w:lvlOverride w:ilvl="6">
+      <w:startOverride w:val="1"/>
+    </w:lvlOverride>
+    <w:lvlOverride w:ilvl="7">
+      <w:startOverride w:val="1"/>
+    </w:lvlOverride>
+    <w:lvlOverride w:ilvl="8">
+      <w:startOverride w:val="1"/>
+    </w:lvlOverride>
+  </w:num>
+  <w:num w:numId="1018">
+    <w:abstractNumId w:val="99431"/>
+    <w:lvlOverride w:ilvl="0">
+      <w:startOverride w:val="1"/>
+    </w:lvlOverride>
+    <w:lvlOverride w:ilvl="1">
+      <w:startOverride w:val="1"/>
+    </w:lvlOverride>
+    <w:lvlOverride w:ilvl="2">
+      <w:startOverride w:val="1"/>
+    </w:lvlOverride>
+    <w:lvlOverride w:ilvl="3">
+      <w:startOverride w:val="1"/>
+    </w:lvlOverride>
+    <w:lvlOverride w:ilvl="4">
+      <w:startOverride w:val="1"/>
+    </w:lvlOverride>
+    <w:lvlOverride w:ilvl="5">
+      <w:startOverride w:val="1"/>
+    </w:lvlOverride>
+    <w:lvlOverride w:ilvl="6">
+      <w:startOverride w:val="1"/>
+    </w:lvlOverride>
+    <w:lvlOverride w:ilvl="7">
+      <w:startOverride w:val="1"/>
+    </w:lvlOverride>
+    <w:lvlOverride w:ilvl="8">
+      <w:startOverride w:val="1"/>
+    </w:lvlOverride>
+  </w:num>
+  <w:num w:numId="1019">
+    <w:abstractNumId w:val="99431"/>
+    <w:lvlOverride w:ilvl="0">
+      <w:startOverride w:val="1"/>
+    </w:lvlOverride>
+    <w:lvlOverride w:ilvl="1">
+      <w:startOverride w:val="1"/>
+    </w:lvlOverride>
+    <w:lvlOverride w:ilvl="2">
+      <w:startOverride w:val="1"/>
+    </w:lvlOverride>
+    <w:lvlOverride w:ilvl="3">
+      <w:startOverride w:val="1"/>
+    </w:lvlOverride>
+    <w:lvlOverride w:ilvl="4">
+      <w:startOverride w:val="1"/>
+    </w:lvlOverride>
+    <w:lvlOverride w:ilvl="5">
+      <w:startOverride w:val="1"/>
+    </w:lvlOverride>
+    <w:lvlOverride w:ilvl="6">
+      <w:startOverride w:val="1"/>
+    </w:lvlOverride>
+    <w:lvlOverride w:ilvl="7">
+      <w:startOverride w:val="1"/>
+    </w:lvlOverride>
+    <w:lvlOverride w:ilvl="8">
+      <w:startOverride w:val="1"/>
+    </w:lvlOverride>
+  </w:num>
+  <w:num w:numId="1020">
+    <w:abstractNumId w:val="99431"/>
+    <w:lvlOverride w:ilvl="0">
+      <w:startOverride w:val="1"/>
+    </w:lvlOverride>
+    <w:lvlOverride w:ilvl="1">
+      <w:startOverride w:val="1"/>
+    </w:lvlOverride>
+    <w:lvlOverride w:ilvl="2">
+      <w:startOverride w:val="1"/>
+    </w:lvlOverride>
+    <w:lvlOverride w:ilvl="3">
+      <w:startOverride w:val="1"/>
+    </w:lvlOverride>
+    <w:lvlOverride w:ilvl="4">
+      <w:startOverride w:val="1"/>
+    </w:lvlOverride>
+    <w:lvlOverride w:ilvl="5">
+      <w:startOverride w:val="1"/>
+    </w:lvlOverride>
+    <w:lvlOverride w:ilvl="6">
+      <w:startOverride w:val="1"/>
+    </w:lvlOverride>
+    <w:lvlOverride w:ilvl="7">
+      <w:startOverride w:val="1"/>
+    </w:lvlOverride>
+    <w:lvlOverride w:ilvl="8">
+      <w:startOverride w:val="1"/>
+    </w:lvlOverride>
+  </w:num>
+  <w:num w:numId="1021">
+    <w:abstractNumId w:val="99431"/>
+    <w:lvlOverride w:ilvl="0">
+      <w:startOverride w:val="1"/>
+    </w:lvlOverride>
+    <w:lvlOverride w:ilvl="1">
+      <w:startOverride w:val="1"/>
+    </w:lvlOverride>
+    <w:lvlOverride w:ilvl="2">
+      <w:startOverride w:val="1"/>
+    </w:lvlOverride>
+    <w:lvlOverride w:ilvl="3">
+      <w:startOverride w:val="1"/>
+    </w:lvlOverride>
+    <w:lvlOverride w:ilvl="4">
+      <w:startOverride w:val="1"/>
+    </w:lvlOverride>
+    <w:lvlOverride w:ilvl="5">
+      <w:startOverride w:val="1"/>
+    </w:lvlOverride>
+    <w:lvlOverride w:ilvl="6">
+      <w:startOverride w:val="1"/>
+    </w:lvlOverride>
+    <w:lvlOverride w:ilvl="7">
+      <w:startOverride w:val="1"/>
+    </w:lvlOverride>
+    <w:lvlOverride w:ilvl="8">
+      <w:startOverride w:val="1"/>
+    </w:lvlOverride>
+  </w:num>
+  <w:num w:numId="1022">
+    <w:abstractNumId w:val="99431"/>
+    <w:lvlOverride w:ilvl="0">
+      <w:startOverride w:val="1"/>
+    </w:lvlOverride>
+    <w:lvlOverride w:ilvl="1">
+      <w:startOverride w:val="1"/>
+    </w:lvlOverride>
+    <w:lvlOverride w:ilvl="2">
+      <w:startOverride w:val="1"/>
+    </w:lvlOverride>
+    <w:lvlOverride w:ilvl="3">
+      <w:startOverride w:val="1"/>
+    </w:lvlOverride>
+    <w:lvlOverride w:ilvl="4">
+      <w:startOverride w:val="1"/>
+    </w:lvlOverride>
+    <w:lvlOverride w:ilvl="5">
+      <w:startOverride w:val="1"/>
+    </w:lvlOverride>
+    <w:lvlOverride w:ilvl="6">
+      <w:startOverride w:val="1"/>
+    </w:lvlOverride>
+    <w:lvlOverride w:ilvl="7">
+      <w:startOverride w:val="1"/>
+    </w:lvlOverride>
+    <w:lvlOverride w:ilvl="8">
+      <w:startOverride w:val="1"/>
+    </w:lvlOverride>
+  </w:num>
+  <w:num w:numId="1023">
     <w:abstractNumId w:val="99431"/>
     <w:lvlOverride w:ilvl="0">
       <w:startOverride w:val="1"/>
@@ -36398,7 +36706,7 @@
     <ns0:rPr>
       <ns0:rFonts ns0:ascii="Times New Roman" ns0:cs="Times New Roman" ns0:eastAsia="SimHei" ns0:hAnsi="Times New Roman"/>
       <ns0:b/>
-      <ns0:color ns0:val="000000"/>
+      <ns0:color ns0:val="17324D"/>
       <ns0:sz ns0:val="44"/>
       <ns0:szCs ns0:val="56"/>
     </ns0:rPr>
@@ -36540,7 +36848,7 @@
     <ns0:rPr>
       <ns0:rFonts ns0:ascii="Times New Roman" ns0:cs="Times New Roman" ns0:eastAsia="SimHei" ns0:hAnsi="Times New Roman"/>
       <ns0:b/>
-      <ns0:color ns0:val="000000"/>
+      <ns0:color ns0:val="17324D"/>
       <ns0:sz ns0:val="32"/>
       <ns0:szCs ns0:val="40"/>
     </ns0:rPr>
@@ -36564,7 +36872,7 @@
     <ns0:rPr>
       <ns0:rFonts ns0:ascii="Times New Roman" ns0:cs="Times New Roman" ns0:eastAsia="SimHei" ns0:hAnsi="Times New Roman"/>
       <ns0:b/>
-      <ns0:color ns0:val="000000"/>
+      <ns0:color ns0:val="17324D"/>
       <ns0:sz ns0:val="28"/>
       <ns0:szCs ns0:val="32"/>
     </ns0:rPr>
@@ -36588,7 +36896,7 @@
     <ns0:rPr>
       <ns0:rFonts ns0:ascii="Times New Roman" ns0:cs="Times New Roman" ns0:eastAsia="SimHei" ns0:hAnsi="Times New Roman"/>
       <ns0:b/>
-      <ns0:color ns0:val="000000"/>
+      <ns0:color ns0:val="17324D"/>
       <ns0:sz ns0:val="25"/>
       <ns0:szCs ns0:val="28"/>
     </ns0:rPr>
@@ -37064,7 +37372,7 @@
     <w:rPr>
       <w:rFonts w:ascii="Times New Roman" w:hAnsi="Times New Roman" w:eastAsia="FangSong" w:cs="Times New Roman"/>
       <w:b/>
-      <w:color w:val="007020"/>
+      <w:color w:val="000000"/>
     </w:rPr>
   </w:style>
   <w:style w:type="character" w:customStyle="1" w:styleId="DataTypeTok">
@@ -37072,7 +37380,7 @@
     <w:basedOn w:val="VerbatimChar"/>
     <w:rPr>
       <w:rFonts w:ascii="Times New Roman" w:hAnsi="Times New Roman" w:eastAsia="FangSong" w:cs="Times New Roman"/>
-      <w:color w:val="902000"/>
+      <w:color w:val="000000"/>
     </w:rPr>
   </w:style>
   <w:style w:type="character" w:customStyle="1" w:styleId="DecValTok">
@@ -37080,7 +37388,7 @@
     <w:basedOn w:val="VerbatimChar"/>
     <w:rPr>
       <w:rFonts w:ascii="Times New Roman" w:hAnsi="Times New Roman" w:eastAsia="FangSong" w:cs="Times New Roman"/>
-      <w:color w:val="40a070"/>
+      <w:color w:val="000000"/>
     </w:rPr>
   </w:style>
   <w:style w:type="character" w:customStyle="1" w:styleId="BaseNTok">
@@ -37088,7 +37396,7 @@
     <w:basedOn w:val="VerbatimChar"/>
     <w:rPr>
       <w:rFonts w:ascii="Times New Roman" w:hAnsi="Times New Roman" w:eastAsia="FangSong" w:cs="Times New Roman"/>
-      <w:color w:val="40a070"/>
+      <w:color w:val="000000"/>
     </w:rPr>
   </w:style>
   <w:style w:type="character" w:customStyle="1" w:styleId="FloatTok">
@@ -37096,7 +37404,7 @@
     <w:basedOn w:val="VerbatimChar"/>
     <w:rPr>
       <w:rFonts w:ascii="Times New Roman" w:hAnsi="Times New Roman" w:eastAsia="FangSong" w:cs="Times New Roman"/>
-      <w:color w:val="40a070"/>
+      <w:color w:val="000000"/>
     </w:rPr>
   </w:style>
   <w:style w:type="character" w:customStyle="1" w:styleId="ConstantTok">
@@ -37104,7 +37412,7 @@
     <w:basedOn w:val="VerbatimChar"/>
     <w:rPr>
       <w:rFonts w:ascii="Times New Roman" w:hAnsi="Times New Roman" w:eastAsia="FangSong" w:cs="Times New Roman"/>
-      <w:color w:val="880000"/>
+      <w:color w:val="000000"/>
     </w:rPr>
   </w:style>
   <w:style w:type="character" w:customStyle="1" w:styleId="CharTok">
@@ -37112,7 +37420,7 @@
     <w:basedOn w:val="VerbatimChar"/>
     <w:rPr>
       <w:rFonts w:ascii="Times New Roman" w:hAnsi="Times New Roman" w:eastAsia="FangSong" w:cs="Times New Roman"/>
-      <w:color w:val="4070a0"/>
+      <w:color w:val="000000"/>
     </w:rPr>
   </w:style>
   <w:style w:type="character" w:customStyle="1" w:styleId="SpecialCharTok">
@@ -37120,7 +37428,7 @@
     <w:basedOn w:val="VerbatimChar"/>
     <w:rPr>
       <w:rFonts w:ascii="Times New Roman" w:hAnsi="Times New Roman" w:eastAsia="FangSong" w:cs="Times New Roman"/>
-      <w:color w:val="4070a0"/>
+      <w:color w:val="000000"/>
     </w:rPr>
   </w:style>
   <w:style w:type="character" w:customStyle="1" w:styleId="StringTok">
@@ -37128,7 +37436,7 @@
     <w:basedOn w:val="VerbatimChar"/>
     <w:rPr>
       <w:rFonts w:ascii="Times New Roman" w:hAnsi="Times New Roman" w:eastAsia="FangSong" w:cs="Times New Roman"/>
-      <w:color w:val="4070a0"/>
+      <w:color w:val="000000"/>
     </w:rPr>
   </w:style>
   <w:style w:type="character" w:customStyle="1" w:styleId="VerbatimStringTok">
@@ -37136,7 +37444,7 @@
     <w:basedOn w:val="VerbatimChar"/>
     <w:rPr>
       <w:rFonts w:ascii="Times New Roman" w:hAnsi="Times New Roman" w:eastAsia="FangSong" w:cs="Times New Roman"/>
-      <w:color w:val="4070a0"/>
+      <w:color w:val="000000"/>
     </w:rPr>
   </w:style>
   <w:style w:type="character" w:customStyle="1" w:styleId="SpecialStringTok">
@@ -37144,7 +37452,7 @@
     <w:basedOn w:val="VerbatimChar"/>
     <w:rPr>
       <w:rFonts w:ascii="Times New Roman" w:hAnsi="Times New Roman" w:eastAsia="FangSong" w:cs="Times New Roman"/>
-      <w:color w:val="bb6688"/>
+      <w:color w:val="000000"/>
     </w:rPr>
   </w:style>
   <w:style w:type="character" w:customStyle="1" w:styleId="ImportTok">
@@ -37153,7 +37461,7 @@
     <w:rPr>
       <w:rFonts w:ascii="Times New Roman" w:hAnsi="Times New Roman" w:eastAsia="FangSong" w:cs="Times New Roman"/>
       <w:b/>
-      <w:color w:val="008000"/>
+      <w:color w:val="000000"/>
     </w:rPr>
   </w:style>
   <w:style w:type="character" w:customStyle="1" w:styleId="CommentTok">
@@ -37162,7 +37470,7 @@
     <w:rPr>
       <w:rFonts w:ascii="Times New Roman" w:hAnsi="Times New Roman" w:eastAsia="FangSong" w:cs="Times New Roman"/>
       <w:i/>
-      <w:color w:val="60a0b0"/>
+      <w:color w:val="000000"/>
     </w:rPr>
   </w:style>
   <w:style w:type="character" w:customStyle="1" w:styleId="DocumentationTok">
@@ -37171,7 +37479,7 @@
     <w:rPr>
       <w:rFonts w:ascii="Times New Roman" w:hAnsi="Times New Roman" w:eastAsia="FangSong" w:cs="Times New Roman"/>
       <w:i/>
-      <w:color w:val="ba2121"/>
+      <w:color w:val="000000"/>
     </w:rPr>
   </w:style>
   <w:style w:type="character" w:customStyle="1" w:styleId="AnnotationTok">
@@ -37181,7 +37489,7 @@
       <w:rFonts w:ascii="Times New Roman" w:hAnsi="Times New Roman" w:eastAsia="FangSong" w:cs="Times New Roman"/>
       <w:b/>
       <w:i/>
-      <w:color w:val="60a0b0"/>
+      <w:color w:val="000000"/>
     </w:rPr>
   </w:style>
   <w:style w:type="character" w:customStyle="1" w:styleId="CommentVarTok">
@@ -37191,7 +37499,7 @@
       <w:rFonts w:ascii="Times New Roman" w:hAnsi="Times New Roman" w:eastAsia="FangSong" w:cs="Times New Roman"/>
       <w:b/>
       <w:i/>
-      <w:color w:val="60a0b0"/>
+      <w:color w:val="000000"/>
     </w:rPr>
   </w:style>
   <w:style w:type="character" w:customStyle="1" w:styleId="OtherTok">
@@ -37199,7 +37507,7 @@
     <w:basedOn w:val="VerbatimChar"/>
     <w:rPr>
       <w:rFonts w:ascii="Times New Roman" w:hAnsi="Times New Roman" w:eastAsia="FangSong" w:cs="Times New Roman"/>
-      <w:color w:val="007020"/>
+      <w:color w:val="000000"/>
     </w:rPr>
   </w:style>
   <w:style w:type="character" w:customStyle="1" w:styleId="FunctionTok">
@@ -37207,7 +37515,7 @@
     <w:basedOn w:val="VerbatimChar"/>
     <w:rPr>
       <w:rFonts w:ascii="Times New Roman" w:hAnsi="Times New Roman" w:eastAsia="FangSong" w:cs="Times New Roman"/>
-      <w:color w:val="06287e"/>
+      <w:color w:val="000000"/>
     </w:rPr>
   </w:style>
   <w:style w:type="character" w:customStyle="1" w:styleId="VariableTok">
@@ -37215,7 +37523,7 @@
     <w:basedOn w:val="VerbatimChar"/>
     <w:rPr>
       <w:rFonts w:ascii="Times New Roman" w:hAnsi="Times New Roman" w:eastAsia="FangSong" w:cs="Times New Roman"/>
-      <w:color w:val="19177c"/>
+      <w:color w:val="000000"/>
     </w:rPr>
   </w:style>
   <w:style w:type="character" w:customStyle="1" w:styleId="ControlFlowTok">
@@ -37224,7 +37532,7 @@
     <w:rPr>
       <w:rFonts w:ascii="Times New Roman" w:hAnsi="Times New Roman" w:eastAsia="FangSong" w:cs="Times New Roman"/>
       <w:b/>
-      <w:color w:val="007020"/>
+      <w:color w:val="000000"/>
     </w:rPr>
   </w:style>
   <w:style w:type="character" w:customStyle="1" w:styleId="OperatorTok">
@@ -37232,7 +37540,7 @@
     <w:basedOn w:val="VerbatimChar"/>
     <w:rPr>
       <w:rFonts w:ascii="Times New Roman" w:hAnsi="Times New Roman" w:eastAsia="FangSong" w:cs="Times New Roman"/>
-      <w:color w:val="666666"/>
+      <w:color w:val="000000"/>
     </w:rPr>
   </w:style>
   <w:style w:type="character" w:customStyle="1" w:styleId="BuiltInTok">
@@ -37240,7 +37548,7 @@
     <w:basedOn w:val="VerbatimChar"/>
     <w:rPr>
       <w:rFonts w:ascii="Times New Roman" w:hAnsi="Times New Roman" w:eastAsia="FangSong" w:cs="Times New Roman"/>
-      <w:color w:val="008000"/>
+      <w:color w:val="000000"/>
     </w:rPr>
   </w:style>
   <w:style w:type="character" w:customStyle="1" w:styleId="ExtensionTok">
@@ -37255,7 +37563,7 @@
     <w:basedOn w:val="VerbatimChar"/>
     <w:rPr>
       <w:rFonts w:ascii="Times New Roman" w:hAnsi="Times New Roman" w:eastAsia="FangSong" w:cs="Times New Roman"/>
-      <w:color w:val="bc7a00"/>
+      <w:color w:val="000000"/>
     </w:rPr>
   </w:style>
   <w:style w:type="character" w:customStyle="1" w:styleId="AttributeTok">
@@ -37263,7 +37571,7 @@
     <w:basedOn w:val="VerbatimChar"/>
     <w:rPr>
       <w:rFonts w:ascii="Times New Roman" w:hAnsi="Times New Roman" w:eastAsia="FangSong" w:cs="Times New Roman"/>
-      <w:color w:val="7d9029"/>
+      <w:color w:val="000000"/>
     </w:rPr>
   </w:style>
   <w:style w:type="character" w:customStyle="1" w:styleId="RegionMarkerTok">
@@ -37280,7 +37588,7 @@
       <w:rFonts w:ascii="Times New Roman" w:hAnsi="Times New Roman" w:eastAsia="FangSong" w:cs="Times New Roman"/>
       <w:b/>
       <w:i/>
-      <w:color w:val="60a0b0"/>
+      <w:color w:val="000000"/>
     </w:rPr>
   </w:style>
   <w:style w:type="character" w:customStyle="1" w:styleId="WarningTok">
@@ -37290,7 +37598,7 @@
       <w:rFonts w:ascii="Times New Roman" w:hAnsi="Times New Roman" w:eastAsia="FangSong" w:cs="Times New Roman"/>
       <w:b/>
       <w:i/>
-      <w:color w:val="60a0b0"/>
+      <w:color w:val="000000"/>
     </w:rPr>
   </w:style>
   <w:style w:type="character" w:customStyle="1" w:styleId="AlertTok">
@@ -37299,7 +37607,7 @@
     <w:rPr>
       <w:rFonts w:ascii="Times New Roman" w:hAnsi="Times New Roman" w:eastAsia="FangSong" w:cs="Times New Roman"/>
       <w:b/>
-      <w:color w:val="ff0000"/>
+      <w:color w:val="000000"/>
     </w:rPr>
   </w:style>
   <w:style w:type="character" w:customStyle="1" w:styleId="ErrorTok">
@@ -37308,7 +37616,7 @@
     <w:rPr>
       <w:rFonts w:ascii="Times New Roman" w:hAnsi="Times New Roman" w:eastAsia="FangSong" w:cs="Times New Roman"/>
       <w:b/>
-      <w:color w:val="ff0000"/>
+      <w:color w:val="000000"/>
     </w:rPr>
   </w:style>
   <w:style w:type="character" w:customStyle="1" w:styleId="NormalTok">
